--- a/Docs/Documentacao/Estagio II/Documentacao_II.docx
+++ b/Docs/Documentacao/Estagio II/Documentacao_II.docx
@@ -922,8 +922,10 @@
         <w:ind w:left="383" w:right="742" w:firstLine="0"/>
         <w:jc w:val="center"/>
         <w:rPr>
+          <w:rFonts w:hint="default"/>
           <w:b/>
           <w:sz w:val="28"/>
+          <w:lang w:val="pt-BR"/>
         </w:rPr>
       </w:pPr>
       <w:r>
@@ -961,6 +963,16 @@
           <w:b/>
           <w:spacing w:val="-10"/>
           <w:sz w:val="28"/>
+        </w:rPr>
+        <w:t>I</w:t>
+      </w:r>
+      <w:r>
+        <w:rPr>
+          <w:rFonts w:hint="default"/>
+          <w:b/>
+          <w:spacing w:val="-10"/>
+          <w:sz w:val="28"/>
+          <w:lang w:val="pt-BR"/>
         </w:rPr>
         <w:t>I</w:t>
       </w:r>
@@ -4798,9 +4810,9 @@
         <w:ind w:left="1195" w:right="0" w:hanging="574"/>
         <w:jc w:val="left"/>
       </w:pPr>
-      <w:bookmarkStart w:id="2" w:name="_bookmark1"/>
+      <w:bookmarkStart w:id="2" w:name="1.1Identificação do Primeiro acadêmico"/>
       <w:bookmarkEnd w:id="2"/>
-      <w:bookmarkStart w:id="3" w:name="1.1Identificação do Primeiro acadêmico"/>
+      <w:bookmarkStart w:id="3" w:name="_bookmark1"/>
       <w:bookmarkEnd w:id="3"/>
       <w:r>
         <w:t>Identificação</w:t>
@@ -5867,9 +5879,9 @@
         <w:ind w:left="1195" w:right="0" w:hanging="574"/>
         <w:jc w:val="left"/>
       </w:pPr>
-      <w:bookmarkStart w:id="6" w:name="1.3Identificação da Empresa"/>
+      <w:bookmarkStart w:id="6" w:name="_bookmark3"/>
       <w:bookmarkEnd w:id="6"/>
-      <w:bookmarkStart w:id="7" w:name="_bookmark3"/>
+      <w:bookmarkStart w:id="7" w:name="1.3Identificação da Empresa"/>
       <w:bookmarkEnd w:id="7"/>
       <w:r>
         <w:t>Identificação</w:t>
@@ -8120,9 +8132,9 @@
         <w:ind w:left="1195" w:right="0" w:hanging="574"/>
         <w:jc w:val="left"/>
       </w:pPr>
-      <w:bookmarkStart w:id="14" w:name="2.2Requisitos Funcionais  "/>
+      <w:bookmarkStart w:id="14" w:name="_bookmark7"/>
       <w:bookmarkEnd w:id="14"/>
-      <w:bookmarkStart w:id="15" w:name="_bookmark7"/>
+      <w:bookmarkStart w:id="15" w:name="2.2Requisitos Funcionais  "/>
       <w:bookmarkEnd w:id="15"/>
       <w:r>
         <w:t>Requisitos</w:t>
@@ -12317,9 +12329,9 @@
           <w:rFonts w:ascii="Arial"/>
         </w:rPr>
       </w:pPr>
-      <w:bookmarkStart w:id="24" w:name="2.3.4Requisitos Adiados"/>
+      <w:bookmarkStart w:id="24" w:name="_bookmark12"/>
       <w:bookmarkEnd w:id="24"/>
-      <w:bookmarkStart w:id="25" w:name="_bookmark12"/>
+      <w:bookmarkStart w:id="25" w:name="2.3.4Requisitos Adiados"/>
       <w:bookmarkEnd w:id="25"/>
       <w:r>
         <w:rPr>
@@ -12417,6 +12429,12 @@
             <w:insideH w:val="single" w:color="auto" w:sz="4" w:space="0"/>
             <w:insideV w:val="single" w:color="auto" w:sz="4" w:space="0"/>
           </w:tblBorders>
+          <w:tblCellMar>
+            <w:top w:w="0" w:type="dxa"/>
+            <w:left w:w="108" w:type="dxa"/>
+            <w:bottom w:w="0" w:type="dxa"/>
+            <w:right w:w="108" w:type="dxa"/>
+          </w:tblCellMar>
         </w:tblPrEx>
         <w:tc>
           <w:tcPr>
@@ -12653,9 +12671,9 @@
           <w:cols w:space="720" w:num="1"/>
         </w:sectPr>
       </w:pPr>
-      <w:bookmarkStart w:id="26" w:name="_bookmark13"/>
+      <w:bookmarkStart w:id="26" w:name="3PLANEJAMENTO E ESTIMATIVA"/>
       <w:bookmarkEnd w:id="26"/>
-      <w:bookmarkStart w:id="27" w:name="3PLANEJAMENTO E ESTIMATIVA"/>
+      <w:bookmarkStart w:id="27" w:name="_bookmark13"/>
       <w:bookmarkEnd w:id="27"/>
       <w:r>
         <w:t>PLANEJAMENTO</w:t>
@@ -20010,6 +20028,12 @@
             <w:insideH w:val="single" w:color="000000" w:sz="4" w:space="0"/>
             <w:insideV w:val="single" w:color="000000" w:sz="4" w:space="0"/>
           </w:tblBorders>
+          <w:tblCellMar>
+            <w:top w:w="0" w:type="dxa"/>
+            <w:left w:w="0" w:type="dxa"/>
+            <w:bottom w:w="0" w:type="dxa"/>
+            <w:right w:w="0" w:type="dxa"/>
+          </w:tblCellMar>
         </w:tblPrEx>
         <w:trPr>
           <w:trHeight w:val="321" w:hRule="atLeast"/>
@@ -26216,9 +26240,9 @@
           <w:sz w:val="26"/>
         </w:rPr>
       </w:pPr>
-      <w:bookmarkStart w:id="58" w:name="6.2.8Registrar ordem de entrega"/>
+      <w:bookmarkStart w:id="58" w:name="_bookmark29"/>
       <w:bookmarkEnd w:id="58"/>
-      <w:bookmarkStart w:id="59" w:name="_bookmark29"/>
+      <w:bookmarkStart w:id="59" w:name="6.2.8Registrar ordem de entrega"/>
       <w:bookmarkEnd w:id="59"/>
       <w:r>
         <w:rPr>
@@ -29749,7 +29773,7 @@
           <w:b/>
           <w:sz w:val="26"/>
         </w:rPr>
-        <w:t>Registrar Abastecimento Veículo</w:t>
+        <w:t>Registrar Abastecimento</w:t>
       </w:r>
     </w:p>
     <w:p>
@@ -32803,6 +32827,5332 @@
         <w:rPr>
           <w:sz w:val="24"/>
         </w:rPr>
+      </w:pPr>
+    </w:p>
+    <w:p>
+      <w:pPr>
+        <w:pStyle w:val="18"/>
+        <w:spacing w:after="0" w:line="240" w:lineRule="auto"/>
+        <w:jc w:val="left"/>
+        <w:rPr>
+          <w:sz w:val="24"/>
+        </w:rPr>
+      </w:pPr>
+    </w:p>
+    <w:p>
+      <w:pPr>
+        <w:pStyle w:val="18"/>
+        <w:spacing w:after="0" w:line="240" w:lineRule="auto"/>
+        <w:jc w:val="left"/>
+        <w:rPr>
+          <w:sz w:val="24"/>
+        </w:rPr>
+      </w:pPr>
+    </w:p>
+    <w:p>
+      <w:pPr>
+        <w:pStyle w:val="18"/>
+        <w:spacing w:after="0" w:line="240" w:lineRule="auto"/>
+        <w:jc w:val="left"/>
+        <w:rPr>
+          <w:sz w:val="24"/>
+        </w:rPr>
+      </w:pPr>
+    </w:p>
+    <w:p>
+      <w:pPr>
+        <w:pStyle w:val="18"/>
+        <w:spacing w:after="0" w:line="240" w:lineRule="auto"/>
+        <w:jc w:val="left"/>
+        <w:rPr>
+          <w:sz w:val="24"/>
+        </w:rPr>
+      </w:pPr>
+    </w:p>
+    <w:p>
+      <w:pPr>
+        <w:pStyle w:val="18"/>
+        <w:spacing w:after="0" w:line="240" w:lineRule="auto"/>
+        <w:jc w:val="left"/>
+        <w:rPr>
+          <w:sz w:val="24"/>
+        </w:rPr>
+      </w:pPr>
+    </w:p>
+    <w:p>
+      <w:pPr>
+        <w:pStyle w:val="18"/>
+        <w:spacing w:after="0" w:line="240" w:lineRule="auto"/>
+        <w:jc w:val="left"/>
+        <w:rPr>
+          <w:sz w:val="24"/>
+        </w:rPr>
+      </w:pPr>
+    </w:p>
+    <w:p>
+      <w:pPr>
+        <w:pStyle w:val="18"/>
+        <w:spacing w:after="0" w:line="240" w:lineRule="auto"/>
+        <w:jc w:val="left"/>
+        <w:rPr>
+          <w:sz w:val="24"/>
+        </w:rPr>
+      </w:pPr>
+    </w:p>
+    <w:p>
+      <w:pPr>
+        <w:pStyle w:val="18"/>
+        <w:spacing w:after="0" w:line="240" w:lineRule="auto"/>
+        <w:jc w:val="left"/>
+        <w:rPr>
+          <w:sz w:val="24"/>
+        </w:rPr>
+      </w:pPr>
+    </w:p>
+    <w:p>
+      <w:pPr>
+        <w:pStyle w:val="18"/>
+        <w:spacing w:after="0" w:line="240" w:lineRule="auto"/>
+        <w:jc w:val="left"/>
+        <w:rPr>
+          <w:sz w:val="24"/>
+        </w:rPr>
+      </w:pPr>
+    </w:p>
+    <w:p>
+      <w:pPr>
+        <w:pStyle w:val="18"/>
+        <w:spacing w:after="0" w:line="240" w:lineRule="auto"/>
+        <w:jc w:val="left"/>
+        <w:rPr>
+          <w:sz w:val="24"/>
+        </w:rPr>
+      </w:pPr>
+    </w:p>
+    <w:p>
+      <w:pPr>
+        <w:pStyle w:val="18"/>
+        <w:spacing w:after="0" w:line="240" w:lineRule="auto"/>
+        <w:jc w:val="left"/>
+        <w:rPr>
+          <w:sz w:val="24"/>
+        </w:rPr>
+      </w:pPr>
+    </w:p>
+    <w:p>
+      <w:pPr>
+        <w:pStyle w:val="18"/>
+        <w:spacing w:after="0" w:line="240" w:lineRule="auto"/>
+        <w:jc w:val="left"/>
+        <w:rPr>
+          <w:sz w:val="24"/>
+        </w:rPr>
+      </w:pPr>
+    </w:p>
+    <w:p>
+      <w:pPr>
+        <w:pStyle w:val="18"/>
+        <w:spacing w:after="0" w:line="240" w:lineRule="auto"/>
+        <w:jc w:val="left"/>
+        <w:rPr>
+          <w:sz w:val="24"/>
+        </w:rPr>
+      </w:pPr>
+    </w:p>
+    <w:p>
+      <w:pPr>
+        <w:numPr>
+          <w:ilvl w:val="2"/>
+          <w:numId w:val="7"/>
+        </w:numPr>
+        <w:bidi w:val="0"/>
+        <w:rPr>
+          <w:rFonts w:hint="default" w:ascii="Arial" w:hAnsi="Arial" w:cs="Arial"/>
+          <w:b/>
+          <w:bCs/>
+          <w:sz w:val="26"/>
+          <w:szCs w:val="26"/>
+        </w:rPr>
+      </w:pPr>
+      <w:r>
+        <w:rPr>
+          <w:rFonts w:hint="default" w:ascii="Arial" w:hAnsi="Arial" w:cs="Arial"/>
+          <w:b/>
+          <w:bCs/>
+          <w:sz w:val="26"/>
+          <w:szCs w:val="26"/>
+          <w:lang w:val="pt-BR"/>
+        </w:rPr>
+        <w:t>Consultar</w:t>
+      </w:r>
+      <w:r>
+        <w:rPr>
+          <w:rFonts w:hint="default" w:ascii="Arial" w:hAnsi="Arial" w:cs="Arial"/>
+          <w:b/>
+          <w:bCs/>
+          <w:sz w:val="26"/>
+          <w:szCs w:val="26"/>
+        </w:rPr>
+        <w:t xml:space="preserve"> </w:t>
+      </w:r>
+      <w:r>
+        <w:rPr>
+          <w:rFonts w:hint="default" w:ascii="Arial" w:hAnsi="Arial" w:cs="Arial"/>
+          <w:b/>
+          <w:bCs/>
+          <w:sz w:val="26"/>
+          <w:szCs w:val="26"/>
+          <w:lang w:val="pt-BR"/>
+        </w:rPr>
+        <w:t>Provedor de Serviço</w:t>
+      </w:r>
+    </w:p>
+    <w:p>
+      <w:pPr>
+        <w:pStyle w:val="17"/>
+        <w:numPr>
+          <w:ilvl w:val="3"/>
+          <w:numId w:val="7"/>
+        </w:numPr>
+        <w:tabs>
+          <w:tab w:val="left" w:pos="1620"/>
+        </w:tabs>
+        <w:spacing w:before="84" w:after="0" w:line="240" w:lineRule="auto"/>
+        <w:ind w:left="1620" w:right="0" w:hanging="279"/>
+        <w:jc w:val="left"/>
+        <w:rPr>
+          <w:b/>
+          <w:sz w:val="26"/>
+        </w:rPr>
+      </w:pPr>
+      <w:r>
+        <w:rPr>
+          <w:b/>
+          <w:sz w:val="26"/>
+        </w:rPr>
+        <w:t>Descrição</w:t>
+      </w:r>
+      <w:r>
+        <w:rPr>
+          <w:b/>
+          <w:spacing w:val="-10"/>
+          <w:sz w:val="26"/>
+        </w:rPr>
+        <w:t xml:space="preserve"> </w:t>
+      </w:r>
+      <w:r>
+        <w:rPr>
+          <w:b/>
+          <w:spacing w:val="-2"/>
+          <w:sz w:val="26"/>
+        </w:rPr>
+        <w:t>Resumida</w:t>
+      </w:r>
+    </w:p>
+    <w:p>
+      <w:pPr>
+        <w:pStyle w:val="11"/>
+        <w:ind w:left="1689" w:right="1023"/>
+        <w:rPr>
+          <w:rFonts w:hint="default"/>
+          <w:lang w:val="pt-BR"/>
+        </w:rPr>
+      </w:pPr>
+      <w:r>
+        <w:t>O</w:t>
+      </w:r>
+      <w:r>
+        <w:rPr>
+          <w:spacing w:val="-5"/>
+        </w:rPr>
+        <w:t xml:space="preserve"> </w:t>
+      </w:r>
+      <w:r>
+        <w:t>usuário</w:t>
+      </w:r>
+      <w:r>
+        <w:rPr>
+          <w:spacing w:val="-4"/>
+        </w:rPr>
+        <w:t xml:space="preserve"> </w:t>
+      </w:r>
+      <w:r>
+        <w:rPr>
+          <w:rFonts w:hint="default"/>
+          <w:lang w:val="pt-BR"/>
+        </w:rPr>
+        <w:t>visualiza os provedores cadastrados no sistema.</w:t>
+      </w:r>
+    </w:p>
+    <w:p>
+      <w:pPr>
+        <w:pStyle w:val="11"/>
+        <w:spacing w:before="25"/>
+      </w:pPr>
+    </w:p>
+    <w:p>
+      <w:pPr>
+        <w:pStyle w:val="17"/>
+        <w:numPr>
+          <w:ilvl w:val="3"/>
+          <w:numId w:val="7"/>
+        </w:numPr>
+        <w:tabs>
+          <w:tab w:val="left" w:pos="1687"/>
+        </w:tabs>
+        <w:spacing w:before="0" w:after="0" w:line="240" w:lineRule="auto"/>
+        <w:ind w:left="1687" w:right="0" w:hanging="293"/>
+        <w:jc w:val="left"/>
+        <w:rPr>
+          <w:b/>
+          <w:sz w:val="26"/>
+        </w:rPr>
+      </w:pPr>
+      <w:r>
+        <w:rPr>
+          <w:b/>
+          <w:sz w:val="26"/>
+        </w:rPr>
+        <w:t>Realização</w:t>
+      </w:r>
+      <w:r>
+        <w:rPr>
+          <w:b/>
+          <w:spacing w:val="-7"/>
+          <w:sz w:val="26"/>
+        </w:rPr>
+        <w:t xml:space="preserve"> </w:t>
+      </w:r>
+      <w:r>
+        <w:rPr>
+          <w:b/>
+          <w:sz w:val="26"/>
+        </w:rPr>
+        <w:t>do</w:t>
+      </w:r>
+      <w:r>
+        <w:rPr>
+          <w:b/>
+          <w:spacing w:val="-4"/>
+          <w:sz w:val="26"/>
+        </w:rPr>
+        <w:t xml:space="preserve"> </w:t>
+      </w:r>
+      <w:r>
+        <w:rPr>
+          <w:b/>
+          <w:sz w:val="26"/>
+        </w:rPr>
+        <w:t>Caso</w:t>
+      </w:r>
+      <w:r>
+        <w:rPr>
+          <w:b/>
+          <w:spacing w:val="-4"/>
+          <w:sz w:val="26"/>
+        </w:rPr>
+        <w:t xml:space="preserve"> </w:t>
+      </w:r>
+      <w:r>
+        <w:rPr>
+          <w:b/>
+          <w:sz w:val="26"/>
+        </w:rPr>
+        <w:t>de</w:t>
+      </w:r>
+      <w:r>
+        <w:rPr>
+          <w:b/>
+          <w:spacing w:val="-5"/>
+          <w:sz w:val="26"/>
+        </w:rPr>
+        <w:t xml:space="preserve"> Uso</w:t>
+      </w:r>
+    </w:p>
+    <w:p>
+      <w:pPr>
+        <w:pStyle w:val="11"/>
+        <w:spacing w:before="68"/>
+        <w:rPr>
+          <w:b/>
+          <w:sz w:val="20"/>
+        </w:rPr>
+      </w:pPr>
+    </w:p>
+    <w:tbl>
+      <w:tblPr>
+        <w:tblStyle w:val="9"/>
+        <w:tblW w:w="0" w:type="auto"/>
+        <w:tblInd w:w="513" w:type="dxa"/>
+        <w:tblBorders>
+          <w:top w:val="single" w:color="000000" w:sz="4" w:space="0"/>
+          <w:left w:val="single" w:color="000000" w:sz="4" w:space="0"/>
+          <w:bottom w:val="single" w:color="000000" w:sz="4" w:space="0"/>
+          <w:right w:val="single" w:color="000000" w:sz="4" w:space="0"/>
+          <w:insideH w:val="single" w:color="000000" w:sz="4" w:space="0"/>
+          <w:insideV w:val="single" w:color="000000" w:sz="4" w:space="0"/>
+        </w:tblBorders>
+        <w:tblLayout w:type="fixed"/>
+        <w:tblCellMar>
+          <w:top w:w="0" w:type="dxa"/>
+          <w:left w:w="0" w:type="dxa"/>
+          <w:bottom w:w="0" w:type="dxa"/>
+          <w:right w:w="0" w:type="dxa"/>
+        </w:tblCellMar>
+      </w:tblPr>
+      <w:tblGrid>
+        <w:gridCol w:w="4489"/>
+        <w:gridCol w:w="4485"/>
+      </w:tblGrid>
+      <w:tr>
+        <w:tblPrEx>
+          <w:tblBorders>
+            <w:top w:val="single" w:color="000000" w:sz="4" w:space="0"/>
+            <w:left w:val="single" w:color="000000" w:sz="4" w:space="0"/>
+            <w:bottom w:val="single" w:color="000000" w:sz="4" w:space="0"/>
+            <w:right w:val="single" w:color="000000" w:sz="4" w:space="0"/>
+            <w:insideH w:val="single" w:color="000000" w:sz="4" w:space="0"/>
+            <w:insideV w:val="single" w:color="000000" w:sz="4" w:space="0"/>
+          </w:tblBorders>
+          <w:tblCellMar>
+            <w:top w:w="0" w:type="dxa"/>
+            <w:left w:w="0" w:type="dxa"/>
+            <w:bottom w:w="0" w:type="dxa"/>
+            <w:right w:w="0" w:type="dxa"/>
+          </w:tblCellMar>
+        </w:tblPrEx>
+        <w:trPr>
+          <w:trHeight w:val="321" w:hRule="atLeast"/>
+        </w:trPr>
+        <w:tc>
+          <w:tcPr>
+            <w:tcW w:w="4489" w:type="dxa"/>
+          </w:tcPr>
+          <w:p>
+            <w:pPr>
+              <w:pStyle w:val="18"/>
+              <w:rPr>
+                <w:rFonts w:hint="default"/>
+                <w:sz w:val="24"/>
+                <w:lang w:val="pt-BR"/>
+              </w:rPr>
+            </w:pPr>
+            <w:r>
+              <w:rPr>
+                <w:sz w:val="24"/>
+              </w:rPr>
+              <w:t>Nome:</w:t>
+            </w:r>
+            <w:r>
+              <w:rPr>
+                <w:spacing w:val="-3"/>
+                <w:sz w:val="24"/>
+              </w:rPr>
+              <w:t xml:space="preserve"> </w:t>
+            </w:r>
+            <w:r>
+              <w:rPr>
+                <w:rFonts w:hint="default"/>
+                <w:sz w:val="24"/>
+                <w:lang w:val="pt-BR"/>
+              </w:rPr>
+              <w:t>Consultar</w:t>
+            </w:r>
+            <w:r>
+              <w:rPr>
+                <w:spacing w:val="-3"/>
+                <w:sz w:val="24"/>
+              </w:rPr>
+              <w:t xml:space="preserve"> </w:t>
+            </w:r>
+            <w:r>
+              <w:rPr>
+                <w:rFonts w:hint="default"/>
+                <w:sz w:val="24"/>
+                <w:lang w:val="pt-BR"/>
+              </w:rPr>
+              <w:t>Provedor de Serviço</w:t>
+            </w:r>
+          </w:p>
+        </w:tc>
+        <w:tc>
+          <w:tcPr>
+            <w:tcW w:w="4485" w:type="dxa"/>
+          </w:tcPr>
+          <w:p>
+            <w:pPr>
+              <w:pStyle w:val="18"/>
+              <w:spacing w:line="302" w:lineRule="exact"/>
+              <w:ind w:left="107"/>
+              <w:rPr>
+                <w:sz w:val="24"/>
+              </w:rPr>
+            </w:pPr>
+            <w:r>
+              <w:rPr>
+                <w:b/>
+                <w:sz w:val="28"/>
+              </w:rPr>
+              <w:t>Frequência:</w:t>
+            </w:r>
+            <w:r>
+              <w:rPr>
+                <w:b/>
+                <w:spacing w:val="-7"/>
+                <w:sz w:val="28"/>
+              </w:rPr>
+              <w:t xml:space="preserve"> </w:t>
+            </w:r>
+            <w:r>
+              <w:rPr>
+                <w:sz w:val="24"/>
+              </w:rPr>
+              <w:t>Conforme</w:t>
+            </w:r>
+            <w:r>
+              <w:rPr>
+                <w:spacing w:val="-6"/>
+                <w:sz w:val="24"/>
+              </w:rPr>
+              <w:t xml:space="preserve"> </w:t>
+            </w:r>
+            <w:r>
+              <w:rPr>
+                <w:spacing w:val="-2"/>
+                <w:sz w:val="24"/>
+              </w:rPr>
+              <w:t>necessidade</w:t>
+            </w:r>
+          </w:p>
+        </w:tc>
+      </w:tr>
+      <w:tr>
+        <w:tblPrEx>
+          <w:tblBorders>
+            <w:top w:val="single" w:color="000000" w:sz="4" w:space="0"/>
+            <w:left w:val="single" w:color="000000" w:sz="4" w:space="0"/>
+            <w:bottom w:val="single" w:color="000000" w:sz="4" w:space="0"/>
+            <w:right w:val="single" w:color="000000" w:sz="4" w:space="0"/>
+            <w:insideH w:val="single" w:color="000000" w:sz="4" w:space="0"/>
+            <w:insideV w:val="single" w:color="000000" w:sz="4" w:space="0"/>
+          </w:tblBorders>
+          <w:tblCellMar>
+            <w:top w:w="0" w:type="dxa"/>
+            <w:left w:w="0" w:type="dxa"/>
+            <w:bottom w:w="0" w:type="dxa"/>
+            <w:right w:w="0" w:type="dxa"/>
+          </w:tblCellMar>
+        </w:tblPrEx>
+        <w:trPr>
+          <w:trHeight w:val="1426" w:hRule="atLeast"/>
+        </w:trPr>
+        <w:tc>
+          <w:tcPr>
+            <w:tcW w:w="4489" w:type="dxa"/>
+          </w:tcPr>
+          <w:p>
+            <w:pPr>
+              <w:pStyle w:val="18"/>
+              <w:numPr>
+                <w:ilvl w:val="0"/>
+                <w:numId w:val="46"/>
+              </w:numPr>
+              <w:tabs>
+                <w:tab w:val="left" w:pos="828"/>
+              </w:tabs>
+              <w:spacing w:before="0" w:after="0" w:line="240" w:lineRule="auto"/>
+              <w:ind w:left="828" w:right="345" w:hanging="360"/>
+              <w:jc w:val="left"/>
+              <w:rPr>
+                <w:sz w:val="24"/>
+              </w:rPr>
+            </w:pPr>
+            <w:r>
+              <w:rPr>
+                <w:b/>
+                <w:sz w:val="24"/>
+              </w:rPr>
+              <w:t xml:space="preserve">Regra de negócio: </w:t>
+            </w:r>
+            <w:r>
+              <w:rPr>
+                <w:rFonts w:hint="default"/>
+                <w:sz w:val="24"/>
+                <w:lang w:val="pt-BR"/>
+              </w:rPr>
+              <w:t xml:space="preserve">O usuário pode consultar os provedores cadastrados </w:t>
+            </w:r>
+          </w:p>
+        </w:tc>
+        <w:tc>
+          <w:tcPr>
+            <w:tcW w:w="4485" w:type="dxa"/>
+          </w:tcPr>
+          <w:p>
+            <w:pPr>
+              <w:pStyle w:val="18"/>
+              <w:numPr>
+                <w:ilvl w:val="0"/>
+                <w:numId w:val="47"/>
+              </w:numPr>
+              <w:tabs>
+                <w:tab w:val="left" w:pos="827"/>
+              </w:tabs>
+              <w:spacing w:before="0" w:after="0" w:line="240" w:lineRule="auto"/>
+              <w:ind w:left="827" w:right="119" w:hanging="360"/>
+              <w:jc w:val="left"/>
+              <w:rPr>
+                <w:sz w:val="24"/>
+              </w:rPr>
+            </w:pPr>
+            <w:r>
+              <w:rPr>
+                <w:b/>
+                <w:sz w:val="24"/>
+              </w:rPr>
+              <w:t xml:space="preserve">Exceções: </w:t>
+            </w:r>
+            <w:r>
+              <w:rPr>
+                <w:sz w:val="24"/>
+              </w:rPr>
+              <w:t>Se</w:t>
+            </w:r>
+            <w:r>
+              <w:rPr>
+                <w:rFonts w:hint="default"/>
+                <w:sz w:val="24"/>
+                <w:lang w:val="pt-BR"/>
+              </w:rPr>
+              <w:t xml:space="preserve"> não houver provedores cadastrados, o sistema exibe uma mensagem informando que não foram encontrados registros correspondentes.</w:t>
+            </w:r>
+          </w:p>
+          <w:p>
+            <w:pPr>
+              <w:pStyle w:val="18"/>
+              <w:numPr>
+                <w:ilvl w:val="0"/>
+                <w:numId w:val="0"/>
+              </w:numPr>
+              <w:tabs>
+                <w:tab w:val="left" w:pos="815"/>
+                <w:tab w:val="left" w:pos="827"/>
+              </w:tabs>
+              <w:spacing w:before="0" w:after="0" w:line="240" w:lineRule="auto"/>
+              <w:ind w:left="467" w:leftChars="0" w:right="220" w:rightChars="0"/>
+              <w:jc w:val="left"/>
+              <w:rPr>
+                <w:sz w:val="24"/>
+              </w:rPr>
+            </w:pPr>
+          </w:p>
+        </w:tc>
+      </w:tr>
+      <w:tr>
+        <w:tblPrEx>
+          <w:tblBorders>
+            <w:top w:val="single" w:color="000000" w:sz="4" w:space="0"/>
+            <w:left w:val="single" w:color="000000" w:sz="4" w:space="0"/>
+            <w:bottom w:val="single" w:color="000000" w:sz="4" w:space="0"/>
+            <w:right w:val="single" w:color="000000" w:sz="4" w:space="0"/>
+            <w:insideH w:val="single" w:color="000000" w:sz="4" w:space="0"/>
+            <w:insideV w:val="single" w:color="000000" w:sz="4" w:space="0"/>
+          </w:tblBorders>
+          <w:tblCellMar>
+            <w:top w:w="0" w:type="dxa"/>
+            <w:left w:w="0" w:type="dxa"/>
+            <w:bottom w:w="0" w:type="dxa"/>
+            <w:right w:w="0" w:type="dxa"/>
+          </w:tblCellMar>
+        </w:tblPrEx>
+        <w:trPr>
+          <w:trHeight w:val="300" w:hRule="atLeast"/>
+        </w:trPr>
+        <w:tc>
+          <w:tcPr>
+            <w:tcW w:w="4489" w:type="dxa"/>
+          </w:tcPr>
+          <w:p>
+            <w:pPr>
+              <w:pStyle w:val="18"/>
+              <w:rPr>
+                <w:b/>
+                <w:sz w:val="24"/>
+              </w:rPr>
+            </w:pPr>
+            <w:r>
+              <w:rPr>
+                <w:b/>
+                <w:sz w:val="24"/>
+              </w:rPr>
+              <w:t>Ação</w:t>
+            </w:r>
+            <w:r>
+              <w:rPr>
+                <w:b/>
+                <w:spacing w:val="-4"/>
+                <w:sz w:val="24"/>
+              </w:rPr>
+              <w:t xml:space="preserve"> </w:t>
+            </w:r>
+            <w:r>
+              <w:rPr>
+                <w:b/>
+                <w:sz w:val="24"/>
+              </w:rPr>
+              <w:t>do</w:t>
+            </w:r>
+            <w:r>
+              <w:rPr>
+                <w:b/>
+                <w:spacing w:val="-1"/>
+                <w:sz w:val="24"/>
+              </w:rPr>
+              <w:t xml:space="preserve"> </w:t>
+            </w:r>
+            <w:r>
+              <w:rPr>
+                <w:b/>
+                <w:spacing w:val="-4"/>
+                <w:sz w:val="24"/>
+              </w:rPr>
+              <w:t>ator</w:t>
+            </w:r>
+          </w:p>
+        </w:tc>
+        <w:tc>
+          <w:tcPr>
+            <w:tcW w:w="4485" w:type="dxa"/>
+          </w:tcPr>
+          <w:p>
+            <w:pPr>
+              <w:pStyle w:val="18"/>
+              <w:ind w:left="107"/>
+              <w:rPr>
+                <w:b/>
+                <w:sz w:val="24"/>
+              </w:rPr>
+            </w:pPr>
+            <w:r>
+              <w:rPr>
+                <w:b/>
+                <w:sz w:val="24"/>
+              </w:rPr>
+              <w:t>Resposta</w:t>
+            </w:r>
+            <w:r>
+              <w:rPr>
+                <w:b/>
+                <w:spacing w:val="-2"/>
+                <w:sz w:val="24"/>
+              </w:rPr>
+              <w:t xml:space="preserve"> </w:t>
+            </w:r>
+            <w:r>
+              <w:rPr>
+                <w:b/>
+                <w:sz w:val="24"/>
+              </w:rPr>
+              <w:t>do</w:t>
+            </w:r>
+            <w:r>
+              <w:rPr>
+                <w:b/>
+                <w:spacing w:val="-2"/>
+                <w:sz w:val="24"/>
+              </w:rPr>
+              <w:t xml:space="preserve"> sistema</w:t>
+            </w:r>
+          </w:p>
+        </w:tc>
+      </w:tr>
+      <w:tr>
+        <w:tblPrEx>
+          <w:tblBorders>
+            <w:top w:val="single" w:color="000000" w:sz="4" w:space="0"/>
+            <w:left w:val="single" w:color="000000" w:sz="4" w:space="0"/>
+            <w:bottom w:val="single" w:color="000000" w:sz="4" w:space="0"/>
+            <w:right w:val="single" w:color="000000" w:sz="4" w:space="0"/>
+            <w:insideH w:val="single" w:color="000000" w:sz="4" w:space="0"/>
+            <w:insideV w:val="single" w:color="000000" w:sz="4" w:space="0"/>
+          </w:tblBorders>
+          <w:tblCellMar>
+            <w:top w:w="0" w:type="dxa"/>
+            <w:left w:w="0" w:type="dxa"/>
+            <w:bottom w:w="0" w:type="dxa"/>
+            <w:right w:w="0" w:type="dxa"/>
+          </w:tblCellMar>
+        </w:tblPrEx>
+        <w:trPr>
+          <w:trHeight w:val="698" w:hRule="atLeast"/>
+        </w:trPr>
+        <w:tc>
+          <w:tcPr>
+            <w:tcW w:w="4489" w:type="dxa"/>
+          </w:tcPr>
+          <w:p>
+            <w:pPr>
+              <w:pStyle w:val="18"/>
+              <w:numPr>
+                <w:numId w:val="0"/>
+              </w:numPr>
+              <w:tabs>
+                <w:tab w:val="left" w:pos="815"/>
+                <w:tab w:val="left" w:pos="828"/>
+              </w:tabs>
+              <w:spacing w:before="0" w:after="0" w:line="240" w:lineRule="auto"/>
+              <w:ind w:left="468" w:leftChars="0" w:right="521" w:rightChars="0"/>
+              <w:jc w:val="left"/>
+              <w:rPr>
+                <w:sz w:val="24"/>
+              </w:rPr>
+            </w:pPr>
+            <w:r>
+              <w:rPr>
+                <w:rFonts w:hint="default"/>
+                <w:sz w:val="24"/>
+                <w:lang w:val="pt-BR"/>
+              </w:rPr>
+              <w:t xml:space="preserve">1 - </w:t>
+            </w:r>
+            <w:r>
+              <w:rPr>
+                <w:sz w:val="24"/>
+              </w:rPr>
+              <w:t>O</w:t>
+            </w:r>
+            <w:r>
+              <w:rPr>
+                <w:spacing w:val="-9"/>
+                <w:sz w:val="24"/>
+              </w:rPr>
+              <w:t xml:space="preserve"> </w:t>
+            </w:r>
+            <w:r>
+              <w:rPr>
+                <w:sz w:val="24"/>
+              </w:rPr>
+              <w:t>usuário</w:t>
+            </w:r>
+            <w:r>
+              <w:rPr>
+                <w:spacing w:val="-8"/>
+                <w:sz w:val="24"/>
+              </w:rPr>
+              <w:t xml:space="preserve"> </w:t>
+            </w:r>
+            <w:r>
+              <w:rPr>
+                <w:sz w:val="24"/>
+              </w:rPr>
+              <w:t>acessa</w:t>
+            </w:r>
+            <w:r>
+              <w:rPr>
+                <w:spacing w:val="-9"/>
+                <w:sz w:val="24"/>
+              </w:rPr>
+              <w:t xml:space="preserve"> </w:t>
+            </w:r>
+            <w:r>
+              <w:rPr>
+                <w:sz w:val="24"/>
+              </w:rPr>
+              <w:t>a</w:t>
+            </w:r>
+            <w:r>
+              <w:rPr>
+                <w:spacing w:val="-7"/>
+                <w:sz w:val="24"/>
+              </w:rPr>
+              <w:t xml:space="preserve"> </w:t>
+            </w:r>
+            <w:r>
+              <w:rPr>
+                <w:sz w:val="24"/>
+              </w:rPr>
+              <w:t>interface</w:t>
+            </w:r>
+            <w:r>
+              <w:rPr>
+                <w:spacing w:val="-9"/>
+                <w:sz w:val="24"/>
+              </w:rPr>
+              <w:t xml:space="preserve"> </w:t>
+            </w:r>
+            <w:r>
+              <w:rPr>
+                <w:sz w:val="24"/>
+              </w:rPr>
+              <w:t>de</w:t>
+            </w:r>
+            <w:r>
+              <w:rPr>
+                <w:rFonts w:hint="default"/>
+                <w:sz w:val="24"/>
+                <w:lang w:val="pt-BR"/>
+              </w:rPr>
+              <w:t xml:space="preserve"> consulta de provedores de serviço</w:t>
+            </w:r>
+            <w:r>
+              <w:rPr>
+                <w:sz w:val="24"/>
+              </w:rPr>
+              <w:t xml:space="preserve"> </w:t>
+            </w:r>
+          </w:p>
+        </w:tc>
+        <w:tc>
+          <w:tcPr>
+            <w:tcW w:w="4485" w:type="dxa"/>
+          </w:tcPr>
+          <w:p>
+            <w:pPr>
+              <w:pStyle w:val="18"/>
+              <w:numPr>
+                <w:ilvl w:val="0"/>
+                <w:numId w:val="49"/>
+              </w:numPr>
+              <w:tabs>
+                <w:tab w:val="left" w:pos="815"/>
+                <w:tab w:val="left" w:pos="827"/>
+              </w:tabs>
+              <w:spacing w:before="0" w:after="0" w:line="240" w:lineRule="auto"/>
+              <w:ind w:left="827" w:right="279" w:hanging="360"/>
+              <w:jc w:val="left"/>
+              <w:rPr>
+                <w:sz w:val="24"/>
+              </w:rPr>
+            </w:pPr>
+            <w:r>
+              <w:rPr>
+                <w:sz w:val="24"/>
+              </w:rPr>
+              <w:t>O</w:t>
+            </w:r>
+            <w:r>
+              <w:rPr>
+                <w:spacing w:val="-9"/>
+                <w:sz w:val="24"/>
+              </w:rPr>
+              <w:t xml:space="preserve"> </w:t>
+            </w:r>
+            <w:r>
+              <w:rPr>
+                <w:sz w:val="24"/>
+              </w:rPr>
+              <w:t>sistema</w:t>
+            </w:r>
+            <w:r>
+              <w:rPr>
+                <w:spacing w:val="-9"/>
+                <w:sz w:val="24"/>
+              </w:rPr>
+              <w:t xml:space="preserve"> </w:t>
+            </w:r>
+            <w:r>
+              <w:rPr>
+                <w:rFonts w:hint="default"/>
+                <w:sz w:val="24"/>
+                <w:lang w:val="pt-BR"/>
+              </w:rPr>
+              <w:t>exibe a lista de provedores cadastrados.</w:t>
+            </w:r>
+          </w:p>
+        </w:tc>
+      </w:tr>
+    </w:tbl>
+    <w:p>
+      <w:pPr>
+        <w:pStyle w:val="18"/>
+        <w:spacing w:after="0" w:line="240" w:lineRule="auto"/>
+        <w:ind w:left="0" w:leftChars="0" w:firstLine="0" w:firstLineChars="0"/>
+        <w:jc w:val="left"/>
+        <w:rPr>
+          <w:sz w:val="24"/>
+        </w:rPr>
+      </w:pPr>
+    </w:p>
+    <w:p>
+      <w:pPr>
+        <w:numPr>
+          <w:ilvl w:val="2"/>
+          <w:numId w:val="7"/>
+        </w:numPr>
+        <w:bidi w:val="0"/>
+        <w:rPr>
+          <w:rFonts w:hint="default" w:ascii="Arial" w:hAnsi="Arial" w:cs="Arial"/>
+          <w:b/>
+          <w:bCs/>
+          <w:sz w:val="26"/>
+          <w:szCs w:val="26"/>
+        </w:rPr>
+      </w:pPr>
+      <w:r>
+        <w:rPr>
+          <w:rFonts w:hint="default" w:ascii="Arial" w:hAnsi="Arial" w:cs="Arial"/>
+          <w:b/>
+          <w:bCs/>
+          <w:sz w:val="26"/>
+          <w:szCs w:val="26"/>
+        </w:rPr>
+        <w:t xml:space="preserve">Registrar </w:t>
+      </w:r>
+      <w:r>
+        <w:rPr>
+          <w:rFonts w:hint="default" w:ascii="Arial" w:hAnsi="Arial" w:cs="Arial"/>
+          <w:b/>
+          <w:bCs/>
+          <w:sz w:val="26"/>
+          <w:szCs w:val="26"/>
+          <w:lang w:val="pt-BR"/>
+        </w:rPr>
+        <w:t>Manutenção</w:t>
+      </w:r>
+    </w:p>
+    <w:p>
+      <w:pPr>
+        <w:pStyle w:val="17"/>
+        <w:numPr>
+          <w:ilvl w:val="3"/>
+          <w:numId w:val="7"/>
+        </w:numPr>
+        <w:tabs>
+          <w:tab w:val="left" w:pos="1620"/>
+        </w:tabs>
+        <w:spacing w:before="84" w:after="0" w:line="240" w:lineRule="auto"/>
+        <w:ind w:left="1620" w:right="0" w:hanging="279"/>
+        <w:jc w:val="left"/>
+        <w:rPr>
+          <w:b/>
+          <w:sz w:val="26"/>
+        </w:rPr>
+      </w:pPr>
+      <w:r>
+        <w:rPr>
+          <w:b/>
+          <w:sz w:val="26"/>
+        </w:rPr>
+        <w:t>Descrição</w:t>
+      </w:r>
+      <w:r>
+        <w:rPr>
+          <w:b/>
+          <w:spacing w:val="-10"/>
+          <w:sz w:val="26"/>
+        </w:rPr>
+        <w:t xml:space="preserve"> </w:t>
+      </w:r>
+      <w:r>
+        <w:rPr>
+          <w:b/>
+          <w:spacing w:val="-2"/>
+          <w:sz w:val="26"/>
+        </w:rPr>
+        <w:t>Resumida</w:t>
+      </w:r>
+    </w:p>
+    <w:p>
+      <w:pPr>
+        <w:pStyle w:val="11"/>
+        <w:ind w:left="1689" w:right="1023"/>
+        <w:rPr>
+          <w:rFonts w:hint="default"/>
+          <w:lang w:val="pt-BR"/>
+        </w:rPr>
+      </w:pPr>
+      <w:r>
+        <w:t>O</w:t>
+      </w:r>
+      <w:r>
+        <w:rPr>
+          <w:spacing w:val="-5"/>
+        </w:rPr>
+        <w:t xml:space="preserve"> </w:t>
+      </w:r>
+      <w:r>
+        <w:t>usuário</w:t>
+      </w:r>
+      <w:r>
+        <w:rPr>
+          <w:spacing w:val="-4"/>
+        </w:rPr>
+        <w:t xml:space="preserve"> </w:t>
+      </w:r>
+      <w:r>
+        <w:t>registra</w:t>
+      </w:r>
+      <w:r>
+        <w:rPr>
+          <w:rFonts w:hint="default"/>
+          <w:lang w:val="pt-BR"/>
+        </w:rPr>
+        <w:t xml:space="preserve"> informações sobre a manutenção de um veículo da frota.</w:t>
+      </w:r>
+    </w:p>
+    <w:p>
+      <w:pPr>
+        <w:pStyle w:val="11"/>
+        <w:spacing w:before="25"/>
+      </w:pPr>
+    </w:p>
+    <w:p>
+      <w:pPr>
+        <w:pStyle w:val="17"/>
+        <w:numPr>
+          <w:ilvl w:val="3"/>
+          <w:numId w:val="7"/>
+        </w:numPr>
+        <w:tabs>
+          <w:tab w:val="left" w:pos="1687"/>
+        </w:tabs>
+        <w:spacing w:before="0" w:after="0" w:line="240" w:lineRule="auto"/>
+        <w:ind w:left="1687" w:right="0" w:hanging="293"/>
+        <w:jc w:val="left"/>
+        <w:rPr>
+          <w:b/>
+          <w:sz w:val="26"/>
+        </w:rPr>
+      </w:pPr>
+      <w:r>
+        <w:rPr>
+          <w:b/>
+          <w:sz w:val="26"/>
+        </w:rPr>
+        <w:t>Realização</w:t>
+      </w:r>
+      <w:r>
+        <w:rPr>
+          <w:b/>
+          <w:spacing w:val="-7"/>
+          <w:sz w:val="26"/>
+        </w:rPr>
+        <w:t xml:space="preserve"> </w:t>
+      </w:r>
+      <w:r>
+        <w:rPr>
+          <w:b/>
+          <w:sz w:val="26"/>
+        </w:rPr>
+        <w:t>do</w:t>
+      </w:r>
+      <w:r>
+        <w:rPr>
+          <w:b/>
+          <w:spacing w:val="-4"/>
+          <w:sz w:val="26"/>
+        </w:rPr>
+        <w:t xml:space="preserve"> </w:t>
+      </w:r>
+      <w:r>
+        <w:rPr>
+          <w:b/>
+          <w:sz w:val="26"/>
+        </w:rPr>
+        <w:t>Caso</w:t>
+      </w:r>
+      <w:r>
+        <w:rPr>
+          <w:b/>
+          <w:spacing w:val="-4"/>
+          <w:sz w:val="26"/>
+        </w:rPr>
+        <w:t xml:space="preserve"> </w:t>
+      </w:r>
+      <w:r>
+        <w:rPr>
+          <w:b/>
+          <w:sz w:val="26"/>
+        </w:rPr>
+        <w:t>de</w:t>
+      </w:r>
+      <w:r>
+        <w:rPr>
+          <w:b/>
+          <w:spacing w:val="-5"/>
+          <w:sz w:val="26"/>
+        </w:rPr>
+        <w:t xml:space="preserve"> Uso</w:t>
+      </w:r>
+    </w:p>
+    <w:p>
+      <w:pPr>
+        <w:pStyle w:val="11"/>
+        <w:spacing w:before="68"/>
+        <w:rPr>
+          <w:b/>
+          <w:sz w:val="20"/>
+        </w:rPr>
+      </w:pPr>
+    </w:p>
+    <w:tbl>
+      <w:tblPr>
+        <w:tblStyle w:val="9"/>
+        <w:tblW w:w="0" w:type="auto"/>
+        <w:tblInd w:w="513" w:type="dxa"/>
+        <w:tblBorders>
+          <w:top w:val="single" w:color="000000" w:sz="4" w:space="0"/>
+          <w:left w:val="single" w:color="000000" w:sz="4" w:space="0"/>
+          <w:bottom w:val="single" w:color="000000" w:sz="4" w:space="0"/>
+          <w:right w:val="single" w:color="000000" w:sz="4" w:space="0"/>
+          <w:insideH w:val="single" w:color="000000" w:sz="4" w:space="0"/>
+          <w:insideV w:val="single" w:color="000000" w:sz="4" w:space="0"/>
+        </w:tblBorders>
+        <w:tblLayout w:type="fixed"/>
+        <w:tblCellMar>
+          <w:top w:w="0" w:type="dxa"/>
+          <w:left w:w="0" w:type="dxa"/>
+          <w:bottom w:w="0" w:type="dxa"/>
+          <w:right w:w="0" w:type="dxa"/>
+        </w:tblCellMar>
+      </w:tblPr>
+      <w:tblGrid>
+        <w:gridCol w:w="4489"/>
+        <w:gridCol w:w="4485"/>
+      </w:tblGrid>
+      <w:tr>
+        <w:tblPrEx>
+          <w:tblBorders>
+            <w:top w:val="single" w:color="000000" w:sz="4" w:space="0"/>
+            <w:left w:val="single" w:color="000000" w:sz="4" w:space="0"/>
+            <w:bottom w:val="single" w:color="000000" w:sz="4" w:space="0"/>
+            <w:right w:val="single" w:color="000000" w:sz="4" w:space="0"/>
+            <w:insideH w:val="single" w:color="000000" w:sz="4" w:space="0"/>
+            <w:insideV w:val="single" w:color="000000" w:sz="4" w:space="0"/>
+          </w:tblBorders>
+          <w:tblCellMar>
+            <w:top w:w="0" w:type="dxa"/>
+            <w:left w:w="0" w:type="dxa"/>
+            <w:bottom w:w="0" w:type="dxa"/>
+            <w:right w:w="0" w:type="dxa"/>
+          </w:tblCellMar>
+        </w:tblPrEx>
+        <w:trPr>
+          <w:trHeight w:val="321" w:hRule="atLeast"/>
+        </w:trPr>
+        <w:tc>
+          <w:tcPr>
+            <w:tcW w:w="4489" w:type="dxa"/>
+          </w:tcPr>
+          <w:p>
+            <w:pPr>
+              <w:pStyle w:val="18"/>
+              <w:rPr>
+                <w:rFonts w:hint="default"/>
+                <w:sz w:val="24"/>
+                <w:lang w:val="pt-BR"/>
+              </w:rPr>
+            </w:pPr>
+            <w:r>
+              <w:rPr>
+                <w:sz w:val="24"/>
+              </w:rPr>
+              <w:t>Nome:</w:t>
+            </w:r>
+            <w:r>
+              <w:rPr>
+                <w:spacing w:val="-3"/>
+                <w:sz w:val="24"/>
+              </w:rPr>
+              <w:t xml:space="preserve"> </w:t>
+            </w:r>
+            <w:r>
+              <w:rPr>
+                <w:sz w:val="24"/>
+              </w:rPr>
+              <w:t>Registrar</w:t>
+            </w:r>
+            <w:r>
+              <w:rPr>
+                <w:spacing w:val="-3"/>
+                <w:sz w:val="24"/>
+              </w:rPr>
+              <w:t xml:space="preserve"> </w:t>
+            </w:r>
+            <w:r>
+              <w:rPr>
+                <w:rFonts w:hint="default"/>
+                <w:sz w:val="24"/>
+                <w:lang w:val="pt-BR"/>
+              </w:rPr>
+              <w:t>Manutenção</w:t>
+            </w:r>
+          </w:p>
+        </w:tc>
+        <w:tc>
+          <w:tcPr>
+            <w:tcW w:w="4485" w:type="dxa"/>
+          </w:tcPr>
+          <w:p>
+            <w:pPr>
+              <w:pStyle w:val="18"/>
+              <w:spacing w:line="302" w:lineRule="exact"/>
+              <w:ind w:left="107"/>
+              <w:rPr>
+                <w:sz w:val="24"/>
+              </w:rPr>
+            </w:pPr>
+            <w:r>
+              <w:rPr>
+                <w:b/>
+                <w:sz w:val="28"/>
+              </w:rPr>
+              <w:t>Frequência:</w:t>
+            </w:r>
+            <w:r>
+              <w:rPr>
+                <w:b/>
+                <w:spacing w:val="-7"/>
+                <w:sz w:val="28"/>
+              </w:rPr>
+              <w:t xml:space="preserve"> </w:t>
+            </w:r>
+            <w:r>
+              <w:rPr>
+                <w:sz w:val="24"/>
+              </w:rPr>
+              <w:t>Conforme</w:t>
+            </w:r>
+            <w:r>
+              <w:rPr>
+                <w:spacing w:val="-6"/>
+                <w:sz w:val="24"/>
+              </w:rPr>
+              <w:t xml:space="preserve"> </w:t>
+            </w:r>
+            <w:r>
+              <w:rPr>
+                <w:spacing w:val="-2"/>
+                <w:sz w:val="24"/>
+              </w:rPr>
+              <w:t>necessidade</w:t>
+            </w:r>
+          </w:p>
+        </w:tc>
+      </w:tr>
+      <w:tr>
+        <w:tblPrEx>
+          <w:tblBorders>
+            <w:top w:val="single" w:color="000000" w:sz="4" w:space="0"/>
+            <w:left w:val="single" w:color="000000" w:sz="4" w:space="0"/>
+            <w:bottom w:val="single" w:color="000000" w:sz="4" w:space="0"/>
+            <w:right w:val="single" w:color="000000" w:sz="4" w:space="0"/>
+            <w:insideH w:val="single" w:color="000000" w:sz="4" w:space="0"/>
+            <w:insideV w:val="single" w:color="000000" w:sz="4" w:space="0"/>
+          </w:tblBorders>
+          <w:tblCellMar>
+            <w:top w:w="0" w:type="dxa"/>
+            <w:left w:w="0" w:type="dxa"/>
+            <w:bottom w:w="0" w:type="dxa"/>
+            <w:right w:w="0" w:type="dxa"/>
+          </w:tblCellMar>
+        </w:tblPrEx>
+        <w:trPr>
+          <w:trHeight w:val="1263" w:hRule="atLeast"/>
+        </w:trPr>
+        <w:tc>
+          <w:tcPr>
+            <w:tcW w:w="4489" w:type="dxa"/>
+          </w:tcPr>
+          <w:p>
+            <w:pPr>
+              <w:pStyle w:val="18"/>
+              <w:numPr>
+                <w:ilvl w:val="0"/>
+                <w:numId w:val="46"/>
+              </w:numPr>
+              <w:tabs>
+                <w:tab w:val="left" w:pos="828"/>
+              </w:tabs>
+              <w:spacing w:before="0" w:after="0" w:line="240" w:lineRule="auto"/>
+              <w:ind w:left="828" w:right="345" w:hanging="360"/>
+              <w:jc w:val="left"/>
+              <w:rPr>
+                <w:sz w:val="24"/>
+              </w:rPr>
+            </w:pPr>
+            <w:r>
+              <w:rPr>
+                <w:b/>
+                <w:sz w:val="24"/>
+              </w:rPr>
+              <w:t xml:space="preserve">Regra de negócio: </w:t>
+            </w:r>
+            <w:r>
+              <w:rPr>
+                <w:rFonts w:hint="default"/>
+                <w:sz w:val="24"/>
+                <w:lang w:val="pt-BR"/>
+              </w:rPr>
+              <w:t xml:space="preserve">Todos registros devem conter obrigatoriamente: data,veículo, provedor, tipo, valor total e status  </w:t>
+            </w:r>
+          </w:p>
+        </w:tc>
+        <w:tc>
+          <w:tcPr>
+            <w:tcW w:w="4485" w:type="dxa"/>
+          </w:tcPr>
+          <w:p>
+            <w:pPr>
+              <w:pStyle w:val="18"/>
+              <w:numPr>
+                <w:ilvl w:val="0"/>
+                <w:numId w:val="47"/>
+              </w:numPr>
+              <w:tabs>
+                <w:tab w:val="left" w:pos="827"/>
+              </w:tabs>
+              <w:spacing w:before="0" w:after="0" w:line="240" w:lineRule="auto"/>
+              <w:ind w:left="827" w:right="119" w:hanging="360"/>
+              <w:jc w:val="left"/>
+              <w:rPr>
+                <w:sz w:val="24"/>
+              </w:rPr>
+            </w:pPr>
+            <w:r>
+              <w:rPr>
+                <w:b/>
+                <w:sz w:val="24"/>
+              </w:rPr>
+              <w:t xml:space="preserve">Exceções: </w:t>
+            </w:r>
+            <w:r>
+              <w:rPr>
+                <w:sz w:val="24"/>
+              </w:rPr>
+              <w:t>Se algum campo obrigatório</w:t>
+            </w:r>
+            <w:r>
+              <w:rPr>
+                <w:rFonts w:hint="default"/>
+                <w:sz w:val="24"/>
+                <w:lang w:val="pt-BR"/>
+              </w:rPr>
+              <w:t xml:space="preserve"> </w:t>
+            </w:r>
+            <w:r>
+              <w:rPr>
+                <w:sz w:val="24"/>
+              </w:rPr>
+              <w:t>estiver em branco, o sistema exibe uma</w:t>
+            </w:r>
+            <w:r>
+              <w:rPr>
+                <w:spacing w:val="-9"/>
+                <w:sz w:val="24"/>
+              </w:rPr>
+              <w:t xml:space="preserve"> </w:t>
+            </w:r>
+            <w:r>
+              <w:rPr>
+                <w:sz w:val="24"/>
+              </w:rPr>
+              <w:t>mensagem</w:t>
+            </w:r>
+            <w:r>
+              <w:rPr>
+                <w:spacing w:val="-6"/>
+                <w:sz w:val="24"/>
+              </w:rPr>
+              <w:t xml:space="preserve"> </w:t>
+            </w:r>
+            <w:r>
+              <w:rPr>
+                <w:sz w:val="24"/>
+              </w:rPr>
+              <w:t>de</w:t>
+            </w:r>
+            <w:r>
+              <w:rPr>
+                <w:spacing w:val="-9"/>
+                <w:sz w:val="24"/>
+              </w:rPr>
+              <w:t xml:space="preserve"> </w:t>
+            </w:r>
+            <w:r>
+              <w:rPr>
+                <w:sz w:val="24"/>
+              </w:rPr>
+              <w:t>erro</w:t>
+            </w:r>
+            <w:r>
+              <w:rPr>
+                <w:spacing w:val="-6"/>
+                <w:sz w:val="24"/>
+              </w:rPr>
+              <w:t xml:space="preserve"> </w:t>
+            </w:r>
+            <w:r>
+              <w:rPr>
+                <w:sz w:val="24"/>
+              </w:rPr>
+              <w:t>solicitando</w:t>
+            </w:r>
+            <w:r>
+              <w:rPr>
+                <w:spacing w:val="-8"/>
+                <w:sz w:val="24"/>
+              </w:rPr>
+              <w:t xml:space="preserve"> </w:t>
+            </w:r>
+            <w:r>
+              <w:rPr>
+                <w:sz w:val="24"/>
+              </w:rPr>
+              <w:t xml:space="preserve">o </w:t>
+            </w:r>
+            <w:r>
+              <w:rPr>
+                <w:spacing w:val="-2"/>
+                <w:sz w:val="24"/>
+              </w:rPr>
+              <w:t>preenchimento.</w:t>
+            </w:r>
+          </w:p>
+          <w:p>
+            <w:pPr>
+              <w:pStyle w:val="18"/>
+              <w:numPr>
+                <w:ilvl w:val="0"/>
+                <w:numId w:val="0"/>
+              </w:numPr>
+              <w:tabs>
+                <w:tab w:val="left" w:pos="815"/>
+                <w:tab w:val="left" w:pos="827"/>
+              </w:tabs>
+              <w:spacing w:before="0" w:after="0" w:line="240" w:lineRule="auto"/>
+              <w:ind w:left="467" w:leftChars="0" w:right="220" w:rightChars="0"/>
+              <w:jc w:val="left"/>
+              <w:rPr>
+                <w:sz w:val="24"/>
+              </w:rPr>
+            </w:pPr>
+          </w:p>
+        </w:tc>
+      </w:tr>
+      <w:tr>
+        <w:tblPrEx>
+          <w:tblBorders>
+            <w:top w:val="single" w:color="000000" w:sz="4" w:space="0"/>
+            <w:left w:val="single" w:color="000000" w:sz="4" w:space="0"/>
+            <w:bottom w:val="single" w:color="000000" w:sz="4" w:space="0"/>
+            <w:right w:val="single" w:color="000000" w:sz="4" w:space="0"/>
+            <w:insideH w:val="single" w:color="000000" w:sz="4" w:space="0"/>
+            <w:insideV w:val="single" w:color="000000" w:sz="4" w:space="0"/>
+          </w:tblBorders>
+          <w:tblCellMar>
+            <w:top w:w="0" w:type="dxa"/>
+            <w:left w:w="0" w:type="dxa"/>
+            <w:bottom w:w="0" w:type="dxa"/>
+            <w:right w:w="0" w:type="dxa"/>
+          </w:tblCellMar>
+        </w:tblPrEx>
+        <w:trPr>
+          <w:trHeight w:val="300" w:hRule="atLeast"/>
+        </w:trPr>
+        <w:tc>
+          <w:tcPr>
+            <w:tcW w:w="4489" w:type="dxa"/>
+          </w:tcPr>
+          <w:p>
+            <w:pPr>
+              <w:pStyle w:val="18"/>
+              <w:rPr>
+                <w:b/>
+                <w:sz w:val="24"/>
+              </w:rPr>
+            </w:pPr>
+            <w:r>
+              <w:rPr>
+                <w:b/>
+                <w:sz w:val="24"/>
+              </w:rPr>
+              <w:t>Ação</w:t>
+            </w:r>
+            <w:r>
+              <w:rPr>
+                <w:b/>
+                <w:spacing w:val="-4"/>
+                <w:sz w:val="24"/>
+              </w:rPr>
+              <w:t xml:space="preserve"> </w:t>
+            </w:r>
+            <w:r>
+              <w:rPr>
+                <w:b/>
+                <w:sz w:val="24"/>
+              </w:rPr>
+              <w:t>do</w:t>
+            </w:r>
+            <w:r>
+              <w:rPr>
+                <w:b/>
+                <w:spacing w:val="-1"/>
+                <w:sz w:val="24"/>
+              </w:rPr>
+              <w:t xml:space="preserve"> </w:t>
+            </w:r>
+            <w:r>
+              <w:rPr>
+                <w:b/>
+                <w:spacing w:val="-4"/>
+                <w:sz w:val="24"/>
+              </w:rPr>
+              <w:t>ator</w:t>
+            </w:r>
+          </w:p>
+        </w:tc>
+        <w:tc>
+          <w:tcPr>
+            <w:tcW w:w="4485" w:type="dxa"/>
+          </w:tcPr>
+          <w:p>
+            <w:pPr>
+              <w:pStyle w:val="18"/>
+              <w:ind w:left="107"/>
+              <w:rPr>
+                <w:b/>
+                <w:sz w:val="24"/>
+              </w:rPr>
+            </w:pPr>
+            <w:r>
+              <w:rPr>
+                <w:b/>
+                <w:sz w:val="24"/>
+              </w:rPr>
+              <w:t>Resposta</w:t>
+            </w:r>
+            <w:r>
+              <w:rPr>
+                <w:b/>
+                <w:spacing w:val="-2"/>
+                <w:sz w:val="24"/>
+              </w:rPr>
+              <w:t xml:space="preserve"> </w:t>
+            </w:r>
+            <w:r>
+              <w:rPr>
+                <w:b/>
+                <w:sz w:val="24"/>
+              </w:rPr>
+              <w:t>do</w:t>
+            </w:r>
+            <w:r>
+              <w:rPr>
+                <w:b/>
+                <w:spacing w:val="-2"/>
+                <w:sz w:val="24"/>
+              </w:rPr>
+              <w:t xml:space="preserve"> sistema</w:t>
+            </w:r>
+          </w:p>
+        </w:tc>
+      </w:tr>
+      <w:tr>
+        <w:tblPrEx>
+          <w:tblBorders>
+            <w:top w:val="single" w:color="000000" w:sz="4" w:space="0"/>
+            <w:left w:val="single" w:color="000000" w:sz="4" w:space="0"/>
+            <w:bottom w:val="single" w:color="000000" w:sz="4" w:space="0"/>
+            <w:right w:val="single" w:color="000000" w:sz="4" w:space="0"/>
+            <w:insideH w:val="single" w:color="000000" w:sz="4" w:space="0"/>
+            <w:insideV w:val="single" w:color="000000" w:sz="4" w:space="0"/>
+          </w:tblBorders>
+          <w:tblCellMar>
+            <w:top w:w="0" w:type="dxa"/>
+            <w:left w:w="0" w:type="dxa"/>
+            <w:bottom w:w="0" w:type="dxa"/>
+            <w:right w:w="0" w:type="dxa"/>
+          </w:tblCellMar>
+        </w:tblPrEx>
+        <w:trPr>
+          <w:trHeight w:val="3586" w:hRule="atLeast"/>
+        </w:trPr>
+        <w:tc>
+          <w:tcPr>
+            <w:tcW w:w="4489" w:type="dxa"/>
+          </w:tcPr>
+          <w:p>
+            <w:pPr>
+              <w:pStyle w:val="18"/>
+              <w:numPr>
+                <w:numId w:val="0"/>
+              </w:numPr>
+              <w:tabs>
+                <w:tab w:val="left" w:pos="815"/>
+                <w:tab w:val="left" w:pos="828"/>
+              </w:tabs>
+              <w:spacing w:before="1" w:after="0" w:line="237" w:lineRule="auto"/>
+              <w:ind w:left="468" w:leftChars="0" w:right="697" w:rightChars="0"/>
+              <w:jc w:val="left"/>
+              <w:rPr>
+                <w:rFonts w:hint="default"/>
+                <w:sz w:val="24"/>
+                <w:lang w:val="pt-BR"/>
+              </w:rPr>
+            </w:pPr>
+            <w:r>
+              <w:rPr>
+                <w:rFonts w:hint="default"/>
+                <w:sz w:val="24"/>
+                <w:lang w:val="pt-BR"/>
+              </w:rPr>
+              <w:t xml:space="preserve">1 - </w:t>
+            </w:r>
+            <w:r>
+              <w:rPr>
+                <w:sz w:val="24"/>
+              </w:rPr>
+              <w:t>O</w:t>
+            </w:r>
+            <w:r>
+              <w:rPr>
+                <w:spacing w:val="-9"/>
+                <w:sz w:val="24"/>
+              </w:rPr>
+              <w:t xml:space="preserve"> </w:t>
+            </w:r>
+            <w:r>
+              <w:rPr>
+                <w:sz w:val="24"/>
+              </w:rPr>
+              <w:t>usuário</w:t>
+            </w:r>
+            <w:r>
+              <w:rPr>
+                <w:spacing w:val="-8"/>
+                <w:sz w:val="24"/>
+              </w:rPr>
+              <w:t xml:space="preserve"> </w:t>
+            </w:r>
+            <w:r>
+              <w:rPr>
+                <w:sz w:val="24"/>
+              </w:rPr>
+              <w:t>acessa</w:t>
+            </w:r>
+            <w:r>
+              <w:rPr>
+                <w:spacing w:val="-9"/>
+                <w:sz w:val="24"/>
+              </w:rPr>
+              <w:t xml:space="preserve"> </w:t>
+            </w:r>
+            <w:r>
+              <w:rPr>
+                <w:sz w:val="24"/>
+              </w:rPr>
+              <w:t>a</w:t>
+            </w:r>
+            <w:r>
+              <w:rPr>
+                <w:spacing w:val="-7"/>
+                <w:sz w:val="24"/>
+              </w:rPr>
+              <w:t xml:space="preserve"> </w:t>
+            </w:r>
+            <w:r>
+              <w:rPr>
+                <w:sz w:val="24"/>
+              </w:rPr>
+              <w:t>interface</w:t>
+            </w:r>
+            <w:r>
+              <w:rPr>
+                <w:spacing w:val="-9"/>
+                <w:sz w:val="24"/>
+              </w:rPr>
+              <w:t xml:space="preserve"> </w:t>
+            </w:r>
+            <w:r>
+              <w:rPr>
+                <w:sz w:val="24"/>
+              </w:rPr>
+              <w:t xml:space="preserve">de </w:t>
+            </w:r>
+            <w:r>
+              <w:rPr>
+                <w:rFonts w:hint="default"/>
+                <w:sz w:val="24"/>
+                <w:lang w:val="pt-BR"/>
+              </w:rPr>
+              <w:t>cadastro de manutenção</w:t>
+            </w:r>
+          </w:p>
+          <w:p>
+            <w:pPr>
+              <w:pStyle w:val="18"/>
+              <w:numPr>
+                <w:numId w:val="0"/>
+              </w:numPr>
+              <w:tabs>
+                <w:tab w:val="left" w:pos="815"/>
+                <w:tab w:val="left" w:pos="828"/>
+              </w:tabs>
+              <w:spacing w:before="1" w:after="0" w:line="240" w:lineRule="auto"/>
+              <w:ind w:left="468" w:leftChars="0" w:right="242" w:rightChars="0"/>
+              <w:jc w:val="left"/>
+              <w:rPr>
+                <w:rFonts w:hint="default"/>
+                <w:sz w:val="24"/>
+                <w:lang w:val="pt-BR"/>
+              </w:rPr>
+            </w:pPr>
+            <w:r>
+              <w:rPr>
+                <w:rFonts w:hint="default"/>
+                <w:sz w:val="24"/>
+                <w:lang w:val="pt-BR"/>
+              </w:rPr>
+              <w:t xml:space="preserve">2 - </w:t>
+            </w:r>
+            <w:r>
+              <w:rPr>
+                <w:sz w:val="24"/>
+              </w:rPr>
+              <w:t>O usuário insere os dados obrigatórios</w:t>
+            </w:r>
+            <w:r>
+              <w:rPr>
+                <w:rFonts w:hint="default"/>
+                <w:sz w:val="24"/>
+                <w:lang w:val="pt-BR"/>
+              </w:rPr>
+              <w:t>.</w:t>
+            </w:r>
+          </w:p>
+          <w:p>
+            <w:pPr>
+              <w:pStyle w:val="18"/>
+              <w:numPr>
+                <w:numId w:val="0"/>
+              </w:numPr>
+              <w:tabs>
+                <w:tab w:val="left" w:pos="815"/>
+                <w:tab w:val="left" w:pos="828"/>
+              </w:tabs>
+              <w:spacing w:before="0" w:after="0" w:line="240" w:lineRule="auto"/>
+              <w:ind w:left="468" w:leftChars="0" w:right="521" w:rightChars="0"/>
+              <w:jc w:val="left"/>
+              <w:rPr>
+                <w:rFonts w:hint="default"/>
+                <w:sz w:val="24"/>
+                <w:lang w:val="pt-BR"/>
+              </w:rPr>
+            </w:pPr>
+            <w:r>
+              <w:rPr>
+                <w:rFonts w:hint="default"/>
+                <w:sz w:val="24"/>
+                <w:lang w:val="pt-BR"/>
+              </w:rPr>
+              <w:t xml:space="preserve">3 - </w:t>
+            </w:r>
+            <w:r>
+              <w:rPr>
+                <w:sz w:val="24"/>
+              </w:rPr>
+              <w:t>O</w:t>
+            </w:r>
+            <w:r>
+              <w:rPr>
+                <w:spacing w:val="-9"/>
+                <w:sz w:val="24"/>
+              </w:rPr>
+              <w:t xml:space="preserve"> </w:t>
+            </w:r>
+            <w:r>
+              <w:rPr>
+                <w:sz w:val="24"/>
+              </w:rPr>
+              <w:t>usuário</w:t>
+            </w:r>
+            <w:r>
+              <w:rPr>
+                <w:spacing w:val="-8"/>
+                <w:sz w:val="24"/>
+              </w:rPr>
+              <w:t xml:space="preserve"> </w:t>
+            </w:r>
+            <w:r>
+              <w:rPr>
+                <w:sz w:val="24"/>
+              </w:rPr>
+              <w:t>confirma</w:t>
+            </w:r>
+            <w:r>
+              <w:rPr>
+                <w:spacing w:val="-7"/>
+                <w:sz w:val="24"/>
+              </w:rPr>
+              <w:t xml:space="preserve"> </w:t>
+            </w:r>
+            <w:r>
+              <w:rPr>
+                <w:sz w:val="24"/>
+              </w:rPr>
+              <w:t>o</w:t>
+            </w:r>
+            <w:r>
+              <w:rPr>
+                <w:spacing w:val="-8"/>
+                <w:sz w:val="24"/>
+              </w:rPr>
+              <w:t xml:space="preserve"> </w:t>
+            </w:r>
+            <w:r>
+              <w:rPr>
+                <w:sz w:val="24"/>
+              </w:rPr>
+              <w:t>registro</w:t>
+            </w:r>
+            <w:r>
+              <w:rPr>
+                <w:spacing w:val="-6"/>
+                <w:sz w:val="24"/>
+              </w:rPr>
+              <w:t xml:space="preserve"> </w:t>
+            </w:r>
+            <w:r>
+              <w:rPr>
+                <w:sz w:val="24"/>
+              </w:rPr>
+              <w:t xml:space="preserve">do </w:t>
+            </w:r>
+            <w:r>
+              <w:rPr>
+                <w:rFonts w:hint="default"/>
+                <w:sz w:val="24"/>
+                <w:lang w:val="pt-BR"/>
+              </w:rPr>
+              <w:t>de manutenção</w:t>
+            </w:r>
+          </w:p>
+        </w:tc>
+        <w:tc>
+          <w:tcPr>
+            <w:tcW w:w="4485" w:type="dxa"/>
+          </w:tcPr>
+          <w:p>
+            <w:pPr>
+              <w:pStyle w:val="18"/>
+              <w:numPr>
+                <w:ilvl w:val="0"/>
+                <w:numId w:val="49"/>
+              </w:numPr>
+              <w:tabs>
+                <w:tab w:val="left" w:pos="815"/>
+                <w:tab w:val="left" w:pos="827"/>
+              </w:tabs>
+              <w:spacing w:before="0" w:after="0" w:line="240" w:lineRule="auto"/>
+              <w:ind w:left="827" w:right="480" w:hanging="360"/>
+              <w:jc w:val="left"/>
+              <w:rPr>
+                <w:sz w:val="24"/>
+              </w:rPr>
+            </w:pPr>
+            <w:r>
+              <w:rPr>
+                <w:sz w:val="24"/>
+              </w:rPr>
+              <w:t>O</w:t>
+            </w:r>
+            <w:r>
+              <w:rPr>
+                <w:spacing w:val="-9"/>
+                <w:sz w:val="24"/>
+              </w:rPr>
+              <w:t xml:space="preserve"> </w:t>
+            </w:r>
+            <w:r>
+              <w:rPr>
+                <w:sz w:val="24"/>
+              </w:rPr>
+              <w:t>sistema</w:t>
+            </w:r>
+            <w:r>
+              <w:rPr>
+                <w:spacing w:val="-9"/>
+                <w:sz w:val="24"/>
+              </w:rPr>
+              <w:t xml:space="preserve"> </w:t>
+            </w:r>
+            <w:r>
+              <w:rPr>
+                <w:sz w:val="24"/>
+              </w:rPr>
+              <w:t>verifica</w:t>
+            </w:r>
+            <w:r>
+              <w:rPr>
+                <w:spacing w:val="-7"/>
+                <w:sz w:val="24"/>
+              </w:rPr>
+              <w:t xml:space="preserve"> </w:t>
+            </w:r>
+            <w:r>
+              <w:rPr>
+                <w:sz w:val="24"/>
+              </w:rPr>
+              <w:t>a</w:t>
+            </w:r>
+            <w:r>
+              <w:rPr>
+                <w:spacing w:val="-7"/>
+                <w:sz w:val="24"/>
+              </w:rPr>
+              <w:t xml:space="preserve"> </w:t>
+            </w:r>
+            <w:r>
+              <w:rPr>
+                <w:sz w:val="24"/>
+              </w:rPr>
+              <w:t>validade</w:t>
+            </w:r>
+            <w:r>
+              <w:rPr>
+                <w:spacing w:val="-9"/>
+                <w:sz w:val="24"/>
+              </w:rPr>
+              <w:t xml:space="preserve"> </w:t>
+            </w:r>
+            <w:r>
+              <w:rPr>
+                <w:sz w:val="24"/>
+              </w:rPr>
+              <w:t>dos dados inseridos.</w:t>
+            </w:r>
+          </w:p>
+          <w:p>
+            <w:pPr>
+              <w:pStyle w:val="18"/>
+              <w:numPr>
+                <w:ilvl w:val="0"/>
+                <w:numId w:val="49"/>
+              </w:numPr>
+              <w:tabs>
+                <w:tab w:val="left" w:pos="815"/>
+                <w:tab w:val="left" w:pos="827"/>
+              </w:tabs>
+              <w:spacing w:before="0" w:after="0" w:line="240" w:lineRule="auto"/>
+              <w:ind w:left="827" w:right="116" w:hanging="360"/>
+              <w:jc w:val="left"/>
+              <w:rPr>
+                <w:sz w:val="24"/>
+              </w:rPr>
+            </w:pPr>
+            <w:r>
+              <w:rPr>
+                <w:sz w:val="24"/>
+              </w:rPr>
+              <w:t>Se</w:t>
+            </w:r>
+            <w:r>
+              <w:rPr>
+                <w:spacing w:val="-7"/>
+                <w:sz w:val="24"/>
+              </w:rPr>
+              <w:t xml:space="preserve"> </w:t>
+            </w:r>
+            <w:r>
+              <w:rPr>
+                <w:sz w:val="24"/>
+              </w:rPr>
+              <w:t>os</w:t>
+            </w:r>
+            <w:r>
+              <w:rPr>
+                <w:spacing w:val="-7"/>
+                <w:sz w:val="24"/>
+              </w:rPr>
+              <w:t xml:space="preserve"> </w:t>
+            </w:r>
+            <w:r>
+              <w:rPr>
+                <w:sz w:val="24"/>
+              </w:rPr>
+              <w:t>dados</w:t>
+            </w:r>
+            <w:r>
+              <w:rPr>
+                <w:spacing w:val="-7"/>
+                <w:sz w:val="24"/>
+              </w:rPr>
+              <w:t xml:space="preserve"> </w:t>
+            </w:r>
+            <w:r>
+              <w:rPr>
+                <w:sz w:val="24"/>
+              </w:rPr>
+              <w:t>forem</w:t>
+            </w:r>
+            <w:r>
+              <w:rPr>
+                <w:spacing w:val="-5"/>
+                <w:sz w:val="24"/>
+              </w:rPr>
+              <w:t xml:space="preserve"> </w:t>
+            </w:r>
+            <w:r>
+              <w:rPr>
+                <w:sz w:val="24"/>
+              </w:rPr>
+              <w:t>válidos,</w:t>
+            </w:r>
+            <w:r>
+              <w:rPr>
+                <w:spacing w:val="-7"/>
+                <w:sz w:val="24"/>
+              </w:rPr>
+              <w:t xml:space="preserve"> </w:t>
+            </w:r>
+            <w:r>
+              <w:rPr>
+                <w:sz w:val="24"/>
+              </w:rPr>
+              <w:t>o</w:t>
+            </w:r>
+            <w:r>
+              <w:rPr>
+                <w:spacing w:val="-7"/>
+                <w:sz w:val="24"/>
+              </w:rPr>
+              <w:t xml:space="preserve"> </w:t>
+            </w:r>
+            <w:r>
+              <w:rPr>
+                <w:sz w:val="24"/>
+              </w:rPr>
+              <w:t xml:space="preserve">sistema grava as informações </w:t>
+            </w:r>
+            <w:r>
+              <w:rPr>
+                <w:rFonts w:hint="default"/>
+                <w:sz w:val="24"/>
+                <w:lang w:val="pt-BR"/>
+              </w:rPr>
+              <w:t>da manutenção</w:t>
+            </w:r>
+            <w:r>
+              <w:rPr>
+                <w:sz w:val="24"/>
+              </w:rPr>
+              <w:t xml:space="preserve"> na base de dados.</w:t>
+            </w:r>
+          </w:p>
+          <w:p>
+            <w:pPr>
+              <w:pStyle w:val="18"/>
+              <w:numPr>
+                <w:ilvl w:val="0"/>
+                <w:numId w:val="49"/>
+              </w:numPr>
+              <w:tabs>
+                <w:tab w:val="left" w:pos="815"/>
+                <w:tab w:val="left" w:pos="827"/>
+              </w:tabs>
+              <w:spacing w:before="0" w:after="0" w:line="240" w:lineRule="auto"/>
+              <w:ind w:left="827" w:right="279" w:hanging="360"/>
+              <w:jc w:val="left"/>
+              <w:rPr>
+                <w:sz w:val="24"/>
+              </w:rPr>
+            </w:pPr>
+            <w:r>
+              <w:rPr>
+                <w:sz w:val="24"/>
+              </w:rPr>
+              <w:t>O</w:t>
+            </w:r>
+            <w:r>
+              <w:rPr>
+                <w:spacing w:val="-8"/>
+                <w:sz w:val="24"/>
+              </w:rPr>
+              <w:t xml:space="preserve"> </w:t>
+            </w:r>
+            <w:r>
+              <w:rPr>
+                <w:sz w:val="24"/>
+              </w:rPr>
+              <w:t>sistema</w:t>
+            </w:r>
+            <w:r>
+              <w:rPr>
+                <w:spacing w:val="-8"/>
+                <w:sz w:val="24"/>
+              </w:rPr>
+              <w:t xml:space="preserve"> </w:t>
+            </w:r>
+            <w:r>
+              <w:rPr>
+                <w:sz w:val="24"/>
+              </w:rPr>
+              <w:t>exibe</w:t>
+            </w:r>
+            <w:r>
+              <w:rPr>
+                <w:spacing w:val="-11"/>
+                <w:sz w:val="24"/>
+              </w:rPr>
+              <w:t xml:space="preserve"> </w:t>
+            </w:r>
+            <w:r>
+              <w:rPr>
+                <w:sz w:val="24"/>
+              </w:rPr>
+              <w:t>uma</w:t>
+            </w:r>
+            <w:r>
+              <w:rPr>
+                <w:spacing w:val="-6"/>
+                <w:sz w:val="24"/>
+              </w:rPr>
+              <w:t xml:space="preserve"> </w:t>
+            </w:r>
+            <w:r>
+              <w:rPr>
+                <w:sz w:val="24"/>
+              </w:rPr>
+              <w:t>mensagem</w:t>
+            </w:r>
+            <w:r>
+              <w:rPr>
+                <w:spacing w:val="-7"/>
+                <w:sz w:val="24"/>
+              </w:rPr>
+              <w:t xml:space="preserve"> </w:t>
+            </w:r>
+            <w:r>
+              <w:rPr>
+                <w:sz w:val="24"/>
+              </w:rPr>
+              <w:t>de sucesso confirmando o registro.</w:t>
+            </w:r>
+          </w:p>
+          <w:p>
+            <w:pPr>
+              <w:pStyle w:val="18"/>
+              <w:numPr>
+                <w:ilvl w:val="0"/>
+                <w:numId w:val="49"/>
+              </w:numPr>
+              <w:tabs>
+                <w:tab w:val="left" w:pos="815"/>
+                <w:tab w:val="left" w:pos="827"/>
+              </w:tabs>
+              <w:spacing w:before="0" w:after="0" w:line="240" w:lineRule="auto"/>
+              <w:ind w:left="827" w:right="279" w:hanging="360"/>
+              <w:jc w:val="left"/>
+              <w:rPr>
+                <w:sz w:val="24"/>
+              </w:rPr>
+            </w:pPr>
+            <w:r>
+              <w:rPr>
+                <w:sz w:val="24"/>
+              </w:rPr>
+              <w:t>Se</w:t>
+            </w:r>
+            <w:r>
+              <w:rPr>
+                <w:spacing w:val="-1"/>
+                <w:sz w:val="24"/>
+              </w:rPr>
+              <w:t xml:space="preserve"> </w:t>
+            </w:r>
+            <w:r>
+              <w:rPr>
+                <w:sz w:val="24"/>
+              </w:rPr>
+              <w:t>houver algum problema</w:t>
+            </w:r>
+            <w:r>
+              <w:rPr>
+                <w:spacing w:val="-1"/>
+                <w:sz w:val="24"/>
+              </w:rPr>
+              <w:t xml:space="preserve"> </w:t>
+            </w:r>
+            <w:r>
+              <w:rPr>
+                <w:sz w:val="24"/>
+              </w:rPr>
+              <w:t>com os dados (e.g., campos em branco, formato</w:t>
+            </w:r>
+            <w:r>
+              <w:rPr>
+                <w:spacing w:val="-9"/>
+                <w:sz w:val="24"/>
+              </w:rPr>
+              <w:t xml:space="preserve"> </w:t>
+            </w:r>
+            <w:r>
+              <w:rPr>
+                <w:sz w:val="24"/>
+              </w:rPr>
+              <w:t>incorreto),</w:t>
+            </w:r>
+            <w:r>
+              <w:rPr>
+                <w:spacing w:val="-9"/>
+                <w:sz w:val="24"/>
+              </w:rPr>
+              <w:t xml:space="preserve"> </w:t>
+            </w:r>
+            <w:r>
+              <w:rPr>
+                <w:sz w:val="24"/>
+              </w:rPr>
+              <w:t>o</w:t>
+            </w:r>
+            <w:r>
+              <w:rPr>
+                <w:spacing w:val="-9"/>
+                <w:sz w:val="24"/>
+              </w:rPr>
+              <w:t xml:space="preserve"> </w:t>
+            </w:r>
+            <w:r>
+              <w:rPr>
+                <w:sz w:val="24"/>
+              </w:rPr>
+              <w:t>sistema</w:t>
+            </w:r>
+            <w:r>
+              <w:rPr>
+                <w:spacing w:val="-10"/>
+                <w:sz w:val="24"/>
+              </w:rPr>
+              <w:t xml:space="preserve"> </w:t>
+            </w:r>
+            <w:r>
+              <w:rPr>
+                <w:sz w:val="24"/>
+              </w:rPr>
+              <w:t>exibe uma mensagem de erro e não prossegue com o registro.</w:t>
+            </w:r>
+          </w:p>
+        </w:tc>
+      </w:tr>
+    </w:tbl>
+    <w:p>
+      <w:pPr>
+        <w:pStyle w:val="18"/>
+        <w:spacing w:after="0" w:line="240" w:lineRule="auto"/>
+        <w:jc w:val="left"/>
+        <w:rPr>
+          <w:sz w:val="24"/>
+        </w:rPr>
+      </w:pPr>
+    </w:p>
+    <w:p>
+      <w:pPr>
+        <w:pStyle w:val="18"/>
+        <w:spacing w:after="0" w:line="240" w:lineRule="auto"/>
+        <w:jc w:val="left"/>
+        <w:rPr>
+          <w:sz w:val="24"/>
+        </w:rPr>
+      </w:pPr>
+    </w:p>
+    <w:p>
+      <w:pPr>
+        <w:pStyle w:val="18"/>
+        <w:spacing w:after="0" w:line="240" w:lineRule="auto"/>
+        <w:jc w:val="left"/>
+        <w:rPr>
+          <w:sz w:val="24"/>
+        </w:rPr>
+      </w:pPr>
+    </w:p>
+    <w:p>
+      <w:pPr>
+        <w:pStyle w:val="18"/>
+        <w:spacing w:after="0" w:line="240" w:lineRule="auto"/>
+        <w:jc w:val="left"/>
+        <w:rPr>
+          <w:sz w:val="24"/>
+        </w:rPr>
+      </w:pPr>
+    </w:p>
+    <w:p>
+      <w:pPr>
+        <w:pStyle w:val="18"/>
+        <w:spacing w:after="0" w:line="240" w:lineRule="auto"/>
+        <w:jc w:val="left"/>
+        <w:rPr>
+          <w:sz w:val="24"/>
+        </w:rPr>
+      </w:pPr>
+    </w:p>
+    <w:p>
+      <w:pPr>
+        <w:numPr>
+          <w:ilvl w:val="2"/>
+          <w:numId w:val="7"/>
+        </w:numPr>
+        <w:bidi w:val="0"/>
+        <w:rPr>
+          <w:rFonts w:hint="default" w:ascii="Arial" w:hAnsi="Arial" w:cs="Arial"/>
+          <w:b/>
+          <w:bCs/>
+          <w:sz w:val="26"/>
+          <w:szCs w:val="26"/>
+        </w:rPr>
+      </w:pPr>
+      <w:r>
+        <w:rPr>
+          <w:rFonts w:hint="default" w:ascii="Arial" w:hAnsi="Arial" w:cs="Arial"/>
+          <w:b/>
+          <w:bCs/>
+          <w:sz w:val="26"/>
+          <w:szCs w:val="26"/>
+          <w:lang w:val="pt-BR"/>
+        </w:rPr>
+        <w:t>Consultar Manutenções</w:t>
+      </w:r>
+    </w:p>
+    <w:p>
+      <w:pPr>
+        <w:pStyle w:val="17"/>
+        <w:numPr>
+          <w:ilvl w:val="3"/>
+          <w:numId w:val="7"/>
+        </w:numPr>
+        <w:tabs>
+          <w:tab w:val="left" w:pos="1620"/>
+        </w:tabs>
+        <w:spacing w:before="84" w:after="0" w:line="240" w:lineRule="auto"/>
+        <w:ind w:left="1620" w:right="0" w:hanging="279"/>
+        <w:jc w:val="left"/>
+        <w:rPr>
+          <w:b/>
+          <w:sz w:val="26"/>
+        </w:rPr>
+      </w:pPr>
+      <w:r>
+        <w:rPr>
+          <w:b/>
+          <w:sz w:val="26"/>
+        </w:rPr>
+        <w:t>Descrição</w:t>
+      </w:r>
+      <w:r>
+        <w:rPr>
+          <w:b/>
+          <w:spacing w:val="-10"/>
+          <w:sz w:val="26"/>
+        </w:rPr>
+        <w:t xml:space="preserve"> </w:t>
+      </w:r>
+      <w:r>
+        <w:rPr>
+          <w:b/>
+          <w:spacing w:val="-2"/>
+          <w:sz w:val="26"/>
+        </w:rPr>
+        <w:t>Resumida</w:t>
+      </w:r>
+    </w:p>
+    <w:p>
+      <w:pPr>
+        <w:pStyle w:val="11"/>
+        <w:ind w:left="1689" w:right="1023"/>
+        <w:rPr>
+          <w:rFonts w:hint="default"/>
+          <w:lang w:val="pt-BR"/>
+        </w:rPr>
+      </w:pPr>
+      <w:r>
+        <w:t>O</w:t>
+      </w:r>
+      <w:r>
+        <w:rPr>
+          <w:spacing w:val="-5"/>
+        </w:rPr>
+        <w:t xml:space="preserve"> </w:t>
+      </w:r>
+      <w:r>
+        <w:t>usuário</w:t>
+      </w:r>
+      <w:r>
+        <w:rPr>
+          <w:spacing w:val="-4"/>
+        </w:rPr>
+        <w:t xml:space="preserve"> </w:t>
+      </w:r>
+      <w:r>
+        <w:rPr>
+          <w:rFonts w:hint="default"/>
+          <w:lang w:val="pt-BR"/>
+        </w:rPr>
+        <w:t>visualiza as informações detalhadas de manutenções registradas no sistema.</w:t>
+      </w:r>
+    </w:p>
+    <w:p>
+      <w:pPr>
+        <w:pStyle w:val="11"/>
+        <w:spacing w:before="25"/>
+      </w:pPr>
+    </w:p>
+    <w:p>
+      <w:pPr>
+        <w:pStyle w:val="17"/>
+        <w:numPr>
+          <w:ilvl w:val="3"/>
+          <w:numId w:val="7"/>
+        </w:numPr>
+        <w:tabs>
+          <w:tab w:val="left" w:pos="1687"/>
+        </w:tabs>
+        <w:spacing w:before="0" w:after="0" w:line="240" w:lineRule="auto"/>
+        <w:ind w:left="1687" w:right="0" w:hanging="293"/>
+        <w:jc w:val="left"/>
+        <w:rPr>
+          <w:b/>
+          <w:sz w:val="26"/>
+        </w:rPr>
+      </w:pPr>
+      <w:r>
+        <w:rPr>
+          <w:b/>
+          <w:sz w:val="26"/>
+        </w:rPr>
+        <w:t>Realização</w:t>
+      </w:r>
+      <w:r>
+        <w:rPr>
+          <w:b/>
+          <w:spacing w:val="-7"/>
+          <w:sz w:val="26"/>
+        </w:rPr>
+        <w:t xml:space="preserve"> </w:t>
+      </w:r>
+      <w:r>
+        <w:rPr>
+          <w:b/>
+          <w:sz w:val="26"/>
+        </w:rPr>
+        <w:t>do</w:t>
+      </w:r>
+      <w:r>
+        <w:rPr>
+          <w:b/>
+          <w:spacing w:val="-4"/>
+          <w:sz w:val="26"/>
+        </w:rPr>
+        <w:t xml:space="preserve"> </w:t>
+      </w:r>
+      <w:r>
+        <w:rPr>
+          <w:b/>
+          <w:sz w:val="26"/>
+        </w:rPr>
+        <w:t>Caso</w:t>
+      </w:r>
+      <w:r>
+        <w:rPr>
+          <w:b/>
+          <w:spacing w:val="-4"/>
+          <w:sz w:val="26"/>
+        </w:rPr>
+        <w:t xml:space="preserve"> </w:t>
+      </w:r>
+      <w:r>
+        <w:rPr>
+          <w:b/>
+          <w:sz w:val="26"/>
+        </w:rPr>
+        <w:t>de</w:t>
+      </w:r>
+      <w:r>
+        <w:rPr>
+          <w:b/>
+          <w:spacing w:val="-5"/>
+          <w:sz w:val="26"/>
+        </w:rPr>
+        <w:t xml:space="preserve"> Uso</w:t>
+      </w:r>
+    </w:p>
+    <w:p>
+      <w:pPr>
+        <w:pStyle w:val="11"/>
+        <w:spacing w:before="68"/>
+        <w:rPr>
+          <w:b/>
+          <w:sz w:val="20"/>
+        </w:rPr>
+      </w:pPr>
+    </w:p>
+    <w:tbl>
+      <w:tblPr>
+        <w:tblStyle w:val="9"/>
+        <w:tblW w:w="0" w:type="auto"/>
+        <w:tblInd w:w="513" w:type="dxa"/>
+        <w:tblBorders>
+          <w:top w:val="single" w:color="000000" w:sz="4" w:space="0"/>
+          <w:left w:val="single" w:color="000000" w:sz="4" w:space="0"/>
+          <w:bottom w:val="single" w:color="000000" w:sz="4" w:space="0"/>
+          <w:right w:val="single" w:color="000000" w:sz="4" w:space="0"/>
+          <w:insideH w:val="single" w:color="000000" w:sz="4" w:space="0"/>
+          <w:insideV w:val="single" w:color="000000" w:sz="4" w:space="0"/>
+        </w:tblBorders>
+        <w:tblLayout w:type="fixed"/>
+        <w:tblCellMar>
+          <w:top w:w="0" w:type="dxa"/>
+          <w:left w:w="0" w:type="dxa"/>
+          <w:bottom w:w="0" w:type="dxa"/>
+          <w:right w:w="0" w:type="dxa"/>
+        </w:tblCellMar>
+      </w:tblPr>
+      <w:tblGrid>
+        <w:gridCol w:w="4489"/>
+        <w:gridCol w:w="4485"/>
+      </w:tblGrid>
+      <w:tr>
+        <w:tblPrEx>
+          <w:tblBorders>
+            <w:top w:val="single" w:color="000000" w:sz="4" w:space="0"/>
+            <w:left w:val="single" w:color="000000" w:sz="4" w:space="0"/>
+            <w:bottom w:val="single" w:color="000000" w:sz="4" w:space="0"/>
+            <w:right w:val="single" w:color="000000" w:sz="4" w:space="0"/>
+            <w:insideH w:val="single" w:color="000000" w:sz="4" w:space="0"/>
+            <w:insideV w:val="single" w:color="000000" w:sz="4" w:space="0"/>
+          </w:tblBorders>
+        </w:tblPrEx>
+        <w:trPr>
+          <w:trHeight w:val="321" w:hRule="atLeast"/>
+        </w:trPr>
+        <w:tc>
+          <w:tcPr>
+            <w:tcW w:w="4489" w:type="dxa"/>
+          </w:tcPr>
+          <w:p>
+            <w:pPr>
+              <w:pStyle w:val="18"/>
+              <w:rPr>
+                <w:rFonts w:hint="default"/>
+                <w:sz w:val="24"/>
+                <w:lang w:val="pt-BR"/>
+              </w:rPr>
+            </w:pPr>
+            <w:r>
+              <w:rPr>
+                <w:sz w:val="24"/>
+              </w:rPr>
+              <w:t>Nome:</w:t>
+            </w:r>
+            <w:r>
+              <w:rPr>
+                <w:spacing w:val="-3"/>
+                <w:sz w:val="24"/>
+              </w:rPr>
+              <w:t xml:space="preserve"> </w:t>
+            </w:r>
+            <w:r>
+              <w:rPr>
+                <w:rFonts w:hint="default"/>
+                <w:sz w:val="24"/>
+                <w:lang w:val="pt-BR"/>
+              </w:rPr>
+              <w:t>Consultar Manutenções</w:t>
+            </w:r>
+          </w:p>
+        </w:tc>
+        <w:tc>
+          <w:tcPr>
+            <w:tcW w:w="4485" w:type="dxa"/>
+          </w:tcPr>
+          <w:p>
+            <w:pPr>
+              <w:pStyle w:val="18"/>
+              <w:spacing w:line="302" w:lineRule="exact"/>
+              <w:ind w:left="107"/>
+              <w:rPr>
+                <w:sz w:val="24"/>
+              </w:rPr>
+            </w:pPr>
+            <w:r>
+              <w:rPr>
+                <w:b/>
+                <w:sz w:val="28"/>
+              </w:rPr>
+              <w:t>Frequência:</w:t>
+            </w:r>
+            <w:r>
+              <w:rPr>
+                <w:b/>
+                <w:spacing w:val="-7"/>
+                <w:sz w:val="28"/>
+              </w:rPr>
+              <w:t xml:space="preserve"> </w:t>
+            </w:r>
+            <w:r>
+              <w:rPr>
+                <w:sz w:val="24"/>
+              </w:rPr>
+              <w:t>Conforme</w:t>
+            </w:r>
+            <w:r>
+              <w:rPr>
+                <w:spacing w:val="-6"/>
+                <w:sz w:val="24"/>
+              </w:rPr>
+              <w:t xml:space="preserve"> </w:t>
+            </w:r>
+            <w:r>
+              <w:rPr>
+                <w:spacing w:val="-2"/>
+                <w:sz w:val="24"/>
+              </w:rPr>
+              <w:t>necessidade</w:t>
+            </w:r>
+          </w:p>
+        </w:tc>
+      </w:tr>
+      <w:tr>
+        <w:tblPrEx>
+          <w:tblBorders>
+            <w:top w:val="single" w:color="000000" w:sz="4" w:space="0"/>
+            <w:left w:val="single" w:color="000000" w:sz="4" w:space="0"/>
+            <w:bottom w:val="single" w:color="000000" w:sz="4" w:space="0"/>
+            <w:right w:val="single" w:color="000000" w:sz="4" w:space="0"/>
+            <w:insideH w:val="single" w:color="000000" w:sz="4" w:space="0"/>
+            <w:insideV w:val="single" w:color="000000" w:sz="4" w:space="0"/>
+          </w:tblBorders>
+          <w:tblCellMar>
+            <w:top w:w="0" w:type="dxa"/>
+            <w:left w:w="0" w:type="dxa"/>
+            <w:bottom w:w="0" w:type="dxa"/>
+            <w:right w:w="0" w:type="dxa"/>
+          </w:tblCellMar>
+        </w:tblPrEx>
+        <w:trPr>
+          <w:trHeight w:val="1540" w:hRule="atLeast"/>
+        </w:trPr>
+        <w:tc>
+          <w:tcPr>
+            <w:tcW w:w="4489" w:type="dxa"/>
+          </w:tcPr>
+          <w:p>
+            <w:pPr>
+              <w:pStyle w:val="18"/>
+              <w:numPr>
+                <w:ilvl w:val="0"/>
+                <w:numId w:val="46"/>
+              </w:numPr>
+              <w:tabs>
+                <w:tab w:val="left" w:pos="828"/>
+              </w:tabs>
+              <w:spacing w:before="0" w:after="0" w:line="240" w:lineRule="auto"/>
+              <w:ind w:left="828" w:right="345" w:hanging="360"/>
+              <w:jc w:val="left"/>
+              <w:rPr>
+                <w:sz w:val="24"/>
+              </w:rPr>
+            </w:pPr>
+            <w:r>
+              <w:rPr>
+                <w:b/>
+                <w:sz w:val="24"/>
+              </w:rPr>
+              <w:t xml:space="preserve">Regra de negócio: </w:t>
+            </w:r>
+            <w:r>
+              <w:rPr>
+                <w:rFonts w:hint="default"/>
+                <w:sz w:val="24"/>
+                <w:lang w:val="pt-BR"/>
+              </w:rPr>
+              <w:t xml:space="preserve">Usuário pode acessar os detalhes das manutenções  </w:t>
+            </w:r>
+          </w:p>
+        </w:tc>
+        <w:tc>
+          <w:tcPr>
+            <w:tcW w:w="4485" w:type="dxa"/>
+          </w:tcPr>
+          <w:p>
+            <w:pPr>
+              <w:pStyle w:val="18"/>
+              <w:numPr>
+                <w:ilvl w:val="0"/>
+                <w:numId w:val="47"/>
+              </w:numPr>
+              <w:tabs>
+                <w:tab w:val="left" w:pos="827"/>
+              </w:tabs>
+              <w:spacing w:before="0" w:after="0" w:line="240" w:lineRule="auto"/>
+              <w:ind w:left="827" w:right="119" w:hanging="360"/>
+              <w:jc w:val="left"/>
+              <w:rPr>
+                <w:sz w:val="24"/>
+              </w:rPr>
+            </w:pPr>
+            <w:r>
+              <w:rPr>
+                <w:b/>
+                <w:sz w:val="24"/>
+              </w:rPr>
+              <w:t xml:space="preserve">Exceções: </w:t>
+            </w:r>
+            <w:r>
+              <w:rPr>
+                <w:rFonts w:hint="default"/>
+                <w:sz w:val="24"/>
+                <w:lang w:val="pt-BR"/>
+              </w:rPr>
+              <w:t>Caso não houver manutenções registradas, o sistema exibe uma mensagem informando que não foram encontrados registros correspondentes.</w:t>
+            </w:r>
+          </w:p>
+          <w:p>
+            <w:pPr>
+              <w:pStyle w:val="18"/>
+              <w:numPr>
+                <w:ilvl w:val="0"/>
+                <w:numId w:val="0"/>
+              </w:numPr>
+              <w:tabs>
+                <w:tab w:val="left" w:pos="815"/>
+                <w:tab w:val="left" w:pos="827"/>
+              </w:tabs>
+              <w:spacing w:before="0" w:after="0" w:line="240" w:lineRule="auto"/>
+              <w:ind w:left="467" w:leftChars="0" w:right="220" w:rightChars="0"/>
+              <w:jc w:val="left"/>
+              <w:rPr>
+                <w:sz w:val="24"/>
+              </w:rPr>
+            </w:pPr>
+          </w:p>
+        </w:tc>
+      </w:tr>
+      <w:tr>
+        <w:tblPrEx>
+          <w:tblBorders>
+            <w:top w:val="single" w:color="000000" w:sz="4" w:space="0"/>
+            <w:left w:val="single" w:color="000000" w:sz="4" w:space="0"/>
+            <w:bottom w:val="single" w:color="000000" w:sz="4" w:space="0"/>
+            <w:right w:val="single" w:color="000000" w:sz="4" w:space="0"/>
+            <w:insideH w:val="single" w:color="000000" w:sz="4" w:space="0"/>
+            <w:insideV w:val="single" w:color="000000" w:sz="4" w:space="0"/>
+          </w:tblBorders>
+          <w:tblCellMar>
+            <w:top w:w="0" w:type="dxa"/>
+            <w:left w:w="0" w:type="dxa"/>
+            <w:bottom w:w="0" w:type="dxa"/>
+            <w:right w:w="0" w:type="dxa"/>
+          </w:tblCellMar>
+        </w:tblPrEx>
+        <w:trPr>
+          <w:trHeight w:val="300" w:hRule="atLeast"/>
+        </w:trPr>
+        <w:tc>
+          <w:tcPr>
+            <w:tcW w:w="4489" w:type="dxa"/>
+          </w:tcPr>
+          <w:p>
+            <w:pPr>
+              <w:pStyle w:val="18"/>
+              <w:rPr>
+                <w:b/>
+                <w:sz w:val="24"/>
+              </w:rPr>
+            </w:pPr>
+            <w:r>
+              <w:rPr>
+                <w:b/>
+                <w:sz w:val="24"/>
+              </w:rPr>
+              <w:t>Ação</w:t>
+            </w:r>
+            <w:r>
+              <w:rPr>
+                <w:b/>
+                <w:spacing w:val="-4"/>
+                <w:sz w:val="24"/>
+              </w:rPr>
+              <w:t xml:space="preserve"> </w:t>
+            </w:r>
+            <w:r>
+              <w:rPr>
+                <w:b/>
+                <w:sz w:val="24"/>
+              </w:rPr>
+              <w:t>do</w:t>
+            </w:r>
+            <w:r>
+              <w:rPr>
+                <w:b/>
+                <w:spacing w:val="-1"/>
+                <w:sz w:val="24"/>
+              </w:rPr>
+              <w:t xml:space="preserve"> </w:t>
+            </w:r>
+            <w:r>
+              <w:rPr>
+                <w:b/>
+                <w:spacing w:val="-4"/>
+                <w:sz w:val="24"/>
+              </w:rPr>
+              <w:t>ator</w:t>
+            </w:r>
+          </w:p>
+        </w:tc>
+        <w:tc>
+          <w:tcPr>
+            <w:tcW w:w="4485" w:type="dxa"/>
+          </w:tcPr>
+          <w:p>
+            <w:pPr>
+              <w:pStyle w:val="18"/>
+              <w:ind w:left="107"/>
+              <w:rPr>
+                <w:b/>
+                <w:sz w:val="24"/>
+              </w:rPr>
+            </w:pPr>
+            <w:r>
+              <w:rPr>
+                <w:b/>
+                <w:sz w:val="24"/>
+              </w:rPr>
+              <w:t>Resposta</w:t>
+            </w:r>
+            <w:r>
+              <w:rPr>
+                <w:b/>
+                <w:spacing w:val="-2"/>
+                <w:sz w:val="24"/>
+              </w:rPr>
+              <w:t xml:space="preserve"> </w:t>
+            </w:r>
+            <w:r>
+              <w:rPr>
+                <w:b/>
+                <w:sz w:val="24"/>
+              </w:rPr>
+              <w:t>do</w:t>
+            </w:r>
+            <w:r>
+              <w:rPr>
+                <w:b/>
+                <w:spacing w:val="-2"/>
+                <w:sz w:val="24"/>
+              </w:rPr>
+              <w:t xml:space="preserve"> sistema</w:t>
+            </w:r>
+          </w:p>
+        </w:tc>
+      </w:tr>
+      <w:tr>
+        <w:tblPrEx>
+          <w:tblBorders>
+            <w:top w:val="single" w:color="000000" w:sz="4" w:space="0"/>
+            <w:left w:val="single" w:color="000000" w:sz="4" w:space="0"/>
+            <w:bottom w:val="single" w:color="000000" w:sz="4" w:space="0"/>
+            <w:right w:val="single" w:color="000000" w:sz="4" w:space="0"/>
+            <w:insideH w:val="single" w:color="000000" w:sz="4" w:space="0"/>
+            <w:insideV w:val="single" w:color="000000" w:sz="4" w:space="0"/>
+          </w:tblBorders>
+          <w:tblCellMar>
+            <w:top w:w="0" w:type="dxa"/>
+            <w:left w:w="0" w:type="dxa"/>
+            <w:bottom w:w="0" w:type="dxa"/>
+            <w:right w:w="0" w:type="dxa"/>
+          </w:tblCellMar>
+        </w:tblPrEx>
+        <w:trPr>
+          <w:trHeight w:val="832" w:hRule="atLeast"/>
+        </w:trPr>
+        <w:tc>
+          <w:tcPr>
+            <w:tcW w:w="4489" w:type="dxa"/>
+          </w:tcPr>
+          <w:p>
+            <w:pPr>
+              <w:pStyle w:val="18"/>
+              <w:numPr>
+                <w:ilvl w:val="0"/>
+                <w:numId w:val="0"/>
+              </w:numPr>
+              <w:tabs>
+                <w:tab w:val="left" w:pos="815"/>
+                <w:tab w:val="left" w:pos="828"/>
+              </w:tabs>
+              <w:spacing w:before="0" w:after="0" w:line="240" w:lineRule="auto"/>
+              <w:ind w:left="468" w:leftChars="0" w:right="521" w:rightChars="0"/>
+              <w:jc w:val="left"/>
+              <w:rPr>
+                <w:rFonts w:hint="default"/>
+                <w:sz w:val="24"/>
+                <w:lang w:val="pt-BR"/>
+              </w:rPr>
+            </w:pPr>
+            <w:r>
+              <w:rPr>
+                <w:rFonts w:hint="default"/>
+                <w:sz w:val="24"/>
+                <w:lang w:val="pt-BR"/>
+              </w:rPr>
+              <w:t xml:space="preserve">1 - </w:t>
+            </w:r>
+            <w:r>
+              <w:rPr>
+                <w:sz w:val="24"/>
+              </w:rPr>
+              <w:t>O</w:t>
+            </w:r>
+            <w:r>
+              <w:rPr>
+                <w:spacing w:val="-9"/>
+                <w:sz w:val="24"/>
+              </w:rPr>
+              <w:t xml:space="preserve"> </w:t>
+            </w:r>
+            <w:r>
+              <w:rPr>
+                <w:sz w:val="24"/>
+              </w:rPr>
+              <w:t>usuário</w:t>
+            </w:r>
+            <w:r>
+              <w:rPr>
+                <w:spacing w:val="-8"/>
+                <w:sz w:val="24"/>
+              </w:rPr>
+              <w:t xml:space="preserve"> </w:t>
+            </w:r>
+            <w:r>
+              <w:rPr>
+                <w:sz w:val="24"/>
+              </w:rPr>
+              <w:t>acessa</w:t>
+            </w:r>
+            <w:r>
+              <w:rPr>
+                <w:spacing w:val="-9"/>
+                <w:sz w:val="24"/>
+              </w:rPr>
+              <w:t xml:space="preserve"> </w:t>
+            </w:r>
+            <w:r>
+              <w:rPr>
+                <w:sz w:val="24"/>
+              </w:rPr>
+              <w:t>a</w:t>
+            </w:r>
+            <w:r>
+              <w:rPr>
+                <w:spacing w:val="-7"/>
+                <w:sz w:val="24"/>
+              </w:rPr>
+              <w:t xml:space="preserve"> </w:t>
+            </w:r>
+            <w:r>
+              <w:rPr>
+                <w:sz w:val="24"/>
+              </w:rPr>
+              <w:t>interface</w:t>
+            </w:r>
+            <w:r>
+              <w:rPr>
+                <w:spacing w:val="-9"/>
+                <w:sz w:val="24"/>
+              </w:rPr>
+              <w:t xml:space="preserve"> </w:t>
+            </w:r>
+            <w:r>
+              <w:rPr>
+                <w:sz w:val="24"/>
+              </w:rPr>
+              <w:t xml:space="preserve">de </w:t>
+            </w:r>
+            <w:r>
+              <w:rPr>
+                <w:rFonts w:hint="default"/>
+                <w:sz w:val="24"/>
+                <w:lang w:val="pt-BR"/>
+              </w:rPr>
+              <w:t>consulta de manutenções</w:t>
+            </w:r>
+          </w:p>
+        </w:tc>
+        <w:tc>
+          <w:tcPr>
+            <w:tcW w:w="4485" w:type="dxa"/>
+          </w:tcPr>
+          <w:p>
+            <w:pPr>
+              <w:pStyle w:val="18"/>
+              <w:numPr>
+                <w:ilvl w:val="0"/>
+                <w:numId w:val="49"/>
+              </w:numPr>
+              <w:tabs>
+                <w:tab w:val="left" w:pos="815"/>
+                <w:tab w:val="left" w:pos="827"/>
+              </w:tabs>
+              <w:spacing w:before="0" w:after="0" w:line="240" w:lineRule="auto"/>
+              <w:ind w:left="827" w:right="279" w:hanging="360"/>
+              <w:jc w:val="left"/>
+              <w:rPr>
+                <w:sz w:val="24"/>
+              </w:rPr>
+            </w:pPr>
+            <w:r>
+              <w:rPr>
+                <w:rFonts w:hint="default"/>
+                <w:sz w:val="24"/>
+                <w:lang w:val="pt-BR"/>
+              </w:rPr>
+              <w:t>O sistema exibe uma lista de manutenções registradas</w:t>
+            </w:r>
+          </w:p>
+        </w:tc>
+      </w:tr>
+    </w:tbl>
+    <w:p>
+      <w:pPr>
+        <w:pStyle w:val="18"/>
+        <w:spacing w:after="0" w:line="240" w:lineRule="auto"/>
+        <w:jc w:val="left"/>
+        <w:rPr>
+          <w:sz w:val="24"/>
+        </w:rPr>
+      </w:pPr>
+    </w:p>
+    <w:p>
+      <w:pPr>
+        <w:pStyle w:val="18"/>
+        <w:spacing w:after="0" w:line="240" w:lineRule="auto"/>
+        <w:jc w:val="left"/>
+        <w:rPr>
+          <w:sz w:val="24"/>
+        </w:rPr>
+      </w:pPr>
+    </w:p>
+    <w:p>
+      <w:pPr>
+        <w:numPr>
+          <w:ilvl w:val="2"/>
+          <w:numId w:val="7"/>
+        </w:numPr>
+        <w:bidi w:val="0"/>
+        <w:rPr>
+          <w:rFonts w:hint="default" w:ascii="Arial" w:hAnsi="Arial" w:cs="Arial"/>
+          <w:b/>
+          <w:bCs/>
+          <w:sz w:val="26"/>
+          <w:szCs w:val="26"/>
+        </w:rPr>
+      </w:pPr>
+      <w:r>
+        <w:rPr>
+          <w:rFonts w:hint="default" w:ascii="Arial" w:hAnsi="Arial" w:cs="Arial"/>
+          <w:b/>
+          <w:bCs/>
+          <w:sz w:val="26"/>
+          <w:szCs w:val="26"/>
+          <w:lang w:val="pt-BR"/>
+        </w:rPr>
+        <w:t>Consultar Empresa</w:t>
+      </w:r>
+    </w:p>
+    <w:p>
+      <w:pPr>
+        <w:pStyle w:val="17"/>
+        <w:numPr>
+          <w:ilvl w:val="3"/>
+          <w:numId w:val="7"/>
+        </w:numPr>
+        <w:tabs>
+          <w:tab w:val="left" w:pos="1620"/>
+        </w:tabs>
+        <w:spacing w:before="84" w:after="0" w:line="240" w:lineRule="auto"/>
+        <w:ind w:left="1620" w:right="0" w:hanging="279"/>
+        <w:jc w:val="left"/>
+        <w:rPr>
+          <w:b/>
+          <w:sz w:val="26"/>
+        </w:rPr>
+      </w:pPr>
+      <w:r>
+        <w:rPr>
+          <w:b/>
+          <w:sz w:val="26"/>
+        </w:rPr>
+        <w:t>Descrição</w:t>
+      </w:r>
+      <w:r>
+        <w:rPr>
+          <w:b/>
+          <w:spacing w:val="-10"/>
+          <w:sz w:val="26"/>
+        </w:rPr>
+        <w:t xml:space="preserve"> </w:t>
+      </w:r>
+      <w:r>
+        <w:rPr>
+          <w:b/>
+          <w:spacing w:val="-2"/>
+          <w:sz w:val="26"/>
+        </w:rPr>
+        <w:t>Resumida</w:t>
+      </w:r>
+    </w:p>
+    <w:p>
+      <w:pPr>
+        <w:pStyle w:val="11"/>
+        <w:ind w:left="1689" w:right="1023"/>
+        <w:rPr>
+          <w:rFonts w:hint="default"/>
+          <w:lang w:val="pt-BR"/>
+        </w:rPr>
+      </w:pPr>
+      <w:r>
+        <w:t>O</w:t>
+      </w:r>
+      <w:r>
+        <w:rPr>
+          <w:spacing w:val="-5"/>
+        </w:rPr>
+        <w:t xml:space="preserve"> </w:t>
+      </w:r>
+      <w:r>
+        <w:t>usuário</w:t>
+      </w:r>
+      <w:r>
+        <w:rPr>
+          <w:spacing w:val="-4"/>
+        </w:rPr>
+        <w:t xml:space="preserve"> </w:t>
+      </w:r>
+      <w:r>
+        <w:rPr>
+          <w:rFonts w:hint="default"/>
+          <w:lang w:val="pt-BR"/>
+        </w:rPr>
+        <w:t>visualiza as informações da empresa portadora da frota de veículos.</w:t>
+      </w:r>
+    </w:p>
+    <w:p>
+      <w:pPr>
+        <w:pStyle w:val="11"/>
+        <w:spacing w:before="25"/>
+      </w:pPr>
+    </w:p>
+    <w:p>
+      <w:pPr>
+        <w:pStyle w:val="17"/>
+        <w:numPr>
+          <w:ilvl w:val="3"/>
+          <w:numId w:val="7"/>
+        </w:numPr>
+        <w:tabs>
+          <w:tab w:val="left" w:pos="1687"/>
+        </w:tabs>
+        <w:spacing w:before="0" w:after="0" w:line="240" w:lineRule="auto"/>
+        <w:ind w:left="1687" w:right="0" w:hanging="293"/>
+        <w:jc w:val="left"/>
+        <w:rPr>
+          <w:b/>
+          <w:sz w:val="26"/>
+        </w:rPr>
+      </w:pPr>
+      <w:r>
+        <w:rPr>
+          <w:b/>
+          <w:sz w:val="26"/>
+        </w:rPr>
+        <w:t>Realização</w:t>
+      </w:r>
+      <w:r>
+        <w:rPr>
+          <w:b/>
+          <w:spacing w:val="-7"/>
+          <w:sz w:val="26"/>
+        </w:rPr>
+        <w:t xml:space="preserve"> </w:t>
+      </w:r>
+      <w:r>
+        <w:rPr>
+          <w:b/>
+          <w:sz w:val="26"/>
+        </w:rPr>
+        <w:t>do</w:t>
+      </w:r>
+      <w:r>
+        <w:rPr>
+          <w:b/>
+          <w:spacing w:val="-4"/>
+          <w:sz w:val="26"/>
+        </w:rPr>
+        <w:t xml:space="preserve"> </w:t>
+      </w:r>
+      <w:r>
+        <w:rPr>
+          <w:b/>
+          <w:sz w:val="26"/>
+        </w:rPr>
+        <w:t>Caso</w:t>
+      </w:r>
+      <w:r>
+        <w:rPr>
+          <w:b/>
+          <w:spacing w:val="-4"/>
+          <w:sz w:val="26"/>
+        </w:rPr>
+        <w:t xml:space="preserve"> </w:t>
+      </w:r>
+      <w:r>
+        <w:rPr>
+          <w:b/>
+          <w:sz w:val="26"/>
+        </w:rPr>
+        <w:t>de</w:t>
+      </w:r>
+      <w:r>
+        <w:rPr>
+          <w:b/>
+          <w:spacing w:val="-5"/>
+          <w:sz w:val="26"/>
+        </w:rPr>
+        <w:t xml:space="preserve"> Uso</w:t>
+      </w:r>
+    </w:p>
+    <w:p>
+      <w:pPr>
+        <w:pStyle w:val="11"/>
+        <w:spacing w:before="68"/>
+        <w:rPr>
+          <w:b/>
+          <w:sz w:val="20"/>
+        </w:rPr>
+      </w:pPr>
+    </w:p>
+    <w:tbl>
+      <w:tblPr>
+        <w:tblStyle w:val="9"/>
+        <w:tblW w:w="0" w:type="auto"/>
+        <w:tblInd w:w="513" w:type="dxa"/>
+        <w:tblBorders>
+          <w:top w:val="single" w:color="000000" w:sz="4" w:space="0"/>
+          <w:left w:val="single" w:color="000000" w:sz="4" w:space="0"/>
+          <w:bottom w:val="single" w:color="000000" w:sz="4" w:space="0"/>
+          <w:right w:val="single" w:color="000000" w:sz="4" w:space="0"/>
+          <w:insideH w:val="single" w:color="000000" w:sz="4" w:space="0"/>
+          <w:insideV w:val="single" w:color="000000" w:sz="4" w:space="0"/>
+        </w:tblBorders>
+        <w:tblLayout w:type="fixed"/>
+        <w:tblCellMar>
+          <w:top w:w="0" w:type="dxa"/>
+          <w:left w:w="0" w:type="dxa"/>
+          <w:bottom w:w="0" w:type="dxa"/>
+          <w:right w:w="0" w:type="dxa"/>
+        </w:tblCellMar>
+      </w:tblPr>
+      <w:tblGrid>
+        <w:gridCol w:w="4489"/>
+        <w:gridCol w:w="4485"/>
+      </w:tblGrid>
+      <w:tr>
+        <w:tblPrEx>
+          <w:tblBorders>
+            <w:top w:val="single" w:color="000000" w:sz="4" w:space="0"/>
+            <w:left w:val="single" w:color="000000" w:sz="4" w:space="0"/>
+            <w:bottom w:val="single" w:color="000000" w:sz="4" w:space="0"/>
+            <w:right w:val="single" w:color="000000" w:sz="4" w:space="0"/>
+            <w:insideH w:val="single" w:color="000000" w:sz="4" w:space="0"/>
+            <w:insideV w:val="single" w:color="000000" w:sz="4" w:space="0"/>
+          </w:tblBorders>
+          <w:tblCellMar>
+            <w:top w:w="0" w:type="dxa"/>
+            <w:left w:w="0" w:type="dxa"/>
+            <w:bottom w:w="0" w:type="dxa"/>
+            <w:right w:w="0" w:type="dxa"/>
+          </w:tblCellMar>
+        </w:tblPrEx>
+        <w:trPr>
+          <w:trHeight w:val="321" w:hRule="atLeast"/>
+        </w:trPr>
+        <w:tc>
+          <w:tcPr>
+            <w:tcW w:w="4489" w:type="dxa"/>
+          </w:tcPr>
+          <w:p>
+            <w:pPr>
+              <w:pStyle w:val="18"/>
+              <w:rPr>
+                <w:rFonts w:hint="default"/>
+                <w:sz w:val="24"/>
+                <w:lang w:val="pt-BR"/>
+              </w:rPr>
+            </w:pPr>
+            <w:r>
+              <w:rPr>
+                <w:sz w:val="24"/>
+              </w:rPr>
+              <w:t>Nome:</w:t>
+            </w:r>
+            <w:r>
+              <w:rPr>
+                <w:spacing w:val="-3"/>
+                <w:sz w:val="24"/>
+              </w:rPr>
+              <w:t xml:space="preserve"> </w:t>
+            </w:r>
+            <w:r>
+              <w:rPr>
+                <w:rFonts w:hint="default"/>
+                <w:sz w:val="24"/>
+                <w:lang w:val="pt-BR"/>
+              </w:rPr>
+              <w:t>Consultar Empresa</w:t>
+            </w:r>
+          </w:p>
+        </w:tc>
+        <w:tc>
+          <w:tcPr>
+            <w:tcW w:w="4485" w:type="dxa"/>
+          </w:tcPr>
+          <w:p>
+            <w:pPr>
+              <w:pStyle w:val="18"/>
+              <w:spacing w:line="302" w:lineRule="exact"/>
+              <w:ind w:left="107"/>
+              <w:rPr>
+                <w:sz w:val="24"/>
+              </w:rPr>
+            </w:pPr>
+            <w:r>
+              <w:rPr>
+                <w:b/>
+                <w:sz w:val="28"/>
+              </w:rPr>
+              <w:t>Frequência:</w:t>
+            </w:r>
+            <w:r>
+              <w:rPr>
+                <w:b/>
+                <w:spacing w:val="-7"/>
+                <w:sz w:val="28"/>
+              </w:rPr>
+              <w:t xml:space="preserve"> </w:t>
+            </w:r>
+            <w:r>
+              <w:rPr>
+                <w:sz w:val="24"/>
+              </w:rPr>
+              <w:t>Conforme</w:t>
+            </w:r>
+            <w:r>
+              <w:rPr>
+                <w:spacing w:val="-6"/>
+                <w:sz w:val="24"/>
+              </w:rPr>
+              <w:t xml:space="preserve"> </w:t>
+            </w:r>
+            <w:r>
+              <w:rPr>
+                <w:spacing w:val="-2"/>
+                <w:sz w:val="24"/>
+              </w:rPr>
+              <w:t>necessidade</w:t>
+            </w:r>
+          </w:p>
+        </w:tc>
+      </w:tr>
+      <w:tr>
+        <w:tblPrEx>
+          <w:tblBorders>
+            <w:top w:val="single" w:color="000000" w:sz="4" w:space="0"/>
+            <w:left w:val="single" w:color="000000" w:sz="4" w:space="0"/>
+            <w:bottom w:val="single" w:color="000000" w:sz="4" w:space="0"/>
+            <w:right w:val="single" w:color="000000" w:sz="4" w:space="0"/>
+            <w:insideH w:val="single" w:color="000000" w:sz="4" w:space="0"/>
+            <w:insideV w:val="single" w:color="000000" w:sz="4" w:space="0"/>
+          </w:tblBorders>
+          <w:tblCellMar>
+            <w:top w:w="0" w:type="dxa"/>
+            <w:left w:w="0" w:type="dxa"/>
+            <w:bottom w:w="0" w:type="dxa"/>
+            <w:right w:w="0" w:type="dxa"/>
+          </w:tblCellMar>
+        </w:tblPrEx>
+        <w:trPr>
+          <w:trHeight w:val="1540" w:hRule="atLeast"/>
+        </w:trPr>
+        <w:tc>
+          <w:tcPr>
+            <w:tcW w:w="4489" w:type="dxa"/>
+          </w:tcPr>
+          <w:p>
+            <w:pPr>
+              <w:pStyle w:val="18"/>
+              <w:numPr>
+                <w:ilvl w:val="0"/>
+                <w:numId w:val="46"/>
+              </w:numPr>
+              <w:tabs>
+                <w:tab w:val="left" w:pos="828"/>
+              </w:tabs>
+              <w:spacing w:before="0" w:after="0" w:line="240" w:lineRule="auto"/>
+              <w:ind w:left="828" w:right="345" w:hanging="360"/>
+              <w:jc w:val="left"/>
+              <w:rPr>
+                <w:sz w:val="24"/>
+              </w:rPr>
+            </w:pPr>
+            <w:r>
+              <w:rPr>
+                <w:b/>
+                <w:sz w:val="24"/>
+              </w:rPr>
+              <w:t xml:space="preserve">Regra de negócio: </w:t>
+            </w:r>
+            <w:r>
+              <w:rPr>
+                <w:rFonts w:hint="default"/>
+                <w:sz w:val="24"/>
+                <w:lang w:val="pt-BR"/>
+              </w:rPr>
+              <w:t>Usuário pode acessar os detalhes da empresa</w:t>
+            </w:r>
+          </w:p>
+        </w:tc>
+        <w:tc>
+          <w:tcPr>
+            <w:tcW w:w="4485" w:type="dxa"/>
+          </w:tcPr>
+          <w:p>
+            <w:pPr>
+              <w:pStyle w:val="18"/>
+              <w:numPr>
+                <w:ilvl w:val="0"/>
+                <w:numId w:val="47"/>
+              </w:numPr>
+              <w:tabs>
+                <w:tab w:val="left" w:pos="827"/>
+              </w:tabs>
+              <w:spacing w:before="0" w:after="0" w:line="240" w:lineRule="auto"/>
+              <w:ind w:left="827" w:right="119" w:hanging="360"/>
+              <w:jc w:val="left"/>
+              <w:rPr>
+                <w:rFonts w:hint="default"/>
+                <w:sz w:val="24"/>
+                <w:lang w:val="en-US"/>
+              </w:rPr>
+            </w:pPr>
+            <w:r>
+              <w:rPr>
+                <w:b/>
+                <w:sz w:val="24"/>
+              </w:rPr>
+              <w:t xml:space="preserve">Exceções: </w:t>
+            </w:r>
+            <w:r>
+              <w:rPr>
+                <w:rFonts w:hint="default"/>
+                <w:sz w:val="24"/>
+                <w:lang w:val="pt-BR"/>
+              </w:rPr>
+              <w:t>Caso os dados da empresa ainda não estiverem preenchidos, o sistema sugere o preenchimento dos mesmos.</w:t>
+            </w:r>
+          </w:p>
+          <w:p>
+            <w:pPr>
+              <w:pStyle w:val="18"/>
+              <w:numPr>
+                <w:ilvl w:val="0"/>
+                <w:numId w:val="0"/>
+              </w:numPr>
+              <w:tabs>
+                <w:tab w:val="left" w:pos="815"/>
+                <w:tab w:val="left" w:pos="827"/>
+              </w:tabs>
+              <w:spacing w:before="0" w:after="0" w:line="240" w:lineRule="auto"/>
+              <w:ind w:left="467" w:leftChars="0" w:right="220" w:rightChars="0"/>
+              <w:jc w:val="left"/>
+              <w:rPr>
+                <w:sz w:val="24"/>
+              </w:rPr>
+            </w:pPr>
+          </w:p>
+        </w:tc>
+      </w:tr>
+      <w:tr>
+        <w:tblPrEx>
+          <w:tblBorders>
+            <w:top w:val="single" w:color="000000" w:sz="4" w:space="0"/>
+            <w:left w:val="single" w:color="000000" w:sz="4" w:space="0"/>
+            <w:bottom w:val="single" w:color="000000" w:sz="4" w:space="0"/>
+            <w:right w:val="single" w:color="000000" w:sz="4" w:space="0"/>
+            <w:insideH w:val="single" w:color="000000" w:sz="4" w:space="0"/>
+            <w:insideV w:val="single" w:color="000000" w:sz="4" w:space="0"/>
+          </w:tblBorders>
+          <w:tblCellMar>
+            <w:top w:w="0" w:type="dxa"/>
+            <w:left w:w="0" w:type="dxa"/>
+            <w:bottom w:w="0" w:type="dxa"/>
+            <w:right w:w="0" w:type="dxa"/>
+          </w:tblCellMar>
+        </w:tblPrEx>
+        <w:trPr>
+          <w:trHeight w:val="300" w:hRule="atLeast"/>
+        </w:trPr>
+        <w:tc>
+          <w:tcPr>
+            <w:tcW w:w="4489" w:type="dxa"/>
+          </w:tcPr>
+          <w:p>
+            <w:pPr>
+              <w:pStyle w:val="18"/>
+              <w:rPr>
+                <w:b/>
+                <w:sz w:val="24"/>
+              </w:rPr>
+            </w:pPr>
+            <w:r>
+              <w:rPr>
+                <w:b/>
+                <w:sz w:val="24"/>
+              </w:rPr>
+              <w:t>Ação</w:t>
+            </w:r>
+            <w:r>
+              <w:rPr>
+                <w:b/>
+                <w:spacing w:val="-4"/>
+                <w:sz w:val="24"/>
+              </w:rPr>
+              <w:t xml:space="preserve"> </w:t>
+            </w:r>
+            <w:r>
+              <w:rPr>
+                <w:b/>
+                <w:sz w:val="24"/>
+              </w:rPr>
+              <w:t>do</w:t>
+            </w:r>
+            <w:r>
+              <w:rPr>
+                <w:b/>
+                <w:spacing w:val="-1"/>
+                <w:sz w:val="24"/>
+              </w:rPr>
+              <w:t xml:space="preserve"> </w:t>
+            </w:r>
+            <w:r>
+              <w:rPr>
+                <w:b/>
+                <w:spacing w:val="-4"/>
+                <w:sz w:val="24"/>
+              </w:rPr>
+              <w:t>ator</w:t>
+            </w:r>
+          </w:p>
+        </w:tc>
+        <w:tc>
+          <w:tcPr>
+            <w:tcW w:w="4485" w:type="dxa"/>
+          </w:tcPr>
+          <w:p>
+            <w:pPr>
+              <w:pStyle w:val="18"/>
+              <w:ind w:left="107"/>
+              <w:rPr>
+                <w:b/>
+                <w:sz w:val="24"/>
+              </w:rPr>
+            </w:pPr>
+            <w:r>
+              <w:rPr>
+                <w:b/>
+                <w:sz w:val="24"/>
+              </w:rPr>
+              <w:t>Resposta</w:t>
+            </w:r>
+            <w:r>
+              <w:rPr>
+                <w:b/>
+                <w:spacing w:val="-2"/>
+                <w:sz w:val="24"/>
+              </w:rPr>
+              <w:t xml:space="preserve"> </w:t>
+            </w:r>
+            <w:r>
+              <w:rPr>
+                <w:b/>
+                <w:sz w:val="24"/>
+              </w:rPr>
+              <w:t>do</w:t>
+            </w:r>
+            <w:r>
+              <w:rPr>
+                <w:b/>
+                <w:spacing w:val="-2"/>
+                <w:sz w:val="24"/>
+              </w:rPr>
+              <w:t xml:space="preserve"> sistema</w:t>
+            </w:r>
+          </w:p>
+        </w:tc>
+      </w:tr>
+      <w:tr>
+        <w:tblPrEx>
+          <w:tblBorders>
+            <w:top w:val="single" w:color="000000" w:sz="4" w:space="0"/>
+            <w:left w:val="single" w:color="000000" w:sz="4" w:space="0"/>
+            <w:bottom w:val="single" w:color="000000" w:sz="4" w:space="0"/>
+            <w:right w:val="single" w:color="000000" w:sz="4" w:space="0"/>
+            <w:insideH w:val="single" w:color="000000" w:sz="4" w:space="0"/>
+            <w:insideV w:val="single" w:color="000000" w:sz="4" w:space="0"/>
+          </w:tblBorders>
+          <w:tblCellMar>
+            <w:top w:w="0" w:type="dxa"/>
+            <w:left w:w="0" w:type="dxa"/>
+            <w:bottom w:w="0" w:type="dxa"/>
+            <w:right w:w="0" w:type="dxa"/>
+          </w:tblCellMar>
+        </w:tblPrEx>
+        <w:trPr>
+          <w:trHeight w:val="832" w:hRule="atLeast"/>
+        </w:trPr>
+        <w:tc>
+          <w:tcPr>
+            <w:tcW w:w="4489" w:type="dxa"/>
+          </w:tcPr>
+          <w:p>
+            <w:pPr>
+              <w:pStyle w:val="18"/>
+              <w:numPr>
+                <w:ilvl w:val="0"/>
+                <w:numId w:val="0"/>
+              </w:numPr>
+              <w:tabs>
+                <w:tab w:val="left" w:pos="815"/>
+                <w:tab w:val="left" w:pos="828"/>
+              </w:tabs>
+              <w:spacing w:before="0" w:after="0" w:line="240" w:lineRule="auto"/>
+              <w:ind w:left="468" w:leftChars="0" w:right="521" w:rightChars="0"/>
+              <w:jc w:val="left"/>
+              <w:rPr>
+                <w:rFonts w:hint="default"/>
+                <w:sz w:val="24"/>
+                <w:lang w:val="pt-BR"/>
+              </w:rPr>
+            </w:pPr>
+            <w:r>
+              <w:rPr>
+                <w:rFonts w:hint="default"/>
+                <w:sz w:val="24"/>
+                <w:lang w:val="pt-BR"/>
+              </w:rPr>
+              <w:t xml:space="preserve">1 - </w:t>
+            </w:r>
+            <w:r>
+              <w:rPr>
+                <w:sz w:val="24"/>
+              </w:rPr>
+              <w:t>O</w:t>
+            </w:r>
+            <w:r>
+              <w:rPr>
+                <w:spacing w:val="-9"/>
+                <w:sz w:val="24"/>
+              </w:rPr>
+              <w:t xml:space="preserve"> </w:t>
+            </w:r>
+            <w:r>
+              <w:rPr>
+                <w:sz w:val="24"/>
+              </w:rPr>
+              <w:t>usuário</w:t>
+            </w:r>
+            <w:r>
+              <w:rPr>
+                <w:spacing w:val="-8"/>
+                <w:sz w:val="24"/>
+              </w:rPr>
+              <w:t xml:space="preserve"> </w:t>
+            </w:r>
+            <w:r>
+              <w:rPr>
+                <w:sz w:val="24"/>
+              </w:rPr>
+              <w:t>acessa</w:t>
+            </w:r>
+            <w:r>
+              <w:rPr>
+                <w:spacing w:val="-9"/>
+                <w:sz w:val="24"/>
+              </w:rPr>
+              <w:t xml:space="preserve"> </w:t>
+            </w:r>
+            <w:r>
+              <w:rPr>
+                <w:sz w:val="24"/>
+              </w:rPr>
+              <w:t>a</w:t>
+            </w:r>
+            <w:r>
+              <w:rPr>
+                <w:spacing w:val="-7"/>
+                <w:sz w:val="24"/>
+              </w:rPr>
+              <w:t xml:space="preserve"> </w:t>
+            </w:r>
+            <w:r>
+              <w:rPr>
+                <w:sz w:val="24"/>
+              </w:rPr>
+              <w:t>interface</w:t>
+            </w:r>
+            <w:r>
+              <w:rPr>
+                <w:spacing w:val="-9"/>
+                <w:sz w:val="24"/>
+              </w:rPr>
+              <w:t xml:space="preserve"> </w:t>
+            </w:r>
+            <w:r>
+              <w:rPr>
+                <w:sz w:val="24"/>
+              </w:rPr>
+              <w:t xml:space="preserve">de </w:t>
+            </w:r>
+            <w:r>
+              <w:rPr>
+                <w:rFonts w:hint="default"/>
+                <w:sz w:val="24"/>
+                <w:lang w:val="pt-BR"/>
+              </w:rPr>
+              <w:t>consulta de empresa</w:t>
+            </w:r>
+          </w:p>
+        </w:tc>
+        <w:tc>
+          <w:tcPr>
+            <w:tcW w:w="4485" w:type="dxa"/>
+          </w:tcPr>
+          <w:p>
+            <w:pPr>
+              <w:pStyle w:val="18"/>
+              <w:numPr>
+                <w:ilvl w:val="0"/>
+                <w:numId w:val="49"/>
+              </w:numPr>
+              <w:tabs>
+                <w:tab w:val="left" w:pos="815"/>
+                <w:tab w:val="left" w:pos="827"/>
+              </w:tabs>
+              <w:spacing w:before="0" w:after="0" w:line="240" w:lineRule="auto"/>
+              <w:ind w:left="827" w:right="279" w:hanging="360"/>
+              <w:jc w:val="left"/>
+              <w:rPr>
+                <w:sz w:val="24"/>
+              </w:rPr>
+            </w:pPr>
+            <w:r>
+              <w:rPr>
+                <w:rFonts w:hint="default"/>
+                <w:sz w:val="24"/>
+                <w:lang w:val="pt-BR"/>
+              </w:rPr>
+              <w:t>O sistema exibe as ainformações da empresa.</w:t>
+            </w:r>
+          </w:p>
+        </w:tc>
+      </w:tr>
+    </w:tbl>
+    <w:p>
+      <w:pPr>
+        <w:pStyle w:val="18"/>
+        <w:spacing w:after="0" w:line="240" w:lineRule="auto"/>
+        <w:jc w:val="left"/>
+        <w:rPr>
+          <w:sz w:val="24"/>
+        </w:rPr>
+      </w:pPr>
+    </w:p>
+    <w:p>
+      <w:pPr>
+        <w:pStyle w:val="18"/>
+        <w:spacing w:after="0" w:line="240" w:lineRule="auto"/>
+        <w:jc w:val="left"/>
+        <w:rPr>
+          <w:sz w:val="24"/>
+        </w:rPr>
+      </w:pPr>
+    </w:p>
+    <w:p>
+      <w:pPr>
+        <w:pStyle w:val="18"/>
+        <w:spacing w:after="0" w:line="240" w:lineRule="auto"/>
+        <w:jc w:val="left"/>
+        <w:rPr>
+          <w:sz w:val="24"/>
+        </w:rPr>
+      </w:pPr>
+    </w:p>
+    <w:p>
+      <w:pPr>
+        <w:pStyle w:val="18"/>
+        <w:spacing w:after="0" w:line="240" w:lineRule="auto"/>
+        <w:jc w:val="left"/>
+        <w:rPr>
+          <w:sz w:val="24"/>
+        </w:rPr>
+      </w:pPr>
+    </w:p>
+    <w:p>
+      <w:pPr>
+        <w:pStyle w:val="18"/>
+        <w:spacing w:after="0" w:line="240" w:lineRule="auto"/>
+        <w:jc w:val="left"/>
+        <w:rPr>
+          <w:sz w:val="24"/>
+        </w:rPr>
+      </w:pPr>
+    </w:p>
+    <w:p>
+      <w:pPr>
+        <w:pStyle w:val="18"/>
+        <w:spacing w:after="0" w:line="240" w:lineRule="auto"/>
+        <w:jc w:val="left"/>
+        <w:rPr>
+          <w:sz w:val="24"/>
+        </w:rPr>
+      </w:pPr>
+    </w:p>
+    <w:p>
+      <w:pPr>
+        <w:pStyle w:val="18"/>
+        <w:spacing w:after="0" w:line="240" w:lineRule="auto"/>
+        <w:jc w:val="left"/>
+        <w:rPr>
+          <w:sz w:val="24"/>
+        </w:rPr>
+      </w:pPr>
+    </w:p>
+    <w:p>
+      <w:pPr>
+        <w:pStyle w:val="18"/>
+        <w:spacing w:after="0" w:line="240" w:lineRule="auto"/>
+        <w:jc w:val="left"/>
+        <w:rPr>
+          <w:sz w:val="24"/>
+        </w:rPr>
+      </w:pPr>
+    </w:p>
+    <w:p>
+      <w:pPr>
+        <w:pStyle w:val="18"/>
+        <w:spacing w:after="0" w:line="240" w:lineRule="auto"/>
+        <w:jc w:val="left"/>
+        <w:rPr>
+          <w:sz w:val="24"/>
+        </w:rPr>
+      </w:pPr>
+    </w:p>
+    <w:p>
+      <w:pPr>
+        <w:pStyle w:val="18"/>
+        <w:spacing w:after="0" w:line="240" w:lineRule="auto"/>
+        <w:jc w:val="left"/>
+        <w:rPr>
+          <w:sz w:val="24"/>
+        </w:rPr>
+      </w:pPr>
+    </w:p>
+    <w:p>
+      <w:pPr>
+        <w:pStyle w:val="18"/>
+        <w:spacing w:after="0" w:line="240" w:lineRule="auto"/>
+        <w:jc w:val="left"/>
+        <w:rPr>
+          <w:sz w:val="24"/>
+        </w:rPr>
+      </w:pPr>
+    </w:p>
+    <w:p>
+      <w:pPr>
+        <w:pStyle w:val="18"/>
+        <w:spacing w:after="0" w:line="240" w:lineRule="auto"/>
+        <w:jc w:val="left"/>
+        <w:rPr>
+          <w:sz w:val="24"/>
+        </w:rPr>
+      </w:pPr>
+    </w:p>
+    <w:p>
+      <w:pPr>
+        <w:numPr>
+          <w:ilvl w:val="2"/>
+          <w:numId w:val="7"/>
+        </w:numPr>
+        <w:bidi w:val="0"/>
+        <w:rPr>
+          <w:rFonts w:hint="default" w:ascii="Arial" w:hAnsi="Arial" w:cs="Arial"/>
+          <w:b/>
+          <w:bCs/>
+          <w:sz w:val="26"/>
+          <w:szCs w:val="26"/>
+        </w:rPr>
+      </w:pPr>
+      <w:r>
+        <w:rPr>
+          <w:rFonts w:hint="default" w:ascii="Arial" w:hAnsi="Arial" w:cs="Arial"/>
+          <w:b/>
+          <w:bCs/>
+          <w:sz w:val="26"/>
+          <w:szCs w:val="26"/>
+        </w:rPr>
+        <w:t xml:space="preserve">Registrar </w:t>
+      </w:r>
+      <w:r>
+        <w:rPr>
+          <w:rFonts w:hint="default" w:ascii="Arial" w:hAnsi="Arial" w:cs="Arial"/>
+          <w:b/>
+          <w:bCs/>
+          <w:sz w:val="26"/>
+          <w:szCs w:val="26"/>
+          <w:lang w:val="pt-BR"/>
+        </w:rPr>
+        <w:t>Empresa</w:t>
+      </w:r>
+    </w:p>
+    <w:p>
+      <w:pPr>
+        <w:pStyle w:val="17"/>
+        <w:numPr>
+          <w:ilvl w:val="3"/>
+          <w:numId w:val="7"/>
+        </w:numPr>
+        <w:tabs>
+          <w:tab w:val="left" w:pos="1620"/>
+        </w:tabs>
+        <w:spacing w:before="84" w:after="0" w:line="240" w:lineRule="auto"/>
+        <w:ind w:left="1620" w:right="0" w:hanging="279"/>
+        <w:jc w:val="left"/>
+        <w:rPr>
+          <w:b/>
+          <w:sz w:val="26"/>
+        </w:rPr>
+      </w:pPr>
+      <w:r>
+        <w:rPr>
+          <w:b/>
+          <w:sz w:val="26"/>
+        </w:rPr>
+        <w:t>Descrição</w:t>
+      </w:r>
+      <w:r>
+        <w:rPr>
+          <w:b/>
+          <w:spacing w:val="-10"/>
+          <w:sz w:val="26"/>
+        </w:rPr>
+        <w:t xml:space="preserve"> </w:t>
+      </w:r>
+      <w:r>
+        <w:rPr>
+          <w:b/>
+          <w:spacing w:val="-2"/>
+          <w:sz w:val="26"/>
+        </w:rPr>
+        <w:t>Resumida</w:t>
+      </w:r>
+    </w:p>
+    <w:p>
+      <w:pPr>
+        <w:pStyle w:val="11"/>
+        <w:ind w:left="1689" w:right="1023"/>
+        <w:rPr>
+          <w:rFonts w:hint="default"/>
+          <w:lang w:val="pt-BR"/>
+        </w:rPr>
+      </w:pPr>
+      <w:r>
+        <w:t>O</w:t>
+      </w:r>
+      <w:r>
+        <w:rPr>
+          <w:spacing w:val="-5"/>
+        </w:rPr>
+        <w:t xml:space="preserve"> </w:t>
+      </w:r>
+      <w:r>
+        <w:t>usuário</w:t>
+      </w:r>
+      <w:r>
+        <w:rPr>
+          <w:spacing w:val="-4"/>
+        </w:rPr>
+        <w:t xml:space="preserve"> </w:t>
+      </w:r>
+      <w:r>
+        <w:t>registra</w:t>
+      </w:r>
+      <w:r>
+        <w:rPr>
+          <w:rFonts w:hint="default"/>
+          <w:lang w:val="pt-BR"/>
+        </w:rPr>
+        <w:t xml:space="preserve"> informações sobre a empresa portadora da frota de veículos.</w:t>
+      </w:r>
+    </w:p>
+    <w:p>
+      <w:pPr>
+        <w:pStyle w:val="11"/>
+        <w:spacing w:before="25"/>
+      </w:pPr>
+    </w:p>
+    <w:p>
+      <w:pPr>
+        <w:pStyle w:val="17"/>
+        <w:numPr>
+          <w:ilvl w:val="3"/>
+          <w:numId w:val="7"/>
+        </w:numPr>
+        <w:tabs>
+          <w:tab w:val="left" w:pos="1687"/>
+        </w:tabs>
+        <w:spacing w:before="0" w:after="0" w:line="240" w:lineRule="auto"/>
+        <w:ind w:left="1687" w:right="0" w:hanging="293"/>
+        <w:jc w:val="left"/>
+        <w:rPr>
+          <w:b/>
+          <w:sz w:val="26"/>
+        </w:rPr>
+      </w:pPr>
+      <w:r>
+        <w:rPr>
+          <w:b/>
+          <w:sz w:val="26"/>
+        </w:rPr>
+        <w:t>Realização</w:t>
+      </w:r>
+      <w:r>
+        <w:rPr>
+          <w:b/>
+          <w:spacing w:val="-7"/>
+          <w:sz w:val="26"/>
+        </w:rPr>
+        <w:t xml:space="preserve"> </w:t>
+      </w:r>
+      <w:r>
+        <w:rPr>
+          <w:b/>
+          <w:sz w:val="26"/>
+        </w:rPr>
+        <w:t>do</w:t>
+      </w:r>
+      <w:r>
+        <w:rPr>
+          <w:b/>
+          <w:spacing w:val="-4"/>
+          <w:sz w:val="26"/>
+        </w:rPr>
+        <w:t xml:space="preserve"> </w:t>
+      </w:r>
+      <w:r>
+        <w:rPr>
+          <w:b/>
+          <w:sz w:val="26"/>
+        </w:rPr>
+        <w:t>Caso</w:t>
+      </w:r>
+      <w:r>
+        <w:rPr>
+          <w:b/>
+          <w:spacing w:val="-4"/>
+          <w:sz w:val="26"/>
+        </w:rPr>
+        <w:t xml:space="preserve"> </w:t>
+      </w:r>
+      <w:r>
+        <w:rPr>
+          <w:b/>
+          <w:sz w:val="26"/>
+        </w:rPr>
+        <w:t>de</w:t>
+      </w:r>
+      <w:r>
+        <w:rPr>
+          <w:b/>
+          <w:spacing w:val="-5"/>
+          <w:sz w:val="26"/>
+        </w:rPr>
+        <w:t xml:space="preserve"> Uso</w:t>
+      </w:r>
+    </w:p>
+    <w:p>
+      <w:pPr>
+        <w:pStyle w:val="11"/>
+        <w:spacing w:before="68"/>
+        <w:rPr>
+          <w:b/>
+          <w:sz w:val="20"/>
+        </w:rPr>
+      </w:pPr>
+    </w:p>
+    <w:tbl>
+      <w:tblPr>
+        <w:tblStyle w:val="9"/>
+        <w:tblW w:w="0" w:type="auto"/>
+        <w:tblInd w:w="513" w:type="dxa"/>
+        <w:tblBorders>
+          <w:top w:val="single" w:color="000000" w:sz="4" w:space="0"/>
+          <w:left w:val="single" w:color="000000" w:sz="4" w:space="0"/>
+          <w:bottom w:val="single" w:color="000000" w:sz="4" w:space="0"/>
+          <w:right w:val="single" w:color="000000" w:sz="4" w:space="0"/>
+          <w:insideH w:val="single" w:color="000000" w:sz="4" w:space="0"/>
+          <w:insideV w:val="single" w:color="000000" w:sz="4" w:space="0"/>
+        </w:tblBorders>
+        <w:tblLayout w:type="fixed"/>
+        <w:tblCellMar>
+          <w:top w:w="0" w:type="dxa"/>
+          <w:left w:w="0" w:type="dxa"/>
+          <w:bottom w:w="0" w:type="dxa"/>
+          <w:right w:w="0" w:type="dxa"/>
+        </w:tblCellMar>
+      </w:tblPr>
+      <w:tblGrid>
+        <w:gridCol w:w="4489"/>
+        <w:gridCol w:w="4485"/>
+      </w:tblGrid>
+      <w:tr>
+        <w:tblPrEx>
+          <w:tblBorders>
+            <w:top w:val="single" w:color="000000" w:sz="4" w:space="0"/>
+            <w:left w:val="single" w:color="000000" w:sz="4" w:space="0"/>
+            <w:bottom w:val="single" w:color="000000" w:sz="4" w:space="0"/>
+            <w:right w:val="single" w:color="000000" w:sz="4" w:space="0"/>
+            <w:insideH w:val="single" w:color="000000" w:sz="4" w:space="0"/>
+            <w:insideV w:val="single" w:color="000000" w:sz="4" w:space="0"/>
+          </w:tblBorders>
+          <w:tblCellMar>
+            <w:top w:w="0" w:type="dxa"/>
+            <w:left w:w="0" w:type="dxa"/>
+            <w:bottom w:w="0" w:type="dxa"/>
+            <w:right w:w="0" w:type="dxa"/>
+          </w:tblCellMar>
+        </w:tblPrEx>
+        <w:trPr>
+          <w:trHeight w:val="321" w:hRule="atLeast"/>
+        </w:trPr>
+        <w:tc>
+          <w:tcPr>
+            <w:tcW w:w="4489" w:type="dxa"/>
+          </w:tcPr>
+          <w:p>
+            <w:pPr>
+              <w:pStyle w:val="18"/>
+              <w:rPr>
+                <w:rFonts w:hint="default"/>
+                <w:sz w:val="24"/>
+                <w:lang w:val="pt-BR"/>
+              </w:rPr>
+            </w:pPr>
+            <w:r>
+              <w:rPr>
+                <w:sz w:val="24"/>
+              </w:rPr>
+              <w:t>Nome:</w:t>
+            </w:r>
+            <w:r>
+              <w:rPr>
+                <w:spacing w:val="-3"/>
+                <w:sz w:val="24"/>
+              </w:rPr>
+              <w:t xml:space="preserve"> </w:t>
+            </w:r>
+            <w:r>
+              <w:rPr>
+                <w:sz w:val="24"/>
+              </w:rPr>
+              <w:t>Registrar</w:t>
+            </w:r>
+            <w:r>
+              <w:rPr>
+                <w:rFonts w:hint="default"/>
+                <w:sz w:val="24"/>
+                <w:lang w:val="pt-BR"/>
+              </w:rPr>
+              <w:t xml:space="preserve"> Empresa</w:t>
+            </w:r>
+          </w:p>
+        </w:tc>
+        <w:tc>
+          <w:tcPr>
+            <w:tcW w:w="4485" w:type="dxa"/>
+          </w:tcPr>
+          <w:p>
+            <w:pPr>
+              <w:pStyle w:val="18"/>
+              <w:spacing w:line="302" w:lineRule="exact"/>
+              <w:ind w:left="107"/>
+              <w:rPr>
+                <w:sz w:val="24"/>
+              </w:rPr>
+            </w:pPr>
+            <w:r>
+              <w:rPr>
+                <w:b/>
+                <w:sz w:val="28"/>
+              </w:rPr>
+              <w:t>Frequência:</w:t>
+            </w:r>
+            <w:r>
+              <w:rPr>
+                <w:b/>
+                <w:spacing w:val="-7"/>
+                <w:sz w:val="28"/>
+              </w:rPr>
+              <w:t xml:space="preserve"> </w:t>
+            </w:r>
+            <w:r>
+              <w:rPr>
+                <w:sz w:val="24"/>
+              </w:rPr>
+              <w:t>Conforme</w:t>
+            </w:r>
+            <w:r>
+              <w:rPr>
+                <w:spacing w:val="-6"/>
+                <w:sz w:val="24"/>
+              </w:rPr>
+              <w:t xml:space="preserve"> </w:t>
+            </w:r>
+            <w:r>
+              <w:rPr>
+                <w:spacing w:val="-2"/>
+                <w:sz w:val="24"/>
+              </w:rPr>
+              <w:t>necessidade</w:t>
+            </w:r>
+          </w:p>
+        </w:tc>
+      </w:tr>
+      <w:tr>
+        <w:tblPrEx>
+          <w:tblBorders>
+            <w:top w:val="single" w:color="000000" w:sz="4" w:space="0"/>
+            <w:left w:val="single" w:color="000000" w:sz="4" w:space="0"/>
+            <w:bottom w:val="single" w:color="000000" w:sz="4" w:space="0"/>
+            <w:right w:val="single" w:color="000000" w:sz="4" w:space="0"/>
+            <w:insideH w:val="single" w:color="000000" w:sz="4" w:space="0"/>
+            <w:insideV w:val="single" w:color="000000" w:sz="4" w:space="0"/>
+          </w:tblBorders>
+          <w:tblCellMar>
+            <w:top w:w="0" w:type="dxa"/>
+            <w:left w:w="0" w:type="dxa"/>
+            <w:bottom w:w="0" w:type="dxa"/>
+            <w:right w:w="0" w:type="dxa"/>
+          </w:tblCellMar>
+        </w:tblPrEx>
+        <w:trPr>
+          <w:trHeight w:val="1263" w:hRule="atLeast"/>
+        </w:trPr>
+        <w:tc>
+          <w:tcPr>
+            <w:tcW w:w="4489" w:type="dxa"/>
+          </w:tcPr>
+          <w:p>
+            <w:pPr>
+              <w:pStyle w:val="18"/>
+              <w:numPr>
+                <w:ilvl w:val="0"/>
+                <w:numId w:val="46"/>
+              </w:numPr>
+              <w:tabs>
+                <w:tab w:val="left" w:pos="828"/>
+              </w:tabs>
+              <w:spacing w:before="0" w:after="0" w:line="240" w:lineRule="auto"/>
+              <w:ind w:left="828" w:right="345" w:hanging="360"/>
+              <w:jc w:val="left"/>
+              <w:rPr>
+                <w:sz w:val="24"/>
+              </w:rPr>
+            </w:pPr>
+            <w:r>
+              <w:rPr>
+                <w:b/>
+                <w:sz w:val="24"/>
+              </w:rPr>
+              <w:t xml:space="preserve">Regra de negócio: </w:t>
+            </w:r>
+            <w:r>
+              <w:rPr>
+                <w:rFonts w:hint="default"/>
+                <w:sz w:val="24"/>
+                <w:lang w:val="pt-BR"/>
+              </w:rPr>
+              <w:t xml:space="preserve">O registro deve conter obrigatoriamente: cnpj, razão social, nome fantasia e endereço completo </w:t>
+            </w:r>
+          </w:p>
+        </w:tc>
+        <w:tc>
+          <w:tcPr>
+            <w:tcW w:w="4485" w:type="dxa"/>
+          </w:tcPr>
+          <w:p>
+            <w:pPr>
+              <w:pStyle w:val="18"/>
+              <w:numPr>
+                <w:ilvl w:val="0"/>
+                <w:numId w:val="47"/>
+              </w:numPr>
+              <w:tabs>
+                <w:tab w:val="left" w:pos="827"/>
+              </w:tabs>
+              <w:spacing w:before="0" w:after="0" w:line="240" w:lineRule="auto"/>
+              <w:ind w:left="827" w:right="119" w:hanging="360"/>
+              <w:jc w:val="left"/>
+              <w:rPr>
+                <w:sz w:val="24"/>
+              </w:rPr>
+            </w:pPr>
+            <w:r>
+              <w:rPr>
+                <w:b/>
+                <w:sz w:val="24"/>
+              </w:rPr>
+              <w:t xml:space="preserve">Exceções: </w:t>
+            </w:r>
+            <w:r>
+              <w:rPr>
+                <w:sz w:val="24"/>
+              </w:rPr>
+              <w:t>Se algum campo obrigatório</w:t>
+            </w:r>
+            <w:r>
+              <w:rPr>
+                <w:rFonts w:hint="default"/>
+                <w:sz w:val="24"/>
+                <w:lang w:val="pt-BR"/>
+              </w:rPr>
+              <w:t xml:space="preserve"> </w:t>
+            </w:r>
+            <w:r>
+              <w:rPr>
+                <w:sz w:val="24"/>
+              </w:rPr>
+              <w:t>estiver em branco, o sistema exibe uma</w:t>
+            </w:r>
+            <w:r>
+              <w:rPr>
+                <w:spacing w:val="-9"/>
+                <w:sz w:val="24"/>
+              </w:rPr>
+              <w:t xml:space="preserve"> </w:t>
+            </w:r>
+            <w:r>
+              <w:rPr>
+                <w:sz w:val="24"/>
+              </w:rPr>
+              <w:t>mensagem</w:t>
+            </w:r>
+            <w:r>
+              <w:rPr>
+                <w:spacing w:val="-6"/>
+                <w:sz w:val="24"/>
+              </w:rPr>
+              <w:t xml:space="preserve"> </w:t>
+            </w:r>
+            <w:r>
+              <w:rPr>
+                <w:sz w:val="24"/>
+              </w:rPr>
+              <w:t>de</w:t>
+            </w:r>
+            <w:r>
+              <w:rPr>
+                <w:spacing w:val="-9"/>
+                <w:sz w:val="24"/>
+              </w:rPr>
+              <w:t xml:space="preserve"> </w:t>
+            </w:r>
+            <w:r>
+              <w:rPr>
+                <w:sz w:val="24"/>
+              </w:rPr>
+              <w:t>erro</w:t>
+            </w:r>
+            <w:r>
+              <w:rPr>
+                <w:spacing w:val="-6"/>
+                <w:sz w:val="24"/>
+              </w:rPr>
+              <w:t xml:space="preserve"> </w:t>
+            </w:r>
+            <w:r>
+              <w:rPr>
+                <w:sz w:val="24"/>
+              </w:rPr>
+              <w:t>solicitando</w:t>
+            </w:r>
+            <w:r>
+              <w:rPr>
+                <w:spacing w:val="-8"/>
+                <w:sz w:val="24"/>
+              </w:rPr>
+              <w:t xml:space="preserve"> </w:t>
+            </w:r>
+            <w:r>
+              <w:rPr>
+                <w:sz w:val="24"/>
+              </w:rPr>
+              <w:t xml:space="preserve">o </w:t>
+            </w:r>
+            <w:r>
+              <w:rPr>
+                <w:spacing w:val="-2"/>
+                <w:sz w:val="24"/>
+              </w:rPr>
+              <w:t>preenchimento.</w:t>
+            </w:r>
+          </w:p>
+          <w:p>
+            <w:pPr>
+              <w:pStyle w:val="18"/>
+              <w:numPr>
+                <w:ilvl w:val="0"/>
+                <w:numId w:val="0"/>
+              </w:numPr>
+              <w:tabs>
+                <w:tab w:val="left" w:pos="815"/>
+                <w:tab w:val="left" w:pos="827"/>
+              </w:tabs>
+              <w:spacing w:before="0" w:after="0" w:line="240" w:lineRule="auto"/>
+              <w:ind w:left="467" w:leftChars="0" w:right="220" w:rightChars="0"/>
+              <w:jc w:val="left"/>
+              <w:rPr>
+                <w:sz w:val="24"/>
+              </w:rPr>
+            </w:pPr>
+          </w:p>
+        </w:tc>
+      </w:tr>
+      <w:tr>
+        <w:tblPrEx>
+          <w:tblBorders>
+            <w:top w:val="single" w:color="000000" w:sz="4" w:space="0"/>
+            <w:left w:val="single" w:color="000000" w:sz="4" w:space="0"/>
+            <w:bottom w:val="single" w:color="000000" w:sz="4" w:space="0"/>
+            <w:right w:val="single" w:color="000000" w:sz="4" w:space="0"/>
+            <w:insideH w:val="single" w:color="000000" w:sz="4" w:space="0"/>
+            <w:insideV w:val="single" w:color="000000" w:sz="4" w:space="0"/>
+          </w:tblBorders>
+          <w:tblCellMar>
+            <w:top w:w="0" w:type="dxa"/>
+            <w:left w:w="0" w:type="dxa"/>
+            <w:bottom w:w="0" w:type="dxa"/>
+            <w:right w:w="0" w:type="dxa"/>
+          </w:tblCellMar>
+        </w:tblPrEx>
+        <w:trPr>
+          <w:trHeight w:val="300" w:hRule="atLeast"/>
+        </w:trPr>
+        <w:tc>
+          <w:tcPr>
+            <w:tcW w:w="4489" w:type="dxa"/>
+          </w:tcPr>
+          <w:p>
+            <w:pPr>
+              <w:pStyle w:val="18"/>
+              <w:rPr>
+                <w:b/>
+                <w:sz w:val="24"/>
+              </w:rPr>
+            </w:pPr>
+            <w:r>
+              <w:rPr>
+                <w:b/>
+                <w:sz w:val="24"/>
+              </w:rPr>
+              <w:t>Ação</w:t>
+            </w:r>
+            <w:r>
+              <w:rPr>
+                <w:b/>
+                <w:spacing w:val="-4"/>
+                <w:sz w:val="24"/>
+              </w:rPr>
+              <w:t xml:space="preserve"> </w:t>
+            </w:r>
+            <w:r>
+              <w:rPr>
+                <w:b/>
+                <w:sz w:val="24"/>
+              </w:rPr>
+              <w:t>do</w:t>
+            </w:r>
+            <w:r>
+              <w:rPr>
+                <w:b/>
+                <w:spacing w:val="-1"/>
+                <w:sz w:val="24"/>
+              </w:rPr>
+              <w:t xml:space="preserve"> </w:t>
+            </w:r>
+            <w:r>
+              <w:rPr>
+                <w:b/>
+                <w:spacing w:val="-4"/>
+                <w:sz w:val="24"/>
+              </w:rPr>
+              <w:t>ator</w:t>
+            </w:r>
+          </w:p>
+        </w:tc>
+        <w:tc>
+          <w:tcPr>
+            <w:tcW w:w="4485" w:type="dxa"/>
+          </w:tcPr>
+          <w:p>
+            <w:pPr>
+              <w:pStyle w:val="18"/>
+              <w:ind w:left="107"/>
+              <w:rPr>
+                <w:b/>
+                <w:sz w:val="24"/>
+              </w:rPr>
+            </w:pPr>
+            <w:r>
+              <w:rPr>
+                <w:b/>
+                <w:sz w:val="24"/>
+              </w:rPr>
+              <w:t>Resposta</w:t>
+            </w:r>
+            <w:r>
+              <w:rPr>
+                <w:b/>
+                <w:spacing w:val="-2"/>
+                <w:sz w:val="24"/>
+              </w:rPr>
+              <w:t xml:space="preserve"> </w:t>
+            </w:r>
+            <w:r>
+              <w:rPr>
+                <w:b/>
+                <w:sz w:val="24"/>
+              </w:rPr>
+              <w:t>do</w:t>
+            </w:r>
+            <w:r>
+              <w:rPr>
+                <w:b/>
+                <w:spacing w:val="-2"/>
+                <w:sz w:val="24"/>
+              </w:rPr>
+              <w:t xml:space="preserve"> sistema</w:t>
+            </w:r>
+          </w:p>
+        </w:tc>
+      </w:tr>
+      <w:tr>
+        <w:tblPrEx>
+          <w:tblBorders>
+            <w:top w:val="single" w:color="000000" w:sz="4" w:space="0"/>
+            <w:left w:val="single" w:color="000000" w:sz="4" w:space="0"/>
+            <w:bottom w:val="single" w:color="000000" w:sz="4" w:space="0"/>
+            <w:right w:val="single" w:color="000000" w:sz="4" w:space="0"/>
+            <w:insideH w:val="single" w:color="000000" w:sz="4" w:space="0"/>
+            <w:insideV w:val="single" w:color="000000" w:sz="4" w:space="0"/>
+          </w:tblBorders>
+          <w:tblCellMar>
+            <w:top w:w="0" w:type="dxa"/>
+            <w:left w:w="0" w:type="dxa"/>
+            <w:bottom w:w="0" w:type="dxa"/>
+            <w:right w:w="0" w:type="dxa"/>
+          </w:tblCellMar>
+        </w:tblPrEx>
+        <w:trPr>
+          <w:trHeight w:val="3586" w:hRule="atLeast"/>
+        </w:trPr>
+        <w:tc>
+          <w:tcPr>
+            <w:tcW w:w="4489" w:type="dxa"/>
+          </w:tcPr>
+          <w:p>
+            <w:pPr>
+              <w:pStyle w:val="18"/>
+              <w:numPr>
+                <w:ilvl w:val="0"/>
+                <w:numId w:val="0"/>
+              </w:numPr>
+              <w:tabs>
+                <w:tab w:val="left" w:pos="815"/>
+                <w:tab w:val="left" w:pos="828"/>
+              </w:tabs>
+              <w:spacing w:before="1" w:after="0" w:line="237" w:lineRule="auto"/>
+              <w:ind w:left="468" w:leftChars="0" w:right="697" w:rightChars="0"/>
+              <w:jc w:val="left"/>
+              <w:rPr>
+                <w:rFonts w:hint="default"/>
+                <w:sz w:val="24"/>
+                <w:lang w:val="pt-BR"/>
+              </w:rPr>
+            </w:pPr>
+            <w:r>
+              <w:rPr>
+                <w:rFonts w:hint="default"/>
+                <w:sz w:val="24"/>
+                <w:lang w:val="pt-BR"/>
+              </w:rPr>
+              <w:t xml:space="preserve">1 - </w:t>
+            </w:r>
+            <w:r>
+              <w:rPr>
+                <w:sz w:val="24"/>
+              </w:rPr>
+              <w:t>O</w:t>
+            </w:r>
+            <w:r>
+              <w:rPr>
+                <w:spacing w:val="-9"/>
+                <w:sz w:val="24"/>
+              </w:rPr>
+              <w:t xml:space="preserve"> </w:t>
+            </w:r>
+            <w:r>
+              <w:rPr>
+                <w:sz w:val="24"/>
+              </w:rPr>
+              <w:t>usuário</w:t>
+            </w:r>
+            <w:r>
+              <w:rPr>
+                <w:spacing w:val="-8"/>
+                <w:sz w:val="24"/>
+              </w:rPr>
+              <w:t xml:space="preserve"> </w:t>
+            </w:r>
+            <w:r>
+              <w:rPr>
+                <w:sz w:val="24"/>
+              </w:rPr>
+              <w:t>acessa</w:t>
+            </w:r>
+            <w:r>
+              <w:rPr>
+                <w:spacing w:val="-9"/>
+                <w:sz w:val="24"/>
+              </w:rPr>
+              <w:t xml:space="preserve"> </w:t>
+            </w:r>
+            <w:r>
+              <w:rPr>
+                <w:sz w:val="24"/>
+              </w:rPr>
+              <w:t>a</w:t>
+            </w:r>
+            <w:r>
+              <w:rPr>
+                <w:spacing w:val="-7"/>
+                <w:sz w:val="24"/>
+              </w:rPr>
+              <w:t xml:space="preserve"> </w:t>
+            </w:r>
+            <w:r>
+              <w:rPr>
+                <w:sz w:val="24"/>
+              </w:rPr>
+              <w:t>interface</w:t>
+            </w:r>
+            <w:r>
+              <w:rPr>
+                <w:spacing w:val="-9"/>
+                <w:sz w:val="24"/>
+              </w:rPr>
+              <w:t xml:space="preserve"> </w:t>
+            </w:r>
+            <w:r>
+              <w:rPr>
+                <w:sz w:val="24"/>
+              </w:rPr>
+              <w:t xml:space="preserve">de </w:t>
+            </w:r>
+            <w:r>
+              <w:rPr>
+                <w:rFonts w:hint="default"/>
+                <w:sz w:val="24"/>
+                <w:lang w:val="pt-BR"/>
+              </w:rPr>
+              <w:t>cadastro de empresa</w:t>
+            </w:r>
+          </w:p>
+          <w:p>
+            <w:pPr>
+              <w:pStyle w:val="18"/>
+              <w:numPr>
+                <w:ilvl w:val="0"/>
+                <w:numId w:val="0"/>
+              </w:numPr>
+              <w:tabs>
+                <w:tab w:val="left" w:pos="815"/>
+                <w:tab w:val="left" w:pos="828"/>
+              </w:tabs>
+              <w:spacing w:before="1" w:after="0" w:line="240" w:lineRule="auto"/>
+              <w:ind w:left="468" w:leftChars="0" w:right="242" w:rightChars="0"/>
+              <w:jc w:val="left"/>
+              <w:rPr>
+                <w:rFonts w:hint="default"/>
+                <w:sz w:val="24"/>
+                <w:lang w:val="pt-BR"/>
+              </w:rPr>
+            </w:pPr>
+            <w:r>
+              <w:rPr>
+                <w:rFonts w:hint="default"/>
+                <w:sz w:val="24"/>
+                <w:lang w:val="pt-BR"/>
+              </w:rPr>
+              <w:t xml:space="preserve">2 - </w:t>
+            </w:r>
+            <w:r>
+              <w:rPr>
+                <w:sz w:val="24"/>
+              </w:rPr>
+              <w:t>O usuário insere os dados obrigatórios</w:t>
+            </w:r>
+            <w:r>
+              <w:rPr>
+                <w:rFonts w:hint="default"/>
+                <w:sz w:val="24"/>
+                <w:lang w:val="pt-BR"/>
+              </w:rPr>
+              <w:t>.</w:t>
+            </w:r>
+          </w:p>
+          <w:p>
+            <w:pPr>
+              <w:pStyle w:val="18"/>
+              <w:numPr>
+                <w:ilvl w:val="0"/>
+                <w:numId w:val="0"/>
+              </w:numPr>
+              <w:tabs>
+                <w:tab w:val="left" w:pos="815"/>
+                <w:tab w:val="left" w:pos="828"/>
+              </w:tabs>
+              <w:spacing w:before="0" w:after="0" w:line="240" w:lineRule="auto"/>
+              <w:ind w:left="468" w:leftChars="0" w:right="521" w:rightChars="0"/>
+              <w:jc w:val="left"/>
+              <w:rPr>
+                <w:rFonts w:hint="default"/>
+                <w:sz w:val="24"/>
+                <w:lang w:val="pt-BR"/>
+              </w:rPr>
+            </w:pPr>
+            <w:r>
+              <w:rPr>
+                <w:rFonts w:hint="default"/>
+                <w:sz w:val="24"/>
+                <w:lang w:val="pt-BR"/>
+              </w:rPr>
+              <w:t xml:space="preserve">3 - </w:t>
+            </w:r>
+            <w:r>
+              <w:rPr>
+                <w:sz w:val="24"/>
+              </w:rPr>
+              <w:t>O</w:t>
+            </w:r>
+            <w:r>
+              <w:rPr>
+                <w:spacing w:val="-9"/>
+                <w:sz w:val="24"/>
+              </w:rPr>
+              <w:t xml:space="preserve"> </w:t>
+            </w:r>
+            <w:r>
+              <w:rPr>
+                <w:sz w:val="24"/>
+              </w:rPr>
+              <w:t>usuário</w:t>
+            </w:r>
+            <w:r>
+              <w:rPr>
+                <w:spacing w:val="-8"/>
+                <w:sz w:val="24"/>
+              </w:rPr>
+              <w:t xml:space="preserve"> </w:t>
+            </w:r>
+            <w:r>
+              <w:rPr>
+                <w:sz w:val="24"/>
+              </w:rPr>
+              <w:t>confirma</w:t>
+            </w:r>
+            <w:r>
+              <w:rPr>
+                <w:spacing w:val="-7"/>
+                <w:sz w:val="24"/>
+              </w:rPr>
+              <w:t xml:space="preserve"> </w:t>
+            </w:r>
+            <w:r>
+              <w:rPr>
+                <w:sz w:val="24"/>
+              </w:rPr>
+              <w:t>o</w:t>
+            </w:r>
+            <w:r>
+              <w:rPr>
+                <w:spacing w:val="-8"/>
+                <w:sz w:val="24"/>
+              </w:rPr>
+              <w:t xml:space="preserve"> </w:t>
+            </w:r>
+            <w:r>
+              <w:rPr>
+                <w:sz w:val="24"/>
+              </w:rPr>
+              <w:t>registro</w:t>
+            </w:r>
+            <w:r>
+              <w:rPr>
+                <w:spacing w:val="-6"/>
+                <w:sz w:val="24"/>
+              </w:rPr>
+              <w:t xml:space="preserve"> </w:t>
+            </w:r>
+            <w:r>
+              <w:rPr>
+                <w:sz w:val="24"/>
+              </w:rPr>
+              <w:t xml:space="preserve">do </w:t>
+            </w:r>
+            <w:r>
+              <w:rPr>
+                <w:rFonts w:hint="default"/>
+                <w:sz w:val="24"/>
+                <w:lang w:val="pt-BR"/>
+              </w:rPr>
+              <w:t>de empresa</w:t>
+            </w:r>
+          </w:p>
+        </w:tc>
+        <w:tc>
+          <w:tcPr>
+            <w:tcW w:w="4485" w:type="dxa"/>
+          </w:tcPr>
+          <w:p>
+            <w:pPr>
+              <w:pStyle w:val="18"/>
+              <w:numPr>
+                <w:ilvl w:val="0"/>
+                <w:numId w:val="49"/>
+              </w:numPr>
+              <w:tabs>
+                <w:tab w:val="left" w:pos="815"/>
+                <w:tab w:val="left" w:pos="827"/>
+              </w:tabs>
+              <w:spacing w:before="0" w:after="0" w:line="240" w:lineRule="auto"/>
+              <w:ind w:left="827" w:right="480" w:hanging="360"/>
+              <w:jc w:val="left"/>
+              <w:rPr>
+                <w:sz w:val="24"/>
+              </w:rPr>
+            </w:pPr>
+            <w:r>
+              <w:rPr>
+                <w:sz w:val="24"/>
+              </w:rPr>
+              <w:t>O</w:t>
+            </w:r>
+            <w:r>
+              <w:rPr>
+                <w:spacing w:val="-9"/>
+                <w:sz w:val="24"/>
+              </w:rPr>
+              <w:t xml:space="preserve"> </w:t>
+            </w:r>
+            <w:r>
+              <w:rPr>
+                <w:sz w:val="24"/>
+              </w:rPr>
+              <w:t>sistema</w:t>
+            </w:r>
+            <w:r>
+              <w:rPr>
+                <w:spacing w:val="-9"/>
+                <w:sz w:val="24"/>
+              </w:rPr>
+              <w:t xml:space="preserve"> </w:t>
+            </w:r>
+            <w:r>
+              <w:rPr>
+                <w:sz w:val="24"/>
+              </w:rPr>
+              <w:t>verifica</w:t>
+            </w:r>
+            <w:r>
+              <w:rPr>
+                <w:spacing w:val="-7"/>
+                <w:sz w:val="24"/>
+              </w:rPr>
+              <w:t xml:space="preserve"> </w:t>
+            </w:r>
+            <w:r>
+              <w:rPr>
+                <w:sz w:val="24"/>
+              </w:rPr>
+              <w:t>a</w:t>
+            </w:r>
+            <w:r>
+              <w:rPr>
+                <w:spacing w:val="-7"/>
+                <w:sz w:val="24"/>
+              </w:rPr>
+              <w:t xml:space="preserve"> </w:t>
+            </w:r>
+            <w:r>
+              <w:rPr>
+                <w:sz w:val="24"/>
+              </w:rPr>
+              <w:t>validade</w:t>
+            </w:r>
+            <w:r>
+              <w:rPr>
+                <w:spacing w:val="-9"/>
+                <w:sz w:val="24"/>
+              </w:rPr>
+              <w:t xml:space="preserve"> </w:t>
+            </w:r>
+            <w:r>
+              <w:rPr>
+                <w:sz w:val="24"/>
+              </w:rPr>
+              <w:t>dos dados inseridos.</w:t>
+            </w:r>
+          </w:p>
+          <w:p>
+            <w:pPr>
+              <w:pStyle w:val="18"/>
+              <w:numPr>
+                <w:ilvl w:val="0"/>
+                <w:numId w:val="49"/>
+              </w:numPr>
+              <w:tabs>
+                <w:tab w:val="left" w:pos="815"/>
+                <w:tab w:val="left" w:pos="827"/>
+              </w:tabs>
+              <w:spacing w:before="0" w:after="0" w:line="240" w:lineRule="auto"/>
+              <w:ind w:left="827" w:right="116" w:hanging="360"/>
+              <w:jc w:val="left"/>
+              <w:rPr>
+                <w:sz w:val="24"/>
+              </w:rPr>
+            </w:pPr>
+            <w:r>
+              <w:rPr>
+                <w:sz w:val="24"/>
+              </w:rPr>
+              <w:t>Se</w:t>
+            </w:r>
+            <w:r>
+              <w:rPr>
+                <w:spacing w:val="-7"/>
+                <w:sz w:val="24"/>
+              </w:rPr>
+              <w:t xml:space="preserve"> </w:t>
+            </w:r>
+            <w:r>
+              <w:rPr>
+                <w:sz w:val="24"/>
+              </w:rPr>
+              <w:t>os</w:t>
+            </w:r>
+            <w:r>
+              <w:rPr>
+                <w:spacing w:val="-7"/>
+                <w:sz w:val="24"/>
+              </w:rPr>
+              <w:t xml:space="preserve"> </w:t>
+            </w:r>
+            <w:r>
+              <w:rPr>
+                <w:sz w:val="24"/>
+              </w:rPr>
+              <w:t>dados</w:t>
+            </w:r>
+            <w:r>
+              <w:rPr>
+                <w:spacing w:val="-7"/>
+                <w:sz w:val="24"/>
+              </w:rPr>
+              <w:t xml:space="preserve"> </w:t>
+            </w:r>
+            <w:r>
+              <w:rPr>
+                <w:sz w:val="24"/>
+              </w:rPr>
+              <w:t>forem</w:t>
+            </w:r>
+            <w:r>
+              <w:rPr>
+                <w:spacing w:val="-5"/>
+                <w:sz w:val="24"/>
+              </w:rPr>
+              <w:t xml:space="preserve"> </w:t>
+            </w:r>
+            <w:r>
+              <w:rPr>
+                <w:sz w:val="24"/>
+              </w:rPr>
+              <w:t>válidos,</w:t>
+            </w:r>
+            <w:r>
+              <w:rPr>
+                <w:spacing w:val="-7"/>
+                <w:sz w:val="24"/>
+              </w:rPr>
+              <w:t xml:space="preserve"> </w:t>
+            </w:r>
+            <w:r>
+              <w:rPr>
+                <w:sz w:val="24"/>
+              </w:rPr>
+              <w:t>o</w:t>
+            </w:r>
+            <w:r>
+              <w:rPr>
+                <w:spacing w:val="-7"/>
+                <w:sz w:val="24"/>
+              </w:rPr>
+              <w:t xml:space="preserve"> </w:t>
+            </w:r>
+            <w:r>
+              <w:rPr>
+                <w:sz w:val="24"/>
+              </w:rPr>
+              <w:t xml:space="preserve">sistema grava as informações </w:t>
+            </w:r>
+            <w:r>
+              <w:rPr>
+                <w:rFonts w:hint="default"/>
+                <w:sz w:val="24"/>
+                <w:lang w:val="pt-BR"/>
+              </w:rPr>
+              <w:t>da empresa</w:t>
+            </w:r>
+            <w:r>
+              <w:rPr>
+                <w:sz w:val="24"/>
+              </w:rPr>
+              <w:t xml:space="preserve"> na base de dados.</w:t>
+            </w:r>
+          </w:p>
+          <w:p>
+            <w:pPr>
+              <w:pStyle w:val="18"/>
+              <w:numPr>
+                <w:ilvl w:val="0"/>
+                <w:numId w:val="49"/>
+              </w:numPr>
+              <w:tabs>
+                <w:tab w:val="left" w:pos="815"/>
+                <w:tab w:val="left" w:pos="827"/>
+              </w:tabs>
+              <w:spacing w:before="0" w:after="0" w:line="240" w:lineRule="auto"/>
+              <w:ind w:left="827" w:right="279" w:hanging="360"/>
+              <w:jc w:val="left"/>
+              <w:rPr>
+                <w:sz w:val="24"/>
+              </w:rPr>
+            </w:pPr>
+            <w:r>
+              <w:rPr>
+                <w:sz w:val="24"/>
+              </w:rPr>
+              <w:t>O</w:t>
+            </w:r>
+            <w:r>
+              <w:rPr>
+                <w:spacing w:val="-8"/>
+                <w:sz w:val="24"/>
+              </w:rPr>
+              <w:t xml:space="preserve"> </w:t>
+            </w:r>
+            <w:r>
+              <w:rPr>
+                <w:sz w:val="24"/>
+              </w:rPr>
+              <w:t>sistema</w:t>
+            </w:r>
+            <w:r>
+              <w:rPr>
+                <w:spacing w:val="-8"/>
+                <w:sz w:val="24"/>
+              </w:rPr>
+              <w:t xml:space="preserve"> </w:t>
+            </w:r>
+            <w:r>
+              <w:rPr>
+                <w:sz w:val="24"/>
+              </w:rPr>
+              <w:t>exibe</w:t>
+            </w:r>
+            <w:r>
+              <w:rPr>
+                <w:spacing w:val="-11"/>
+                <w:sz w:val="24"/>
+              </w:rPr>
+              <w:t xml:space="preserve"> </w:t>
+            </w:r>
+            <w:r>
+              <w:rPr>
+                <w:sz w:val="24"/>
+              </w:rPr>
+              <w:t>uma</w:t>
+            </w:r>
+            <w:r>
+              <w:rPr>
+                <w:spacing w:val="-6"/>
+                <w:sz w:val="24"/>
+              </w:rPr>
+              <w:t xml:space="preserve"> </w:t>
+            </w:r>
+            <w:r>
+              <w:rPr>
+                <w:sz w:val="24"/>
+              </w:rPr>
+              <w:t>mensagem</w:t>
+            </w:r>
+            <w:r>
+              <w:rPr>
+                <w:spacing w:val="-7"/>
+                <w:sz w:val="24"/>
+              </w:rPr>
+              <w:t xml:space="preserve"> </w:t>
+            </w:r>
+            <w:r>
+              <w:rPr>
+                <w:sz w:val="24"/>
+              </w:rPr>
+              <w:t>de sucesso confirmando o registro.</w:t>
+            </w:r>
+          </w:p>
+          <w:p>
+            <w:pPr>
+              <w:pStyle w:val="18"/>
+              <w:numPr>
+                <w:ilvl w:val="0"/>
+                <w:numId w:val="49"/>
+              </w:numPr>
+              <w:tabs>
+                <w:tab w:val="left" w:pos="815"/>
+                <w:tab w:val="left" w:pos="827"/>
+              </w:tabs>
+              <w:spacing w:before="0" w:after="0" w:line="240" w:lineRule="auto"/>
+              <w:ind w:left="827" w:right="279" w:hanging="360"/>
+              <w:jc w:val="left"/>
+              <w:rPr>
+                <w:sz w:val="24"/>
+              </w:rPr>
+            </w:pPr>
+            <w:r>
+              <w:rPr>
+                <w:sz w:val="24"/>
+              </w:rPr>
+              <w:t>Se</w:t>
+            </w:r>
+            <w:r>
+              <w:rPr>
+                <w:spacing w:val="-1"/>
+                <w:sz w:val="24"/>
+              </w:rPr>
+              <w:t xml:space="preserve"> </w:t>
+            </w:r>
+            <w:r>
+              <w:rPr>
+                <w:sz w:val="24"/>
+              </w:rPr>
+              <w:t>houver algum problema</w:t>
+            </w:r>
+            <w:r>
+              <w:rPr>
+                <w:spacing w:val="-1"/>
+                <w:sz w:val="24"/>
+              </w:rPr>
+              <w:t xml:space="preserve"> </w:t>
+            </w:r>
+            <w:r>
+              <w:rPr>
+                <w:sz w:val="24"/>
+              </w:rPr>
+              <w:t>com os dados (e.g., campos em branco, formato</w:t>
+            </w:r>
+            <w:r>
+              <w:rPr>
+                <w:spacing w:val="-9"/>
+                <w:sz w:val="24"/>
+              </w:rPr>
+              <w:t xml:space="preserve"> </w:t>
+            </w:r>
+            <w:r>
+              <w:rPr>
+                <w:sz w:val="24"/>
+              </w:rPr>
+              <w:t>incorreto),</w:t>
+            </w:r>
+            <w:r>
+              <w:rPr>
+                <w:spacing w:val="-9"/>
+                <w:sz w:val="24"/>
+              </w:rPr>
+              <w:t xml:space="preserve"> </w:t>
+            </w:r>
+            <w:r>
+              <w:rPr>
+                <w:sz w:val="24"/>
+              </w:rPr>
+              <w:t>o</w:t>
+            </w:r>
+            <w:r>
+              <w:rPr>
+                <w:spacing w:val="-9"/>
+                <w:sz w:val="24"/>
+              </w:rPr>
+              <w:t xml:space="preserve"> </w:t>
+            </w:r>
+            <w:r>
+              <w:rPr>
+                <w:sz w:val="24"/>
+              </w:rPr>
+              <w:t>sistema</w:t>
+            </w:r>
+            <w:r>
+              <w:rPr>
+                <w:spacing w:val="-10"/>
+                <w:sz w:val="24"/>
+              </w:rPr>
+              <w:t xml:space="preserve"> </w:t>
+            </w:r>
+            <w:r>
+              <w:rPr>
+                <w:sz w:val="24"/>
+              </w:rPr>
+              <w:t>exibe uma mensagem de erro e não prossegue com o registro.</w:t>
+            </w:r>
+          </w:p>
+        </w:tc>
+      </w:tr>
+    </w:tbl>
+    <w:p>
+      <w:pPr>
+        <w:pStyle w:val="18"/>
+        <w:spacing w:after="0" w:line="240" w:lineRule="auto"/>
+        <w:jc w:val="left"/>
+        <w:rPr>
+          <w:sz w:val="24"/>
+        </w:rPr>
         <w:sectPr>
           <w:pgSz w:w="12240" w:h="15840"/>
           <w:pgMar w:top="1300" w:right="720" w:bottom="280" w:left="1080" w:header="597" w:footer="0" w:gutter="0"/>
@@ -32952,8 +38302,6 @@
           <w:sz w:val="28"/>
         </w:rPr>
       </w:pPr>
-      <w:bookmarkStart w:id="72" w:name="_GoBack"/>
-      <w:bookmarkEnd w:id="72"/>
       <w:r>
         <w:rPr>
           <w:rFonts w:hint="default"/>
@@ -33878,9 +39226,9 @@
         <w:ind w:left="1053" w:right="0" w:hanging="432"/>
         <w:jc w:val="left"/>
       </w:pPr>
-      <w:bookmarkStart w:id="64" w:name="_bookmark32"/>
+      <w:bookmarkStart w:id="64" w:name="7VISÃO ESTÁTICA"/>
       <w:bookmarkEnd w:id="64"/>
-      <w:bookmarkStart w:id="65" w:name="7VISÃO ESTÁTICA"/>
+      <w:bookmarkStart w:id="65" w:name="_bookmark32"/>
       <w:bookmarkEnd w:id="65"/>
       <w:r>
         <w:t>VISÃO</w:t>
@@ -44655,6 +50003,12 @@
             <w:insideH w:val="single" w:color="000000" w:sz="4" w:space="0"/>
             <w:insideV w:val="single" w:color="000000" w:sz="4" w:space="0"/>
           </w:tblBorders>
+          <w:tblCellMar>
+            <w:top w:w="0" w:type="dxa"/>
+            <w:left w:w="0" w:type="dxa"/>
+            <w:bottom w:w="0" w:type="dxa"/>
+            <w:right w:w="0" w:type="dxa"/>
+          </w:tblCellMar>
         </w:tblPrEx>
         <w:trPr>
           <w:trHeight w:val="276" w:hRule="atLeast"/>

--- a/Docs/Documentacao/Estagio II/Documentacao_II.docx
+++ b/Docs/Documentacao/Estagio II/Documentacao_II.docx
@@ -36172,6 +36172,12 @@
             <w:insideH w:val="single" w:color="000000" w:sz="4" w:space="0"/>
             <w:insideV w:val="single" w:color="000000" w:sz="4" w:space="0"/>
           </w:tblBorders>
+          <w:tblCellMar>
+            <w:top w:w="0" w:type="dxa"/>
+            <w:left w:w="0" w:type="dxa"/>
+            <w:bottom w:w="0" w:type="dxa"/>
+            <w:right w:w="0" w:type="dxa"/>
+          </w:tblCellMar>
         </w:tblPrEx>
         <w:trPr>
           <w:trHeight w:val="321" w:hRule="atLeast"/>
@@ -59904,7 +59910,7 @@
           <w:spacing w:val="-2"/>
           <w:sz w:val="28"/>
         </w:rPr>
-        <w:t xml:space="preserve">  createdAt DATETIME NOT NULL,</w:t>
+        <w:t xml:space="preserve">  userId INT(11) NOT NULL,</w:t>
       </w:r>
     </w:p>
     <w:p>
@@ -59924,7 +59930,7 @@
           <w:spacing w:val="-2"/>
           <w:sz w:val="28"/>
         </w:rPr>
-        <w:t xml:space="preserve">  updatedAt DATETIME NOT NULL,</w:t>
+        <w:t xml:space="preserve">  createdAt DATETIME NOT NULL DEFAULT CURRENT_TIMESTAMP,</w:t>
       </w:r>
     </w:p>
     <w:p>
@@ -59944,7 +59950,7 @@
           <w:spacing w:val="-2"/>
           <w:sz w:val="28"/>
         </w:rPr>
-        <w:t xml:space="preserve">  PRIMARY KEY (id),</w:t>
+        <w:t xml:space="preserve">  updatedAt DATETIME NOT NULL DEFAULT CURRENT_TIMESTAMP ON UPDATE CURRENT_TIMESTAMP,</w:t>
       </w:r>
     </w:p>
     <w:p>
@@ -59964,7 +59970,7 @@
           <w:spacing w:val="-2"/>
           <w:sz w:val="28"/>
         </w:rPr>
-        <w:t xml:space="preserve">  KEY addressId (addressId),</w:t>
+        <w:t xml:space="preserve">  PRIMARY KEY (id),</w:t>
       </w:r>
     </w:p>
     <w:p>
@@ -59984,7 +59990,7 @@
           <w:spacing w:val="-2"/>
           <w:sz w:val="28"/>
         </w:rPr>
-        <w:t xml:space="preserve">  CONSTRAINT companies_ibfk_1 FOREIGN KEY (addressId) REFERENCES addresses (id)</w:t>
+        <w:t xml:space="preserve">  KEY addressId (addressId),</w:t>
       </w:r>
     </w:p>
     <w:p>
@@ -60004,8 +60010,10 @@
           <w:spacing w:val="-2"/>
           <w:sz w:val="28"/>
         </w:rPr>
-        <w:t>) ENGINE=InnoDB DEFAULT CHARSET=utf8mb4</w:t>
-      </w:r>
+        <w:t xml:space="preserve">  KEY userId (userId),</w:t>
+      </w:r>
+      <w:bookmarkStart w:id="72" w:name="_GoBack"/>
+      <w:bookmarkEnd w:id="72"/>
     </w:p>
     <w:p>
       <w:pPr>
@@ -60024,7 +60032,7 @@
           <w:spacing w:val="-2"/>
           <w:sz w:val="28"/>
         </w:rPr>
-        <w:t>COLLATE=utf8mb4_general_ci;</w:t>
+        <w:t xml:space="preserve">  CONSTRAINT companies_ibfk_1 FOREIGN KEY (addressId) REFERENCES addresses (id),</w:t>
       </w:r>
     </w:p>
     <w:p>
@@ -60033,10 +60041,19 @@
         <w:ind w:left="621" w:right="0" w:firstLine="0"/>
         <w:jc w:val="left"/>
         <w:rPr>
+          <w:rFonts w:hint="default"/>
           <w:spacing w:val="-2"/>
           <w:sz w:val="28"/>
         </w:rPr>
       </w:pPr>
+      <w:r>
+        <w:rPr>
+          <w:rFonts w:hint="default"/>
+          <w:spacing w:val="-2"/>
+          <w:sz w:val="28"/>
+        </w:rPr>
+        <w:t xml:space="preserve">  CONSTRAINT companies_ibfk_2 FOREIGN KEY (userId) REFERENCES users (id)</w:t>
+      </w:r>
     </w:p>
     <w:p>
       <w:pPr>
@@ -60055,7 +60072,7 @@
           <w:spacing w:val="-2"/>
           <w:sz w:val="28"/>
         </w:rPr>
-        <w:t>CREATE TABLE serviceproviders (</w:t>
+        <w:t>) ENGINE=InnoDB DEFAULT CHARSET=utf8mb4 COLLATE=utf8mb4_general_ci;</w:t>
       </w:r>
     </w:p>
     <w:p>
@@ -60064,19 +60081,10 @@
         <w:ind w:left="621" w:right="0" w:firstLine="0"/>
         <w:jc w:val="left"/>
         <w:rPr>
-          <w:rFonts w:hint="default"/>
           <w:spacing w:val="-2"/>
           <w:sz w:val="28"/>
         </w:rPr>
       </w:pPr>
-      <w:r>
-        <w:rPr>
-          <w:rFonts w:hint="default"/>
-          <w:spacing w:val="-2"/>
-          <w:sz w:val="28"/>
-        </w:rPr>
-        <w:t xml:space="preserve">  id INT(11) NOT NULL AUTO_INCREMENT,</w:t>
-      </w:r>
     </w:p>
     <w:p>
       <w:pPr>
@@ -60095,7 +60103,7 @@
           <w:spacing w:val="-2"/>
           <w:sz w:val="28"/>
         </w:rPr>
-        <w:t xml:space="preserve">  businessName VARCHAR(255) NOT NULL,</w:t>
+        <w:t>CREATE TABLE serviceproviders (</w:t>
       </w:r>
     </w:p>
     <w:p>
@@ -60115,7 +60123,7 @@
           <w:spacing w:val="-2"/>
           <w:sz w:val="28"/>
         </w:rPr>
-        <w:t xml:space="preserve">  companyName VARCHAR(255) NOT NULL,</w:t>
+        <w:t xml:space="preserve">  id INT(11) NOT NULL AUTO_INCREMENT,</w:t>
       </w:r>
     </w:p>
     <w:p>
@@ -60135,7 +60143,7 @@
           <w:spacing w:val="-2"/>
           <w:sz w:val="28"/>
         </w:rPr>
-        <w:t xml:space="preserve">  cnpj VARCHAR(14) NOT NULL,</w:t>
+        <w:t xml:space="preserve">  businessName VARCHAR(255) NOT NULL,</w:t>
       </w:r>
     </w:p>
     <w:p>
@@ -60155,7 +60163,7 @@
           <w:spacing w:val="-2"/>
           <w:sz w:val="28"/>
         </w:rPr>
-        <w:t xml:space="preserve">  phone VARCHAR(15) DEFAULT NULL,</w:t>
+        <w:t xml:space="preserve">  companyName VARCHAR(255) NOT NULL,</w:t>
       </w:r>
     </w:p>
     <w:p>
@@ -60175,7 +60183,7 @@
           <w:spacing w:val="-2"/>
           <w:sz w:val="28"/>
         </w:rPr>
-        <w:t xml:space="preserve">  userId INT(11) NOT NULL,</w:t>
+        <w:t xml:space="preserve">  cnpj VARCHAR(14) NOT NULL,</w:t>
       </w:r>
     </w:p>
     <w:p>
@@ -60195,7 +60203,7 @@
           <w:spacing w:val="-2"/>
           <w:sz w:val="28"/>
         </w:rPr>
-        <w:t xml:space="preserve">  createdAt DATETIME NOT NULL,</w:t>
+        <w:t xml:space="preserve">  phone VARCHAR(15) DEFAULT NULL,</w:t>
       </w:r>
     </w:p>
     <w:p>
@@ -60215,7 +60223,7 @@
           <w:spacing w:val="-2"/>
           <w:sz w:val="28"/>
         </w:rPr>
-        <w:t xml:space="preserve">  updatedAt DATETIME NOT NULL,</w:t>
+        <w:t xml:space="preserve">  userId INT(11) NOT NULL,</w:t>
       </w:r>
     </w:p>
     <w:p>
@@ -60235,7 +60243,7 @@
           <w:spacing w:val="-2"/>
           <w:sz w:val="28"/>
         </w:rPr>
-        <w:t xml:space="preserve">  deletedAt DATETIME DEFAULT NULL,</w:t>
+        <w:t xml:space="preserve">  createdAt DATETIME NOT NULL,</w:t>
       </w:r>
     </w:p>
     <w:p>
@@ -60255,7 +60263,7 @@
           <w:spacing w:val="-2"/>
           <w:sz w:val="28"/>
         </w:rPr>
-        <w:t xml:space="preserve">  PRIMARY KEY (id),</w:t>
+        <w:t xml:space="preserve">  updatedAt DATETIME NOT NULL,</w:t>
       </w:r>
     </w:p>
     <w:p>
@@ -60275,7 +60283,7 @@
           <w:spacing w:val="-2"/>
           <w:sz w:val="28"/>
         </w:rPr>
-        <w:t xml:space="preserve">  UNIQUE KEY cnpj (cnpj),</w:t>
+        <w:t xml:space="preserve">  deletedAt DATETIME DEFAULT NULL,</w:t>
       </w:r>
     </w:p>
     <w:p>
@@ -60295,7 +60303,7 @@
           <w:spacing w:val="-2"/>
           <w:sz w:val="28"/>
         </w:rPr>
-        <w:t xml:space="preserve">  KEY userId (userId),</w:t>
+        <w:t xml:space="preserve">  PRIMARY KEY (id),</w:t>
       </w:r>
     </w:p>
     <w:p>
@@ -60315,7 +60323,7 @@
           <w:spacing w:val="-2"/>
           <w:sz w:val="28"/>
         </w:rPr>
-        <w:t xml:space="preserve">  CONSTRAINT serviceproviders_ibfk_1 FOREIGN KEY (userId) REFERENCES users (id)</w:t>
+        <w:t xml:space="preserve">  UNIQUE KEY cnpj (cnpj),</w:t>
       </w:r>
     </w:p>
     <w:p>
@@ -60335,7 +60343,7 @@
           <w:spacing w:val="-2"/>
           <w:sz w:val="28"/>
         </w:rPr>
-        <w:t>) ENGINE=InnoDB DEFAULT CHARSET=utf8mb4</w:t>
+        <w:t xml:space="preserve">  KEY userId (userId),</w:t>
       </w:r>
     </w:p>
     <w:p>
@@ -60355,7 +60363,7 @@
           <w:spacing w:val="-2"/>
           <w:sz w:val="28"/>
         </w:rPr>
-        <w:t>COLLATE=utf8mb4_general_ci;</w:t>
+        <w:t xml:space="preserve">  CONSTRAINT serviceproviders_ibfk_1 FOREIGN KEY (userId) REFERENCES users (id)</w:t>
       </w:r>
     </w:p>
     <w:p>
@@ -60369,6 +60377,14 @@
           <w:sz w:val="28"/>
         </w:rPr>
       </w:pPr>
+      <w:r>
+        <w:rPr>
+          <w:rFonts w:hint="default"/>
+          <w:spacing w:val="-2"/>
+          <w:sz w:val="28"/>
+        </w:rPr>
+        <w:t>) ENGINE=InnoDB DEFAULT CHARSET=utf8mb4</w:t>
+      </w:r>
     </w:p>
     <w:p>
       <w:pPr>
@@ -60387,7 +60403,7 @@
           <w:spacing w:val="-2"/>
           <w:sz w:val="28"/>
         </w:rPr>
-        <w:t>CREATE TABLE maintenances (</w:t>
+        <w:t>COLLATE=utf8mb4_general_ci;</w:t>
       </w:r>
     </w:p>
     <w:p>
@@ -60401,14 +60417,6 @@
           <w:sz w:val="28"/>
         </w:rPr>
       </w:pPr>
-      <w:r>
-        <w:rPr>
-          <w:rFonts w:hint="default"/>
-          <w:spacing w:val="-2"/>
-          <w:sz w:val="28"/>
-        </w:rPr>
-        <w:t xml:space="preserve">  id INT(11) NOT NULL AUTO_INCREMENT,</w:t>
-      </w:r>
     </w:p>
     <w:p>
       <w:pPr>
@@ -60427,7 +60435,7 @@
           <w:spacing w:val="-2"/>
           <w:sz w:val="28"/>
         </w:rPr>
-        <w:t xml:space="preserve">  userId INT(11) NOT NULL,</w:t>
+        <w:t>CREATE TABLE maintenances (</w:t>
       </w:r>
     </w:p>
     <w:p>
@@ -60447,7 +60455,7 @@
           <w:spacing w:val="-2"/>
           <w:sz w:val="28"/>
         </w:rPr>
-        <w:t xml:space="preserve">  date DATETIME NOT NULL,</w:t>
+        <w:t xml:space="preserve">  id INT(11) NOT NULL AUTO_INCREMENT,</w:t>
       </w:r>
     </w:p>
     <w:p>
@@ -60467,7 +60475,7 @@
           <w:spacing w:val="-2"/>
           <w:sz w:val="28"/>
         </w:rPr>
-        <w:t xml:space="preserve">  nfe VARCHAR(255) DEFAULT NULL,</w:t>
+        <w:t xml:space="preserve">  userId INT(11) NOT NULL,</w:t>
       </w:r>
     </w:p>
     <w:p>
@@ -60487,7 +60495,7 @@
           <w:spacing w:val="-2"/>
           <w:sz w:val="28"/>
         </w:rPr>
-        <w:t xml:space="preserve">  type ENUM('conserto', 'lavagem', 'troca de oleo', 'outro') NOT NULL,</w:t>
+        <w:t xml:space="preserve">  date DATETIME NOT NULL,</w:t>
       </w:r>
     </w:p>
     <w:p>
@@ -60507,7 +60515,7 @@
           <w:spacing w:val="-2"/>
           <w:sz w:val="28"/>
         </w:rPr>
-        <w:t xml:space="preserve">  description VARCHAR(255) DEFAULT NULL,</w:t>
+        <w:t xml:space="preserve">  nfe VARCHAR(255) DEFAULT NULL,</w:t>
       </w:r>
     </w:p>
     <w:p>
@@ -60527,7 +60535,7 @@
           <w:spacing w:val="-2"/>
           <w:sz w:val="28"/>
         </w:rPr>
-        <w:t xml:space="preserve">  serviceProviderId INT(11) NOT NULL,</w:t>
+        <w:t xml:space="preserve">  type ENUM('conserto', 'lavagem', 'troca de oleo', 'outro') NOT NULL,</w:t>
       </w:r>
     </w:p>
     <w:p>
@@ -60547,7 +60555,7 @@
           <w:spacing w:val="-2"/>
           <w:sz w:val="28"/>
         </w:rPr>
-        <w:t xml:space="preserve">  vehicleId INT(11) NOT NULL,</w:t>
+        <w:t xml:space="preserve">  description VARCHAR(255) DEFAULT NULL,</w:t>
       </w:r>
     </w:p>
     <w:p>
@@ -60567,7 +60575,7 @@
           <w:spacing w:val="-2"/>
           <w:sz w:val="28"/>
         </w:rPr>
-        <w:t xml:space="preserve">  price DECIMAL(10,2) NOT NULL,</w:t>
+        <w:t xml:space="preserve">  serviceProviderId INT(11) NOT NULL,</w:t>
       </w:r>
     </w:p>
     <w:p>
@@ -60587,7 +60595,7 @@
           <w:spacing w:val="-2"/>
           <w:sz w:val="28"/>
         </w:rPr>
-        <w:t xml:space="preserve">  status ENUM('aberto', 'parcelado', 'pago') NOT NULL DEFAULT 'aberto',</w:t>
+        <w:t xml:space="preserve">  vehicleId INT(11) NOT NULL,</w:t>
       </w:r>
     </w:p>
     <w:p>
@@ -60607,7 +60615,7 @@
           <w:spacing w:val="-2"/>
           <w:sz w:val="28"/>
         </w:rPr>
-        <w:t xml:space="preserve">  createdAt DATETIME NOT NULL,</w:t>
+        <w:t xml:space="preserve">  price DECIMAL(10,2) NOT NULL,</w:t>
       </w:r>
     </w:p>
     <w:p>
@@ -60627,7 +60635,7 @@
           <w:spacing w:val="-2"/>
           <w:sz w:val="28"/>
         </w:rPr>
-        <w:t xml:space="preserve">  updatedAt DATETIME NOT NULL,</w:t>
+        <w:t xml:space="preserve">  status ENUM('aberto', 'parcelado', 'pago') NOT NULL DEFAULT 'aberto',</w:t>
       </w:r>
     </w:p>
     <w:p>
@@ -60647,7 +60655,7 @@
           <w:spacing w:val="-2"/>
           <w:sz w:val="28"/>
         </w:rPr>
-        <w:t xml:space="preserve">  PRIMARY KEY (id),</w:t>
+        <w:t xml:space="preserve">  createdAt DATETIME NOT NULL,</w:t>
       </w:r>
     </w:p>
     <w:p>
@@ -60667,7 +60675,7 @@
           <w:spacing w:val="-2"/>
           <w:sz w:val="28"/>
         </w:rPr>
-        <w:t xml:space="preserve">  KEY userId (userId),</w:t>
+        <w:t xml:space="preserve">  updatedAt DATETIME NOT NULL,</w:t>
       </w:r>
     </w:p>
     <w:p>
@@ -60687,7 +60695,7 @@
           <w:spacing w:val="-2"/>
           <w:sz w:val="28"/>
         </w:rPr>
-        <w:t xml:space="preserve">  KEY serviceProviderId (serviceProviderId),</w:t>
+        <w:t xml:space="preserve">  PRIMARY KEY (id),</w:t>
       </w:r>
     </w:p>
     <w:p>
@@ -60707,7 +60715,7 @@
           <w:spacing w:val="-2"/>
           <w:sz w:val="28"/>
         </w:rPr>
-        <w:t xml:space="preserve">  KEY vehicleId (vehicleId),</w:t>
+        <w:t xml:space="preserve">  KEY userId (userId),</w:t>
       </w:r>
     </w:p>
     <w:p>
@@ -60727,7 +60735,7 @@
           <w:spacing w:val="-2"/>
           <w:sz w:val="28"/>
         </w:rPr>
-        <w:t xml:space="preserve">  CONSTRAINT maintenances_ibfk_1 FOREIGN KEY (userId) REFERENCES users (id),</w:t>
+        <w:t xml:space="preserve">  KEY serviceProviderId (serviceProviderId),</w:t>
       </w:r>
     </w:p>
     <w:p>
@@ -60747,7 +60755,7 @@
           <w:spacing w:val="-2"/>
           <w:sz w:val="28"/>
         </w:rPr>
-        <w:t xml:space="preserve">  CONSTRAINT maintenances_ibfk_2 FOREIGN KEY (serviceProviderId) REFERENCES serviceproviders (id),</w:t>
+        <w:t xml:space="preserve">  KEY vehicleId (vehicleId),</w:t>
       </w:r>
     </w:p>
     <w:p>
@@ -60767,7 +60775,7 @@
           <w:spacing w:val="-2"/>
           <w:sz w:val="28"/>
         </w:rPr>
-        <w:t xml:space="preserve">  CONSTRAINT maintenances_ibfk_3 FOREIGN KEY (vehicleId) REFERENCES vehicles (id)</w:t>
+        <w:t xml:space="preserve">  CONSTRAINT maintenances_ibfk_1 FOREIGN KEY (userId) REFERENCES users (id),</w:t>
       </w:r>
     </w:p>
     <w:p>
@@ -60787,7 +60795,7 @@
           <w:spacing w:val="-2"/>
           <w:sz w:val="28"/>
         </w:rPr>
-        <w:t>) ENGINE=InnoDB DEFAULT CHARSET=utf8mb4</w:t>
+        <w:t xml:space="preserve">  CONSTRAINT maintenances_ibfk_2 FOREIGN KEY (serviceProviderId) REFERENCES serviceproviders (id),</w:t>
       </w:r>
     </w:p>
     <w:p>
@@ -60807,7 +60815,7 @@
           <w:spacing w:val="-2"/>
           <w:sz w:val="28"/>
         </w:rPr>
-        <w:t>COLLATE=utf8mb4_general_ci;</w:t>
+        <w:t xml:space="preserve">  CONSTRAINT maintenances_ibfk_3 FOREIGN KEY (vehicleId) REFERENCES vehicles (id)</w:t>
       </w:r>
     </w:p>
     <w:p>
@@ -60821,8 +60829,46 @@
           <w:sz w:val="28"/>
         </w:rPr>
       </w:pPr>
-      <w:bookmarkStart w:id="72" w:name="_GoBack"/>
-      <w:bookmarkEnd w:id="72"/>
+      <w:r>
+        <w:rPr>
+          <w:rFonts w:hint="default"/>
+          <w:spacing w:val="-2"/>
+          <w:sz w:val="28"/>
+        </w:rPr>
+        <w:t>) ENGINE=InnoDB DEFAULT CHARSET=utf8mb4</w:t>
+      </w:r>
+    </w:p>
+    <w:p>
+      <w:pPr>
+        <w:spacing w:before="0"/>
+        <w:ind w:left="621" w:right="0" w:firstLine="0"/>
+        <w:jc w:val="left"/>
+        <w:rPr>
+          <w:rFonts w:hint="default"/>
+          <w:spacing w:val="-2"/>
+          <w:sz w:val="28"/>
+        </w:rPr>
+      </w:pPr>
+      <w:r>
+        <w:rPr>
+          <w:rFonts w:hint="default"/>
+          <w:spacing w:val="-2"/>
+          <w:sz w:val="28"/>
+        </w:rPr>
+        <w:t>COLLATE=utf8mb4_general_ci;</w:t>
+      </w:r>
+    </w:p>
+    <w:p>
+      <w:pPr>
+        <w:spacing w:before="0"/>
+        <w:ind w:left="621" w:right="0" w:firstLine="0"/>
+        <w:jc w:val="left"/>
+        <w:rPr>
+          <w:rFonts w:hint="default"/>
+          <w:spacing w:val="-2"/>
+          <w:sz w:val="28"/>
+        </w:rPr>
+      </w:pPr>
     </w:p>
     <w:sectPr>
       <w:pgSz w:w="12240" w:h="15840"/>

--- a/Docs/Documentacao/Estagio II/Documentacao_II.docx
+++ b/Docs/Documentacao/Estagio II/Documentacao_II.docx
@@ -9185,7 +9185,7 @@
                 <w:rFonts w:hint="default"/>
                 <w:lang w:val="pt-BR"/>
               </w:rPr>
-              <w:t>Relátorio de Quilometragem dos Veículos</w:t>
+              <w:t>Relatório de Quilometragem dos Veículos</w:t>
             </w:r>
           </w:p>
         </w:tc>
@@ -9271,8 +9271,10 @@
                 <w:rFonts w:hint="default"/>
                 <w:lang w:val="pt-BR"/>
               </w:rPr>
-              <w:t>Relatório de Ordens de Entrega</w:t>
-            </w:r>
+              <w:t>Relatório de Ordem de Entrega</w:t>
+            </w:r>
+            <w:bookmarkStart w:id="72" w:name="_GoBack"/>
+            <w:bookmarkEnd w:id="72"/>
           </w:p>
         </w:tc>
         <w:tc>
@@ -60012,8 +60014,6 @@
         </w:rPr>
         <w:t xml:space="preserve">  KEY userId (userId),</w:t>
       </w:r>
-      <w:bookmarkStart w:id="72" w:name="_GoBack"/>
-      <w:bookmarkEnd w:id="72"/>
     </w:p>
     <w:p>
       <w:pPr>
